--- a/docs/RAPPORT_FINAL_PROJET_IA_GENERATIVE.docx
+++ b/docs/RAPPORT_FINAL_PROJET_IA_GENERATIVE.docx
@@ -6,20 +6,58 @@
     <w:p/>
     <w:p/>
     <w:p>
-      <w:pPr>
-        <w:shd w:val="clear" w:color="auto" w:fill="EBF5FB"/>
-        <w:spacing w:before="160" w:after="160"/>
-        <w:jc w:val="center"/>
-      </w:pPr>
       <w:r>
         <w:rPr>
           <w:i/>
+          <w:noProof/>
           <w:color w:val="2E86C1"/>
           <w:sz w:val="20"/>
         </w:rPr>
-        <w:t>[ INSERT IMAGE: Logo EFREI Paris — fichier: Efrei-logo-couleur.svg ]</w:t>
+        <w:drawing>
+          <wp:inline distT="0" distB="0" distL="0" distR="0" wp14:anchorId="5A0FE081" wp14:editId="3EEE7B04">
+            <wp:extent cx="5972810" cy="2139315"/>
+            <wp:effectExtent l="0" t="0" r="8890" b="0"/>
+            <wp:docPr id="23" name="Graphic 23"/>
+            <wp:cNvGraphicFramePr>
+              <a:graphicFrameLocks xmlns:a="http://schemas.openxmlformats.org/drawingml/2006/main" noChangeAspect="1"/>
+            </wp:cNvGraphicFramePr>
+            <a:graphic xmlns:a="http://schemas.openxmlformats.org/drawingml/2006/main">
+              <a:graphicData uri="http://schemas.openxmlformats.org/drawingml/2006/picture">
+                <pic:pic xmlns:pic="http://schemas.openxmlformats.org/drawingml/2006/picture">
+                  <pic:nvPicPr>
+                    <pic:cNvPr id="1" name=""/>
+                    <pic:cNvPicPr/>
+                  </pic:nvPicPr>
+                  <pic:blipFill>
+                    <a:blip r:embed="rId6">
+                      <a:extLst>
+                        <a:ext uri="{96DAC541-7B7A-43D3-8B79-37D633B846F1}">
+                          <asvg:svgBlip xmlns:asvg="http://schemas.microsoft.com/office/drawing/2016/SVG/main" r:embed="rId7"/>
+                        </a:ext>
+                      </a:extLst>
+                    </a:blip>
+                    <a:stretch>
+                      <a:fillRect/>
+                    </a:stretch>
+                  </pic:blipFill>
+                  <pic:spPr>
+                    <a:xfrm>
+                      <a:off x="0" y="0"/>
+                      <a:ext cx="5972810" cy="2139315"/>
+                    </a:xfrm>
+                    <a:prstGeom prst="rect">
+                      <a:avLst/>
+                    </a:prstGeom>
+                  </pic:spPr>
+                </pic:pic>
+              </a:graphicData>
+            </a:graphic>
+          </wp:inline>
+        </w:drawing>
       </w:r>
     </w:p>
+    <w:p/>
+    <w:p/>
     <w:p/>
     <w:p>
       <w:pPr>
@@ -36,25 +74,29 @@
     </w:p>
     <w:p>
       <w:pPr>
+        <w:pStyle w:val="Heading3"/>
         <w:jc w:val="center"/>
+        <w:rPr>
+          <w:sz w:val="28"/>
+          <w:szCs w:val="24"/>
+        </w:rPr>
       </w:pPr>
       <w:r>
         <w:rPr>
-          <w:color w:val="216FA3"/>
-          <w:sz w:val="32"/>
+          <w:sz w:val="28"/>
+          <w:szCs w:val="24"/>
         </w:rPr>
         <w:t>Moteur de Recommandation Cinématographique</w:t>
       </w:r>
       <w:r>
         <w:rPr>
-          <w:color w:val="216FA3"/>
-          <w:sz w:val="32"/>
+          <w:sz w:val="28"/>
+          <w:szCs w:val="24"/>
         </w:rPr>
         <w:br/>
         <w:t>Sémantique et Génératif</w:t>
       </w:r>
     </w:p>
-    <w:p/>
     <w:p>
       <w:pPr>
         <w:jc w:val="center"/>
@@ -105,7 +147,23 @@
           <w:color w:val="1B4F72"/>
           <w:sz w:val="24"/>
         </w:rPr>
-        <w:t>CHUEMBOU MBAH Adrien Duval  &amp;  QUAND DAT Le</w:t>
+        <w:t>CHUEMBOU MBAH Adrien Duval  &amp;  QUAN</w:t>
+      </w:r>
+      <w:r>
+        <w:rPr>
+          <w:b/>
+          <w:color w:val="1B4F72"/>
+          <w:sz w:val="24"/>
+        </w:rPr>
+        <w:t>G</w:t>
+      </w:r>
+      <w:r>
+        <w:rPr>
+          <w:b/>
+          <w:color w:val="1B4F72"/>
+          <w:sz w:val="24"/>
+        </w:rPr>
+        <w:t xml:space="preserve"> DAT Le</w:t>
       </w:r>
     </w:p>
     <w:p>
@@ -119,9 +177,17 @@
       </w:pPr>
       <w:r>
         <w:rPr>
+          <w:b/>
+          <w:bCs/>
           <w:sz w:val="24"/>
         </w:rPr>
-        <w:t>Tutrice : Sarah Malaeb</w:t>
+        <w:t>Tutrice :</w:t>
+      </w:r>
+      <w:r>
+        <w:rPr>
+          <w:sz w:val="24"/>
+        </w:rPr>
+        <w:t xml:space="preserve"> Sarah Malaeb</w:t>
       </w:r>
     </w:p>
     <w:p>
@@ -152,15 +218,7 @@
           <w:color w:val="1B4F72"/>
           <w:sz w:val="24"/>
         </w:rPr>
-        <w:t xml:space="preserve">Expert en Ingénierie </w:t>
-      </w:r>
-      <w:r>
-        <w:rPr>
-          <w:b/>
-          <w:color w:val="1B4F72"/>
-          <w:sz w:val="24"/>
-        </w:rPr>
-        <w:t>de Données — Bloc 2 :</w:t>
+        <w:t>Expert en Ingénierie de Données — Bloc 2 :</w:t>
       </w:r>
     </w:p>
     <w:p>
@@ -177,6 +235,158 @@
       </w:r>
     </w:p>
     <w:p>
+      <w:pPr>
+        <w:pStyle w:val="Heading1"/>
+      </w:pPr>
+      <w:r>
+        <w:lastRenderedPageBreak/>
+        <w:t>Table des matières</w:t>
+      </w:r>
+    </w:p>
+    <w:p>
+      <w:pPr>
+        <w:spacing w:after="40"/>
+      </w:pPr>
+      <w:r>
+        <w:rPr>
+          <w:color w:val="216FA3"/>
+        </w:rPr>
+        <w:t>2. Résumé Exécutif</w:t>
+      </w:r>
+    </w:p>
+    <w:p>
+      <w:pPr>
+        <w:spacing w:after="40"/>
+      </w:pPr>
+      <w:r>
+        <w:rPr>
+          <w:color w:val="216FA3"/>
+        </w:rPr>
+        <w:t>3. Introduction et Contexte</w:t>
+      </w:r>
+    </w:p>
+    <w:p>
+      <w:pPr>
+        <w:spacing w:after="40"/>
+      </w:pPr>
+      <w:r>
+        <w:rPr>
+          <w:color w:val="216FA3"/>
+        </w:rPr>
+        <w:t>4. Analyse du Besoin Utilisateur</w:t>
+      </w:r>
+    </w:p>
+    <w:p>
+      <w:pPr>
+        <w:spacing w:after="40"/>
+      </w:pPr>
+      <w:r>
+        <w:rPr>
+          <w:color w:val="216FA3"/>
+        </w:rPr>
+        <w:t>5. Méthodologie de Travail et Gestion de Projet</w:t>
+      </w:r>
+    </w:p>
+    <w:p>
+      <w:pPr>
+        <w:spacing w:after="40"/>
+      </w:pPr>
+      <w:r>
+        <w:rPr>
+          <w:color w:val="216FA3"/>
+        </w:rPr>
+        <w:t>6. Référentiel de Données</w:t>
+      </w:r>
+    </w:p>
+    <w:p>
+      <w:pPr>
+        <w:spacing w:after="40"/>
+      </w:pPr>
+      <w:r>
+        <w:rPr>
+          <w:color w:val="216FA3"/>
+        </w:rPr>
+        <w:t>7. Pipeline IA et Architecture</w:t>
+      </w:r>
+    </w:p>
+    <w:p>
+      <w:pPr>
+        <w:spacing w:after="40"/>
+      </w:pPr>
+      <w:r>
+        <w:rPr>
+          <w:color w:val="216FA3"/>
+        </w:rPr>
+        <w:t>8. Implémentation Technique</w:t>
+      </w:r>
+    </w:p>
+    <w:p>
+      <w:pPr>
+        <w:spacing w:after="40"/>
+      </w:pPr>
+      <w:r>
+        <w:rPr>
+          <w:color w:val="216FA3"/>
+        </w:rPr>
+        <w:t>9. Interface Utilisateur / Prototype</w:t>
+      </w:r>
+    </w:p>
+    <w:p>
+      <w:pPr>
+        <w:spacing w:after="40"/>
+      </w:pPr>
+      <w:r>
+        <w:rPr>
+          <w:color w:val="216FA3"/>
+        </w:rPr>
+        <w:t>10. Résultats et Tests</w:t>
+      </w:r>
+    </w:p>
+    <w:p>
+      <w:pPr>
+        <w:spacing w:after="40"/>
+      </w:pPr>
+      <w:r>
+        <w:rPr>
+          <w:color w:val="216FA3"/>
+        </w:rPr>
+        <w:t>11. Critique du Projet — Forces et Faiblesses</w:t>
+      </w:r>
+    </w:p>
+    <w:p>
+      <w:pPr>
+        <w:spacing w:after="40"/>
+      </w:pPr>
+      <w:r>
+        <w:rPr>
+          <w:color w:val="216FA3"/>
+        </w:rPr>
+        <w:t>12. Limites et Pistes d'Amélioration</w:t>
+      </w:r>
+    </w:p>
+    <w:p>
+      <w:pPr>
+        <w:spacing w:after="40"/>
+      </w:pPr>
+      <w:r>
+        <w:rPr>
+          <w:color w:val="216FA3"/>
+        </w:rPr>
+        <w:t>13. Conclusion</w:t>
+      </w:r>
+    </w:p>
+    <w:p>
+      <w:pPr>
+        <w:spacing w:after="40"/>
+      </w:pPr>
+      <w:r>
+        <w:rPr>
+          <w:color w:val="216FA3"/>
+        </w:rPr>
+        <w:t>14. Annexes</w:t>
+      </w:r>
+    </w:p>
+    <w:p>
       <w:r>
         <w:br w:type="page"/>
       </w:r>
@@ -187,178 +397,12 @@
       </w:pPr>
       <w:r>
         <w:lastRenderedPageBreak/>
-        <w:t>Table des matières</w:t>
+        <w:t>2. Résumé Exécutif</w:t>
       </w:r>
     </w:p>
     <w:p>
-      <w:pPr>
-        <w:spacing w:after="40"/>
-      </w:pPr>
-      <w:r>
-        <w:rPr>
-          <w:color w:val="216FA3"/>
-        </w:rPr>
-        <w:t>2. Résumé Exécutif</w:t>
-      </w:r>
-    </w:p>
-    <w:p>
-      <w:pPr>
-        <w:spacing w:after="40"/>
-      </w:pPr>
-      <w:r>
-        <w:rPr>
-          <w:color w:val="216FA3"/>
-        </w:rPr>
-        <w:t>3. Introduction et Contexte</w:t>
-      </w:r>
-    </w:p>
-    <w:p>
-      <w:pPr>
-        <w:spacing w:after="40"/>
-      </w:pPr>
-      <w:r>
-        <w:rPr>
-          <w:color w:val="216FA3"/>
-        </w:rPr>
-        <w:t>4. Analyse du Besoin Utilisateur</w:t>
-      </w:r>
-    </w:p>
-    <w:p>
-      <w:pPr>
-        <w:spacing w:after="40"/>
-      </w:pPr>
-      <w:r>
-        <w:rPr>
-          <w:color w:val="216FA3"/>
-        </w:rPr>
-        <w:t>5. Méthodologie de Travail et Gestion de Projet</w:t>
-      </w:r>
-    </w:p>
-    <w:p>
-      <w:pPr>
-        <w:spacing w:after="40"/>
-      </w:pPr>
-      <w:r>
-        <w:rPr>
-          <w:color w:val="216FA3"/>
-        </w:rPr>
-        <w:t>6. Référentiel de Données</w:t>
-      </w:r>
-    </w:p>
-    <w:p>
-      <w:pPr>
-        <w:spacing w:after="40"/>
-      </w:pPr>
-      <w:r>
-        <w:rPr>
-          <w:color w:val="216FA3"/>
-        </w:rPr>
-        <w:t xml:space="preserve">7. </w:t>
-      </w:r>
-      <w:r>
-        <w:rPr>
-          <w:color w:val="216FA3"/>
-        </w:rPr>
-        <w:t>Pipeline IA et Architecture</w:t>
-      </w:r>
-    </w:p>
-    <w:p>
-      <w:pPr>
-        <w:spacing w:after="40"/>
-      </w:pPr>
-      <w:r>
-        <w:rPr>
-          <w:color w:val="216FA3"/>
-        </w:rPr>
-        <w:t>8. Implémentation Technique</w:t>
-      </w:r>
-    </w:p>
-    <w:p>
-      <w:pPr>
-        <w:spacing w:after="40"/>
-      </w:pPr>
-      <w:r>
-        <w:rPr>
-          <w:color w:val="216FA3"/>
-        </w:rPr>
-        <w:t>9. Interface Utilisateur / Prototype</w:t>
-      </w:r>
-    </w:p>
-    <w:p>
-      <w:pPr>
-        <w:spacing w:after="40"/>
-      </w:pPr>
-      <w:r>
-        <w:rPr>
-          <w:color w:val="216FA3"/>
-        </w:rPr>
-        <w:t>10. Résultats et Tests</w:t>
-      </w:r>
-    </w:p>
-    <w:p>
-      <w:pPr>
-        <w:spacing w:after="40"/>
-      </w:pPr>
-      <w:r>
-        <w:rPr>
-          <w:color w:val="216FA3"/>
-        </w:rPr>
-        <w:t>11. Critique du Projet — Forces et Faiblesses</w:t>
-      </w:r>
-    </w:p>
-    <w:p>
-      <w:pPr>
-        <w:spacing w:after="40"/>
-      </w:pPr>
-      <w:r>
-        <w:rPr>
-          <w:color w:val="216FA3"/>
-        </w:rPr>
-        <w:t>12. Limites et Pistes d'Amélioration</w:t>
-      </w:r>
-    </w:p>
-    <w:p>
-      <w:pPr>
-        <w:spacing w:after="40"/>
-      </w:pPr>
-      <w:r>
-        <w:rPr>
-          <w:color w:val="216FA3"/>
-        </w:rPr>
-        <w:t>13. Conclusion</w:t>
-      </w:r>
-    </w:p>
-    <w:p>
-      <w:pPr>
-        <w:spacing w:after="40"/>
-      </w:pPr>
-      <w:r>
-        <w:rPr>
-          <w:color w:val="216FA3"/>
-        </w:rPr>
-        <w:t>14. Annexes</w:t>
-      </w:r>
-    </w:p>
-    <w:p>
-      <w:r>
-        <w:br w:type="page"/>
-      </w:r>
-    </w:p>
-    <w:p>
-      <w:pPr>
-        <w:pStyle w:val="Heading1"/>
-      </w:pPr>
-      <w:r>
-        <w:lastRenderedPageBreak/>
-        <w:t>2. Résumé Exécutif</w:t>
-      </w:r>
-    </w:p>
-    <w:p>
-      <w:r>
-        <w:t>CineMatch</w:t>
-      </w:r>
-      <w:r>
-        <w:t xml:space="preserve"> est un moteur de recommandation de films combinant </w:t>
+      <w:r>
+        <w:t xml:space="preserve">CineMatch est un moteur de recommandation de films combinant </w:t>
       </w:r>
       <w:r>
         <w:rPr>
@@ -384,10 +428,7 @@
         <w:t>IA Générative</w:t>
       </w:r>
       <w:r>
-        <w:t xml:space="preserve"> (LLM via Ollama / Claude / Gemini). Le système transforme une requête utilisateur en langage naturel en re</w:t>
-      </w:r>
-      <w:r>
-        <w:t xml:space="preserve">commandations </w:t>
+        <w:t xml:space="preserve"> (LLM via Ollama / Claude / Gemini). Le système transforme une requête utilisateur en langage naturel en recommandations </w:t>
       </w:r>
       <w:r>
         <w:rPr>
@@ -422,10 +463,7 @@
         <w:t>pipeline offline</w:t>
       </w:r>
       <w:r>
-        <w:t xml:space="preserve"> (construction du référentiel sémantique + encodage SBERT de 9 841 films sur 4 axes indépendants) et u</w:t>
-      </w:r>
-      <w:r>
-        <w:t xml:space="preserve">n </w:t>
+        <w:t xml:space="preserve"> (construction du référentiel sémantique + encodage SBERT de 9 841 films sur 4 axes indépendants) et un </w:t>
       </w:r>
       <w:r>
         <w:rPr>
@@ -651,13 +689,7 @@
               <w:rPr>
                 <w:sz w:val="20"/>
               </w:rPr>
-              <w:t xml:space="preserve">0.35 mood + 0.25 theme + 0.20 style + 0.15 desc + </w:t>
-            </w:r>
-            <w:r>
-              <w:rPr>
-                <w:sz w:val="20"/>
-              </w:rPr>
-              <w:t>0.05 recency</w:t>
+              <w:t>formule dynamique selon les curseurs + description avec priorité de base élevée + recency fixe à 5 %.</w:t>
             </w:r>
           </w:p>
         </w:tc>
@@ -691,7 +723,19 @@
               <w:rPr>
                 <w:sz w:val="20"/>
               </w:rPr>
-              <w:t>Ollama / Claude / Gemini</w:t>
+              <w:t>Ollama</w:t>
+            </w:r>
+            <w:r>
+              <w:rPr>
+                <w:sz w:val="20"/>
+              </w:rPr>
+              <w:t xml:space="preserve"> (phi3:mini)</w:t>
+            </w:r>
+            <w:r>
+              <w:rPr>
+                <w:sz w:val="20"/>
+              </w:rPr>
+              <w:t xml:space="preserve"> / Claude / Gemini</w:t>
             </w:r>
           </w:p>
         </w:tc>
@@ -887,14 +931,7 @@
           <w:b/>
           <w:color w:val="1B4F72"/>
         </w:rPr>
-        <w:t>sémantique profond</w:t>
-      </w:r>
-      <w:r>
-        <w:rPr>
-          <w:b/>
-          <w:color w:val="1B4F72"/>
-        </w:rPr>
-        <w:t>e</w:t>
+        <w:t>sémantique profonde</w:t>
       </w:r>
       <w:r>
         <w:t xml:space="preserve"> des préférences utilisateur. Un spectateur qui demande "un thriller psychologique sombre avec des dilemmes moraux" ne peut être satisfait par un simple filtre Genre = Thriller. Il faut </w:t>
@@ -912,10 +949,7 @@
     </w:p>
     <w:p>
       <w:r>
-        <w:t>CineMatch r</w:t>
-      </w:r>
-      <w:r>
-        <w:t xml:space="preserve">ésout ce problème en projetant les films et les requêtes dans un </w:t>
+        <w:t xml:space="preserve">CineMatch résout ce problème en projetant les films et les requêtes dans un </w:t>
       </w:r>
       <w:r>
         <w:rPr>
@@ -982,14 +1016,7 @@
           <w:b/>
           <w:color w:val="1B4F72"/>
         </w:rPr>
-        <w:t>Descript</w:t>
-      </w:r>
-      <w:r>
-        <w:rPr>
-          <w:b/>
-          <w:color w:val="1B4F72"/>
-        </w:rPr>
-        <w:t>ion</w:t>
+        <w:t>Description</w:t>
       </w:r>
       <w:r>
         <w:t xml:space="preserve"> (texte libre). Ce multi-axe permet un scoring fin, explicable par radar chart.</w:t>
@@ -1005,10 +1032,7 @@
     </w:p>
     <w:p>
       <w:r>
-        <w:t xml:space="preserve">Le choix d'une approche par embeddings sémantiques plutôt que par filtrage classique se justifie par plusieurs raisons </w:t>
-      </w:r>
-      <w:r>
-        <w:t>fondamentales :</w:t>
+        <w:t>Le choix d'une approche par embeddings sémantiques plutôt que par filtrage classique se justifie par plusieurs raisons fondamentales :</w:t>
       </w:r>
     </w:p>
     <w:p>
@@ -1020,10 +1044,7 @@
         <w:t xml:space="preserve">Représentation dense vs. sparse — </w:t>
       </w:r>
       <w:r>
-        <w:t>Les embeddings SBERT produisent des vecteurs denses de 384 dimensions qui capturent les relations sémantiques entre concepts ("sombre" ≈ "noir" ≈ "dark"), là où un bag-of-words ou TF-IDF ne verrait aucun li</w:t>
-      </w:r>
-      <w:r>
-        <w:t>en.</w:t>
+        <w:t>Les embeddings SBERT produisent des vecteurs denses de 384 dimensions qui capturent les relations sémantiques entre concepts ("sombre" ≈ "noir" ≈ "dark"), là où un bag-of-words ou TF-IDF ne verrait aucun lien.</w:t>
       </w:r>
     </w:p>
     <w:p>
@@ -1047,10 +1068,7 @@
         <w:t xml:space="preserve">Explicabilité par axe — </w:t>
       </w:r>
       <w:r>
-        <w:t>Le découpage en 4 dimensions sémantiq</w:t>
-      </w:r>
-      <w:r>
-        <w:t>ues indépendantes (plutôt qu'un unique vecteur combiné) permet d'expliquer pourquoi un film est recommandé : "score mood élevé mais style moyen". C'est la base du radar chart.</w:t>
+        <w:t>Le découpage en 4 dimensions sémantiques indépendantes (plutôt qu'un unique vecteur combiné) permet d'expliquer pourquoi un film est recommandé : "score mood élevé mais style moyen". C'est la base du radar chart.</w:t>
       </w:r>
     </w:p>
     <w:p>
@@ -1062,10 +1080,7 @@
         <w:t xml:space="preserve">GenAI contrôlée (RAG-like) — </w:t>
       </w:r>
       <w:r>
-        <w:t xml:space="preserve">La couche générative n'invente pas : elle </w:t>
-      </w:r>
-      <w:r>
-        <w:t>reçoit les Top-3 calculés mathématiquement et les scores par axe, puis produit une explication grounded. Cela limite les hallucinations et le coût.</w:t>
+        <w:t>La couche générative n'invente pas : elle reçoit les Top-3 calculés mathématiquement et les scores par axe, puis produit une explication grounded. Cela limite les hallucinations et le coût.</w:t>
       </w:r>
     </w:p>
     <w:p>
@@ -1074,6 +1089,875 @@
       </w:pPr>
       <w:r>
         <w:t>3.3 Alternatives considérées</w:t>
+      </w:r>
+    </w:p>
+    <w:tbl>
+      <w:tblPr>
+        <w:tblStyle w:val="TableGrid"/>
+        <w:tblW w:w="0" w:type="auto"/>
+        <w:jc w:val="center"/>
+        <w:tblLook w:val="04A0" w:firstRow="1" w:lastRow="0" w:firstColumn="1" w:lastColumn="0" w:noHBand="0" w:noVBand="1"/>
+      </w:tblPr>
+      <w:tblGrid>
+        <w:gridCol w:w="2232"/>
+        <w:gridCol w:w="2358"/>
+        <w:gridCol w:w="4815"/>
+      </w:tblGrid>
+      <w:tr>
+        <w:trPr>
+          <w:jc w:val="center"/>
+        </w:trPr>
+        <w:tc>
+          <w:tcPr>
+            <w:tcW w:w="2232" w:type="dxa"/>
+            <w:shd w:val="clear" w:color="auto" w:fill="1B4F72"/>
+          </w:tcPr>
+          <w:p>
+            <w:r>
+              <w:rPr>
+                <w:b/>
+                <w:color w:val="FFFFFF"/>
+                <w:sz w:val="20"/>
+              </w:rPr>
+              <w:t>Approche</w:t>
+            </w:r>
+          </w:p>
+        </w:tc>
+        <w:tc>
+          <w:tcPr>
+            <w:tcW w:w="2358" w:type="dxa"/>
+            <w:shd w:val="clear" w:color="auto" w:fill="1B4F72"/>
+          </w:tcPr>
+          <w:p>
+            <w:r>
+              <w:rPr>
+                <w:b/>
+                <w:color w:val="FFFFFF"/>
+                <w:sz w:val="20"/>
+              </w:rPr>
+              <w:t>Avantages</w:t>
+            </w:r>
+          </w:p>
+        </w:tc>
+        <w:tc>
+          <w:tcPr>
+            <w:tcW w:w="4815" w:type="dxa"/>
+            <w:shd w:val="clear" w:color="auto" w:fill="1B4F72"/>
+          </w:tcPr>
+          <w:p>
+            <w:r>
+              <w:rPr>
+                <w:b/>
+                <w:color w:val="FFFFFF"/>
+                <w:sz w:val="20"/>
+              </w:rPr>
+              <w:t>Pourquoi non retenue</w:t>
+            </w:r>
+          </w:p>
+        </w:tc>
+      </w:tr>
+      <w:tr>
+        <w:trPr>
+          <w:trHeight w:val="481"/>
+          <w:jc w:val="center"/>
+        </w:trPr>
+        <w:tc>
+          <w:tcPr>
+            <w:tcW w:w="2232" w:type="dxa"/>
+            <w:shd w:val="clear" w:color="auto" w:fill="FFFFFF"/>
+          </w:tcPr>
+          <w:p>
+            <w:r>
+              <w:rPr>
+                <w:sz w:val="20"/>
+              </w:rPr>
+              <w:t>Filtrage collaboratif</w:t>
+            </w:r>
+          </w:p>
+        </w:tc>
+        <w:tc>
+          <w:tcPr>
+            <w:tcW w:w="2358" w:type="dxa"/>
+            <w:shd w:val="clear" w:color="auto" w:fill="FFFFFF"/>
+          </w:tcPr>
+          <w:p>
+            <w:r>
+              <w:rPr>
+                <w:sz w:val="20"/>
+              </w:rPr>
+              <w:t>Pas besoin de features film</w:t>
+            </w:r>
+          </w:p>
+        </w:tc>
+        <w:tc>
+          <w:tcPr>
+            <w:tcW w:w="4815" w:type="dxa"/>
+            <w:shd w:val="clear" w:color="auto" w:fill="FFFFFF"/>
+          </w:tcPr>
+          <w:p>
+            <w:r>
+              <w:rPr>
+                <w:sz w:val="20"/>
+              </w:rPr>
+              <w:t>Nécessite un historique utilisateur massif (cold start)</w:t>
+            </w:r>
+          </w:p>
+        </w:tc>
+      </w:tr>
+      <w:tr>
+        <w:trPr>
+          <w:jc w:val="center"/>
+        </w:trPr>
+        <w:tc>
+          <w:tcPr>
+            <w:tcW w:w="2232" w:type="dxa"/>
+            <w:shd w:val="clear" w:color="auto" w:fill="EBF5FB"/>
+          </w:tcPr>
+          <w:p>
+            <w:r>
+              <w:rPr>
+                <w:sz w:val="20"/>
+              </w:rPr>
+              <w:t>TF-IDF + cosinus</w:t>
+            </w:r>
+          </w:p>
+        </w:tc>
+        <w:tc>
+          <w:tcPr>
+            <w:tcW w:w="2358" w:type="dxa"/>
+            <w:shd w:val="clear" w:color="auto" w:fill="EBF5FB"/>
+          </w:tcPr>
+          <w:p>
+            <w:r>
+              <w:rPr>
+                <w:sz w:val="20"/>
+              </w:rPr>
+              <w:t>Simple, rapide</w:t>
+            </w:r>
+          </w:p>
+        </w:tc>
+        <w:tc>
+          <w:tcPr>
+            <w:tcW w:w="4815" w:type="dxa"/>
+            <w:shd w:val="clear" w:color="auto" w:fill="EBF5FB"/>
+          </w:tcPr>
+          <w:p>
+            <w:r>
+              <w:rPr>
+                <w:sz w:val="20"/>
+              </w:rPr>
+              <w:t>Représentation sparse, pas de capture sémantique</w:t>
+            </w:r>
+          </w:p>
+        </w:tc>
+      </w:tr>
+      <w:tr>
+        <w:trPr>
+          <w:trHeight w:val="526"/>
+          <w:jc w:val="center"/>
+        </w:trPr>
+        <w:tc>
+          <w:tcPr>
+            <w:tcW w:w="2232" w:type="dxa"/>
+            <w:shd w:val="clear" w:color="auto" w:fill="FFFFFF"/>
+          </w:tcPr>
+          <w:p>
+            <w:r>
+              <w:rPr>
+                <w:sz w:val="20"/>
+              </w:rPr>
+              <w:t>all-mpnet-base-v2</w:t>
+            </w:r>
+          </w:p>
+        </w:tc>
+        <w:tc>
+          <w:tcPr>
+            <w:tcW w:w="2358" w:type="dxa"/>
+            <w:shd w:val="clear" w:color="auto" w:fill="FFFFFF"/>
+          </w:tcPr>
+          <w:p>
+            <w:r>
+              <w:rPr>
+                <w:sz w:val="20"/>
+              </w:rPr>
+              <w:t>Meilleur STS score (86.8)</w:t>
+            </w:r>
+          </w:p>
+        </w:tc>
+        <w:tc>
+          <w:tcPr>
+            <w:tcW w:w="4815" w:type="dxa"/>
+            <w:shd w:val="clear" w:color="auto" w:fill="FFFFFF"/>
+          </w:tcPr>
+          <w:p>
+            <w:r>
+              <w:rPr>
+                <w:sz w:val="20"/>
+              </w:rPr>
+              <w:t>4× plus lent, 768 dims, overkill pour texte court cinéma</w:t>
+            </w:r>
+          </w:p>
+        </w:tc>
+      </w:tr>
+      <w:tr>
+        <w:trPr>
+          <w:jc w:val="center"/>
+        </w:trPr>
+        <w:tc>
+          <w:tcPr>
+            <w:tcW w:w="2232" w:type="dxa"/>
+            <w:shd w:val="clear" w:color="auto" w:fill="EBF5FB"/>
+          </w:tcPr>
+          <w:p>
+            <w:r>
+              <w:rPr>
+                <w:sz w:val="20"/>
+              </w:rPr>
+              <w:t>Fine-tuned SBERT</w:t>
+            </w:r>
+          </w:p>
+        </w:tc>
+        <w:tc>
+          <w:tcPr>
+            <w:tcW w:w="2358" w:type="dxa"/>
+            <w:shd w:val="clear" w:color="auto" w:fill="EBF5FB"/>
+          </w:tcPr>
+          <w:p>
+            <w:r>
+              <w:rPr>
+                <w:sz w:val="20"/>
+              </w:rPr>
+              <w:t>Qualité maximale</w:t>
+            </w:r>
+          </w:p>
+        </w:tc>
+        <w:tc>
+          <w:tcPr>
+            <w:tcW w:w="4815" w:type="dxa"/>
+            <w:shd w:val="clear" w:color="auto" w:fill="EBF5FB"/>
+          </w:tcPr>
+          <w:p>
+            <w:r>
+              <w:rPr>
+                <w:sz w:val="20"/>
+              </w:rPr>
+              <w:t>Nécessite un dataset annoté (paires query/film), hors scope</w:t>
+            </w:r>
+          </w:p>
+        </w:tc>
+      </w:tr>
+      <w:tr>
+        <w:trPr>
+          <w:jc w:val="center"/>
+        </w:trPr>
+        <w:tc>
+          <w:tcPr>
+            <w:tcW w:w="2232" w:type="dxa"/>
+            <w:shd w:val="clear" w:color="auto" w:fill="FFFFFF"/>
+          </w:tcPr>
+          <w:p>
+            <w:r>
+              <w:rPr>
+                <w:sz w:val="20"/>
+              </w:rPr>
+              <w:t>LLM-only (sans retrieval)</w:t>
+            </w:r>
+          </w:p>
+        </w:tc>
+        <w:tc>
+          <w:tcPr>
+            <w:tcW w:w="2358" w:type="dxa"/>
+            <w:shd w:val="clear" w:color="auto" w:fill="FFFFFF"/>
+          </w:tcPr>
+          <w:p>
+            <w:r>
+              <w:rPr>
+                <w:sz w:val="20"/>
+              </w:rPr>
+              <w:t>Simplicité</w:t>
+            </w:r>
+          </w:p>
+        </w:tc>
+        <w:tc>
+          <w:tcPr>
+            <w:tcW w:w="4815" w:type="dxa"/>
+            <w:shd w:val="clear" w:color="auto" w:fill="FFFFFF"/>
+          </w:tcPr>
+          <w:p>
+            <w:r>
+              <w:rPr>
+                <w:sz w:val="20"/>
+              </w:rPr>
+              <w:t>Coûteux, hallucinations non contrôlées, pas de scoring</w:t>
+            </w:r>
+          </w:p>
+        </w:tc>
+      </w:tr>
+    </w:tbl>
+    <w:p>
+      <w:pPr>
+        <w:pStyle w:val="Heading1"/>
+      </w:pPr>
+      <w:r>
+        <w:lastRenderedPageBreak/>
+        <w:t>4. Analyse du Besoin Utilisateur</w:t>
+      </w:r>
+    </w:p>
+    <w:p>
+      <w:pPr>
+        <w:pStyle w:val="Heading2"/>
+      </w:pPr>
+      <w:r>
+        <w:t>4.1 Persona cible</w:t>
+      </w:r>
+    </w:p>
+    <w:p>
+      <w:r>
+        <w:t xml:space="preserve">L'utilisateur type est un cinéphile occasionnel à confirmé, cherchant une recommandation personnalisée sans avoir de titre précis en tête. Il exprime ses envies via une combinaison de </w:t>
+      </w:r>
+      <w:r>
+        <w:rPr>
+          <w:b/>
+          <w:color w:val="1B4F72"/>
+        </w:rPr>
+        <w:t>texte libre</w:t>
+      </w:r>
+      <w:r>
+        <w:t xml:space="preserve"> ("je veux un film sombre avec des rebondissements") et de </w:t>
+      </w:r>
+      <w:r>
+        <w:rPr>
+          <w:b/>
+          <w:color w:val="1B4F72"/>
+        </w:rPr>
+        <w:t>choix structurés</w:t>
+      </w:r>
+      <w:r>
+        <w:t xml:space="preserve"> (mood, genre, style, intensité via </w:t>
+      </w:r>
+      <w:r>
+        <w:rPr>
+          <w:b/>
+          <w:color w:val="1B4F72"/>
+        </w:rPr>
+        <w:t>sliders Likert 1-5</w:t>
+      </w:r>
+      <w:r>
+        <w:t>).</w:t>
+      </w:r>
+    </w:p>
+    <w:p>
+      <w:pPr>
+        <w:pStyle w:val="Heading2"/>
+      </w:pPr>
+      <w:r>
+        <w:t>4.2 Scénarios d'usage</w:t>
+      </w:r>
+    </w:p>
+    <w:tbl>
+      <w:tblPr>
+        <w:tblStyle w:val="TableGrid"/>
+        <w:tblW w:w="0" w:type="auto"/>
+        <w:jc w:val="center"/>
+        <w:tblLook w:val="04A0" w:firstRow="1" w:lastRow="0" w:firstColumn="1" w:lastColumn="0" w:noHBand="0" w:noVBand="1"/>
+      </w:tblPr>
+      <w:tblGrid>
+        <w:gridCol w:w="2070"/>
+        <w:gridCol w:w="2970"/>
+        <w:gridCol w:w="4365"/>
+      </w:tblGrid>
+      <w:tr>
+        <w:trPr>
+          <w:jc w:val="center"/>
+        </w:trPr>
+        <w:tc>
+          <w:tcPr>
+            <w:tcW w:w="2070" w:type="dxa"/>
+            <w:shd w:val="clear" w:color="auto" w:fill="1B4F72"/>
+          </w:tcPr>
+          <w:p>
+            <w:r>
+              <w:rPr>
+                <w:b/>
+                <w:color w:val="FFFFFF"/>
+                <w:sz w:val="20"/>
+              </w:rPr>
+              <w:t>Scénario</w:t>
+            </w:r>
+          </w:p>
+        </w:tc>
+        <w:tc>
+          <w:tcPr>
+            <w:tcW w:w="2970" w:type="dxa"/>
+            <w:shd w:val="clear" w:color="auto" w:fill="1B4F72"/>
+          </w:tcPr>
+          <w:p>
+            <w:r>
+              <w:rPr>
+                <w:b/>
+                <w:color w:val="FFFFFF"/>
+                <w:sz w:val="20"/>
+              </w:rPr>
+              <w:t>Input</w:t>
+            </w:r>
+          </w:p>
+        </w:tc>
+        <w:tc>
+          <w:tcPr>
+            <w:tcW w:w="4365" w:type="dxa"/>
+            <w:shd w:val="clear" w:color="auto" w:fill="1B4F72"/>
+          </w:tcPr>
+          <w:p>
+            <w:r>
+              <w:rPr>
+                <w:b/>
+                <w:color w:val="FFFFFF"/>
+                <w:sz w:val="20"/>
+              </w:rPr>
+              <w:t>Comportement IA</w:t>
+            </w:r>
+          </w:p>
+        </w:tc>
+      </w:tr>
+      <w:tr>
+        <w:trPr>
+          <w:jc w:val="center"/>
+        </w:trPr>
+        <w:tc>
+          <w:tcPr>
+            <w:tcW w:w="2070" w:type="dxa"/>
+            <w:shd w:val="clear" w:color="auto" w:fill="FFFFFF"/>
+          </w:tcPr>
+          <w:p>
+            <w:r>
+              <w:rPr>
+                <w:sz w:val="20"/>
+              </w:rPr>
+              <w:t>A — Détaillé</w:t>
+            </w:r>
+          </w:p>
+        </w:tc>
+        <w:tc>
+          <w:tcPr>
+            <w:tcW w:w="2970" w:type="dxa"/>
+            <w:shd w:val="clear" w:color="auto" w:fill="FFFFFF"/>
+          </w:tcPr>
+          <w:p>
+            <w:r>
+              <w:rPr>
+                <w:sz w:val="20"/>
+              </w:rPr>
+              <w:t>"Thriller SF sombre avec dilemmes moraux IA, tense 5/5"</w:t>
+            </w:r>
+          </w:p>
+        </w:tc>
+        <w:tc>
+          <w:tcPr>
+            <w:tcW w:w="4365" w:type="dxa"/>
+            <w:shd w:val="clear" w:color="auto" w:fill="FFFFFF"/>
+          </w:tcPr>
+          <w:p>
+            <w:r>
+              <w:rPr>
+                <w:sz w:val="20"/>
+              </w:rPr>
+              <w:t>Encoding direct SBERT → cosinus → Top-3 → explication</w:t>
+            </w:r>
+          </w:p>
+        </w:tc>
+      </w:tr>
+      <w:tr>
+        <w:trPr>
+          <w:jc w:val="center"/>
+        </w:trPr>
+        <w:tc>
+          <w:tcPr>
+            <w:tcW w:w="2070" w:type="dxa"/>
+            <w:shd w:val="clear" w:color="auto" w:fill="EBF5FB"/>
+          </w:tcPr>
+          <w:p>
+            <w:r>
+              <w:rPr>
+                <w:sz w:val="20"/>
+              </w:rPr>
+              <w:t>B — Court (&lt; 5 mots)</w:t>
+            </w:r>
+          </w:p>
+        </w:tc>
+        <w:tc>
+          <w:tcPr>
+            <w:tcW w:w="2970" w:type="dxa"/>
+            <w:shd w:val="clear" w:color="auto" w:fill="EBF5FB"/>
+          </w:tcPr>
+          <w:p>
+            <w:r>
+              <w:rPr>
+                <w:sz w:val="20"/>
+              </w:rPr>
+              <w:t>"film triste"</w:t>
+            </w:r>
+          </w:p>
+        </w:tc>
+        <w:tc>
+          <w:tcPr>
+            <w:tcW w:w="4365" w:type="dxa"/>
+            <w:shd w:val="clear" w:color="auto" w:fill="EBF5FB"/>
+          </w:tcPr>
+          <w:p>
+            <w:r>
+              <w:rPr>
+                <w:sz w:val="20"/>
+              </w:rPr>
+              <w:t>Enrichissement GenAI → nouvel encoding → cosinus → Top-3</w:t>
+            </w:r>
+          </w:p>
+        </w:tc>
+      </w:tr>
+      <w:tr>
+        <w:trPr>
+          <w:jc w:val="center"/>
+        </w:trPr>
+        <w:tc>
+          <w:tcPr>
+            <w:tcW w:w="2070" w:type="dxa"/>
+            <w:shd w:val="clear" w:color="auto" w:fill="FFFFFF"/>
+          </w:tcPr>
+          <w:p>
+            <w:r>
+              <w:rPr>
+                <w:sz w:val="20"/>
+              </w:rPr>
+              <w:t>C — Preset démo</w:t>
+            </w:r>
+          </w:p>
+        </w:tc>
+        <w:tc>
+          <w:tcPr>
+            <w:tcW w:w="2970" w:type="dxa"/>
+            <w:shd w:val="clear" w:color="auto" w:fill="FFFFFF"/>
+          </w:tcPr>
+          <w:p>
+            <w:r>
+              <w:rPr>
+                <w:sz w:val="20"/>
+              </w:rPr>
+              <w:t>Clic sur 'Dark Crime Thriller'</w:t>
+            </w:r>
+          </w:p>
+        </w:tc>
+        <w:tc>
+          <w:tcPr>
+            <w:tcW w:w="4365" w:type="dxa"/>
+            <w:shd w:val="clear" w:color="auto" w:fill="FFFFFF"/>
+          </w:tcPr>
+          <w:p>
+            <w:r>
+              <w:rPr>
+                <w:sz w:val="20"/>
+              </w:rPr>
+              <w:t>Pipeline complet, cache LLM après 1er appel → réponse instantanée</w:t>
+            </w:r>
+          </w:p>
+        </w:tc>
+      </w:tr>
+    </w:tbl>
+    <w:p/>
+    <w:p/>
+    <w:p>
+      <w:pPr>
+        <w:pStyle w:val="Heading1"/>
+      </w:pPr>
+      <w:r>
+        <w:t>5. Méthodologie de Travail et Gestion de Projet</w:t>
+      </w:r>
+    </w:p>
+    <w:p>
+      <w:pPr>
+        <w:pStyle w:val="Heading2"/>
+      </w:pPr>
+      <w:r>
+        <w:t>5.1 Approche adoptée</w:t>
+      </w:r>
+    </w:p>
+    <w:p>
+      <w:pPr>
+        <w:rPr>
+          <w:b/>
+          <w:color w:val="1B4F72"/>
+        </w:rPr>
+      </w:pPr>
+      <w:r>
+        <w:t xml:space="preserve">Nous avons suivi une approche </w:t>
+      </w:r>
+      <w:r>
+        <w:rPr>
+          <w:b/>
+          <w:color w:val="1B4F72"/>
+        </w:rPr>
+        <w:t>Agile</w:t>
+      </w:r>
+      <w:r>
+        <w:t xml:space="preserve">, avec des </w:t>
+      </w:r>
+      <w:r>
+        <w:rPr>
+          <w:b/>
+          <w:color w:val="1B4F72"/>
+        </w:rPr>
+        <w:t>incréments fonctionnels</w:t>
+      </w:r>
+      <w:r>
+        <w:t xml:space="preserve"> courts et des validations régulières. Chaque lot produit un livrable testable (pipeline, API, UI, GenAI, historique, settings, documentation).</w:t>
+      </w:r>
+    </w:p>
+    <w:p>
+      <w:pPr>
+        <w:pStyle w:val="Heading2"/>
+      </w:pPr>
+      <w:r>
+        <w:t>5.2 Diagramme de Gantt — Planning du projet</w:t>
+      </w:r>
+    </w:p>
+    <w:p>
+      <w:r>
+        <w:t>Le tableau ci-dessous résume le planning par lot de travail, réparti sur ~8 semaines :</w:t>
+      </w:r>
+    </w:p>
+    <w:p>
+      <w:pPr>
+        <w:pStyle w:val="NormalWeb"/>
+      </w:pPr>
+      <w:r>
+        <w:rPr>
+          <w:noProof/>
+        </w:rPr>
+        <w:lastRenderedPageBreak/>
+        <mc:AlternateContent>
+          <mc:Choice Requires="wps">
+            <w:drawing>
+              <wp:inline distT="0" distB="0" distL="0" distR="0" wp14:anchorId="2E51DB3A" wp14:editId="6A570B60">
+                <wp:extent cx="304800" cy="304800"/>
+                <wp:effectExtent l="0" t="0" r="0" b="0"/>
+                <wp:docPr id="3" name="Rectangle 3" descr="Generated image: CineMatch project timeline overview"/>
+                <wp:cNvGraphicFramePr>
+                  <a:graphicFrameLocks xmlns:a="http://schemas.openxmlformats.org/drawingml/2006/main" noChangeAspect="1"/>
+                </wp:cNvGraphicFramePr>
+                <a:graphic xmlns:a="http://schemas.openxmlformats.org/drawingml/2006/main">
+                  <a:graphicData uri="http://schemas.microsoft.com/office/word/2010/wordprocessingShape">
+                    <wps:wsp>
+                      <wps:cNvSpPr>
+                        <a:spLocks noChangeAspect="1" noChangeArrowheads="1"/>
+                      </wps:cNvSpPr>
+                      <wps:spPr bwMode="auto">
+                        <a:xfrm>
+                          <a:off x="0" y="0"/>
+                          <a:ext cx="304800" cy="304800"/>
+                        </a:xfrm>
+                        <a:prstGeom prst="rect">
+                          <a:avLst/>
+                        </a:prstGeom>
+                        <a:noFill/>
+                        <a:ln>
+                          <a:noFill/>
+                        </a:ln>
+                        <a:extLst>
+                          <a:ext uri="{909E8E84-426E-40DD-AFC4-6F175D3DCCD1}">
+                            <a14:hiddenFill xmlns:a14="http://schemas.microsoft.com/office/drawing/2010/main">
+                              <a:solidFill>
+                                <a:srgbClr val="FFFFFF"/>
+                              </a:solidFill>
+                            </a14:hiddenFill>
+                          </a:ext>
+                          <a:ext uri="{91240B29-F687-4F45-9708-019B960494DF}">
+                            <a14:hiddenLine xmlns:a14="http://schemas.microsoft.com/office/drawing/2010/main" w="9525">
+                              <a:solidFill>
+                                <a:srgbClr val="000000"/>
+                              </a:solidFill>
+                              <a:miter lim="800000"/>
+                              <a:headEnd/>
+                              <a:tailEnd/>
+                            </a14:hiddenLine>
+                          </a:ext>
+                        </a:extLst>
+                      </wps:spPr>
+                      <wps:bodyPr rot="0" vert="horz" wrap="square" lIns="91440" tIns="45720" rIns="91440" bIns="45720" anchor="t" anchorCtr="0" upright="1">
+                        <a:noAutofit/>
+                      </wps:bodyPr>
+                    </wps:wsp>
+                  </a:graphicData>
+                </a:graphic>
+              </wp:inline>
+            </w:drawing>
+          </mc:Choice>
+          <mc:Fallback>
+            <w:pict>
+              <v:rect w14:anchorId="15D8DD0A" id="Rectangle 3" o:spid="_x0000_s1026" alt="Generated image: CineMatch project timeline overview" style="width:24pt;height:24pt;visibility:visible;mso-wrap-style:square;mso-left-percent:-10001;mso-top-percent:-10001;mso-position-horizontal:absolute;mso-position-horizontal-relative:char;mso-position-vertical:absolute;mso-position-vertical-relative:line;mso-left-percent:-10001;mso-top-percent:-10001;v-text-anchor:top" o:gfxdata="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" filled="f" stroked="f">
+                <o:lock v:ext="edit" aspectratio="t"/>
+                <w10:anchorlock/>
+              </v:rect>
+            </w:pict>
+          </mc:Fallback>
+        </mc:AlternateContent>
+      </w:r>
+      <w:r>
+        <w:rPr>
+          <w:noProof/>
+        </w:rPr>
+        <w:drawing>
+          <wp:inline distT="0" distB="0" distL="0" distR="0" wp14:anchorId="6A407BC6" wp14:editId="28DCE446">
+            <wp:extent cx="5486400" cy="3657794"/>
+            <wp:effectExtent l="0" t="0" r="0" b="0"/>
+            <wp:docPr id="4" name="Picture 4"/>
+            <wp:cNvGraphicFramePr>
+              <a:graphicFrameLocks xmlns:a="http://schemas.openxmlformats.org/drawingml/2006/main" noChangeAspect="1"/>
+            </wp:cNvGraphicFramePr>
+            <a:graphic xmlns:a="http://schemas.openxmlformats.org/drawingml/2006/main">
+              <a:graphicData uri="http://schemas.openxmlformats.org/drawingml/2006/picture">
+                <pic:pic xmlns:pic="http://schemas.openxmlformats.org/drawingml/2006/picture">
+                  <pic:nvPicPr>
+                    <pic:cNvPr id="0" name="Picture 5"/>
+                    <pic:cNvPicPr>
+                      <a:picLocks noChangeAspect="1" noChangeArrowheads="1"/>
+                    </pic:cNvPicPr>
+                  </pic:nvPicPr>
+                  <pic:blipFill>
+                    <a:blip r:embed="rId8">
+                      <a:extLst>
+                        <a:ext uri="{28A0092B-C50C-407E-A947-70E740481C1C}">
+                          <a14:useLocalDpi xmlns:a14="http://schemas.microsoft.com/office/drawing/2010/main" val="0"/>
+                        </a:ext>
+                      </a:extLst>
+                    </a:blip>
+                    <a:srcRect/>
+                    <a:stretch>
+                      <a:fillRect/>
+                    </a:stretch>
+                  </pic:blipFill>
+                  <pic:spPr bwMode="auto">
+                    <a:xfrm>
+                      <a:off x="0" y="0"/>
+                      <a:ext cx="5491800" cy="3661394"/>
+                    </a:xfrm>
+                    <a:prstGeom prst="rect">
+                      <a:avLst/>
+                    </a:prstGeom>
+                    <a:noFill/>
+                    <a:ln>
+                      <a:noFill/>
+                    </a:ln>
+                  </pic:spPr>
+                </pic:pic>
+              </a:graphicData>
+            </a:graphic>
+          </wp:inline>
+        </w:drawing>
+      </w:r>
+    </w:p>
+    <w:p>
+      <w:pPr>
+        <w:pStyle w:val="Heading2"/>
+      </w:pPr>
+      <w:r>
+        <w:t>5.3 Collaboration en binôme avec GitHub</w:t>
+      </w:r>
+    </w:p>
+    <w:p>
+      <w:r>
+        <w:t xml:space="preserve">Le travail a été organisé sur un </w:t>
+      </w:r>
+      <w:r>
+        <w:rPr>
+          <w:b/>
+          <w:color w:val="1B4F72"/>
+        </w:rPr>
+        <w:t>Repo</w:t>
+      </w:r>
+      <w:r>
+        <w:rPr>
+          <w:b/>
+          <w:color w:val="1B4F72"/>
+        </w:rPr>
+        <w:t xml:space="preserve"> GitHub partagé</w:t>
+      </w:r>
+      <w:r>
+        <w:t>. La collaboration a suivi ces pratiques :</w:t>
+      </w:r>
+    </w:p>
+    <w:p>
+      <w:r>
+        <w:rPr>
+          <w:b/>
+          <w:color w:val="1B4F72"/>
+        </w:rPr>
+        <w:t xml:space="preserve">• Versionning Git — </w:t>
+      </w:r>
+      <w:r>
+        <w:t>Tous les fichiers source (backend, frontend, scripts, data processing) sont versionnés. Chaque fonctionnalité majeure (pipeline, API, GenAI, settings) a fait l'objet de commits distincts.</w:t>
+      </w:r>
+    </w:p>
+    <w:p>
+      <w:r>
+        <w:rPr>
+          <w:b/>
+          <w:color w:val="1B4F72"/>
+        </w:rPr>
+        <w:t xml:space="preserve">• Organisation modulaire — </w:t>
+      </w:r>
+      <w:r>
+        <w:t>Le code est structuré en modules Python séparés (src/preprocessing, src/embedding, src/scoring, src/genAi, src/api) pour éviter les conflits de merge.</w:t>
+      </w:r>
+    </w:p>
+    <w:p>
+      <w:r>
+        <w:rPr>
+          <w:b/>
+          <w:color w:val="1B4F72"/>
+        </w:rPr>
+        <w:t xml:space="preserve">• Répartition du travail — </w:t>
+      </w:r>
+      <w:r>
+        <w:t>nous avons retenu deux modèles et deux approches, puis travaillé séparément sur chacun. Ensuite, nous nous sommes réunis pour comparer les résultats, les processus et les autres aspects, choisir la meilleure solution et l’améliorer en intégrant ce que nous avions tous deux appris. Le frontend et le backend ont été répartis en fonction des tâches et des points forts de chaque membre</w:t>
+      </w:r>
+      <w:r>
+        <w:t>.</w:t>
+      </w:r>
+    </w:p>
+    <w:p>
+      <w:r>
+        <w:rPr>
+          <w:b/>
+          <w:color w:val="1B4F72"/>
+        </w:rPr>
+        <w:t xml:space="preserve">• Documentation continue — </w:t>
+      </w:r>
+      <w:r>
+        <w:t xml:space="preserve">Le fichier PROJECT_DOCUMENTATION.md a été maintenu à jour tout au long du projet, servant de référence partagée entre </w:t>
+      </w:r>
+      <w:r>
+        <w:t>nous deux</w:t>
+      </w:r>
+      <w:r>
+        <w:t>.</w:t>
+      </w:r>
+    </w:p>
+    <w:p>
+      <w:r>
+        <w:rPr>
+          <w:b/>
+          <w:color w:val="1B4F72"/>
+        </w:rPr>
+        <w:t xml:space="preserve">• .env et configuration — </w:t>
+      </w:r>
+      <w:r>
+        <w:t>Les variables sensibles (clés API, secrets JWT) sont gérées via .env avec un .env.example versionné pour faciliter l'onboarding.</w:t>
+      </w:r>
+    </w:p>
+    <w:p>
+      <w:pPr>
+        <w:pStyle w:val="Heading2"/>
+      </w:pPr>
+      <w:r>
+        <w:t>5.4 Gestion des risques</w:t>
       </w:r>
     </w:p>
     <w:tbl>
@@ -1104,7 +1988,7 @@
                 <w:color w:val="FFFFFF"/>
                 <w:sz w:val="20"/>
               </w:rPr>
-              <w:t>Approche</w:t>
+              <w:t>Risque identifié</w:t>
             </w:r>
           </w:p>
         </w:tc>
@@ -1120,7 +2004,7 @@
                 <w:color w:val="FFFFFF"/>
                 <w:sz w:val="20"/>
               </w:rPr>
-              <w:t>Avantages</w:t>
+              <w:t>Impact</w:t>
             </w:r>
           </w:p>
         </w:tc>
@@ -1136,7 +2020,7 @@
                 <w:color w:val="FFFFFF"/>
                 <w:sz w:val="20"/>
               </w:rPr>
-              <w:t>Pourquoi non retenue</w:t>
+              <w:t>Mitigation mise en place</w:t>
             </w:r>
           </w:p>
         </w:tc>
@@ -1155,7 +2039,8 @@
               <w:rPr>
                 <w:sz w:val="20"/>
               </w:rPr>
-              <w:t>Filtrage collaboratif</w:t>
+              <w:lastRenderedPageBreak/>
+              <w:t>Latence LLM (Ollama sur CPU)</w:t>
             </w:r>
           </w:p>
         </w:tc>
@@ -1169,13 +2054,7 @@
               <w:rPr>
                 <w:sz w:val="20"/>
               </w:rPr>
-              <w:t>Pas besoin de fe</w:t>
-            </w:r>
-            <w:r>
-              <w:rPr>
-                <w:sz w:val="20"/>
-              </w:rPr>
-              <w:t>atures film</w:t>
+              <w:t>Élevé</w:t>
             </w:r>
           </w:p>
         </w:tc>
@@ -1189,7 +2068,7 @@
               <w:rPr>
                 <w:sz w:val="20"/>
               </w:rPr>
-              <w:t>Nécessite un historique utilisateur massif (cold start)</w:t>
+              <w:t>Cache SHA-256 (TTL 24h) + switch vers Claude/Gemini cloud</w:t>
             </w:r>
           </w:p>
         </w:tc>
@@ -1208,7 +2087,7 @@
               <w:rPr>
                 <w:sz w:val="20"/>
               </w:rPr>
-              <w:t>TF-IDF + cosinus</w:t>
+              <w:t>Indisponibilité API cloud</w:t>
             </w:r>
           </w:p>
         </w:tc>
@@ -1222,7 +2101,7 @@
               <w:rPr>
                 <w:sz w:val="20"/>
               </w:rPr>
-              <w:t>Simple, rapide</w:t>
+              <w:t>Moyen</w:t>
             </w:r>
           </w:p>
         </w:tc>
@@ -1236,7 +2115,7 @@
               <w:rPr>
                 <w:sz w:val="20"/>
               </w:rPr>
-              <w:t>Représentation sparse, pas de capture sémantique</w:t>
+              <w:t>Fallback automatique vers Ollama local</w:t>
             </w:r>
           </w:p>
         </w:tc>
@@ -1255,7 +2134,7 @@
               <w:rPr>
                 <w:sz w:val="20"/>
               </w:rPr>
-              <w:t>all-mpnet-base-v2</w:t>
+              <w:t>Bruit sémantique (labels 'neutral')</w:t>
             </w:r>
           </w:p>
         </w:tc>
@@ -1269,7 +2148,7 @@
               <w:rPr>
                 <w:sz w:val="20"/>
               </w:rPr>
-              <w:t>Meilleur STS score (86.8)</w:t>
+              <w:t>Moyen</w:t>
             </w:r>
           </w:p>
         </w:tc>
@@ -1283,13 +2162,7 @@
               <w:rPr>
                 <w:sz w:val="20"/>
               </w:rPr>
-              <w:t xml:space="preserve">4× plus lent, 768 dims, overkill pour texte court </w:t>
-            </w:r>
-            <w:r>
-              <w:rPr>
-                <w:sz w:val="20"/>
-              </w:rPr>
-              <w:t>cinéma</w:t>
+              <w:t>Décomposition 4 axes + pondération différenciée</w:t>
             </w:r>
           </w:p>
         </w:tc>
@@ -1308,7 +2181,7 @@
               <w:rPr>
                 <w:sz w:val="20"/>
               </w:rPr>
-              <w:t>Fine-tuned SBERT</w:t>
+              <w:t>Drift de qualité des embeddings</w:t>
             </w:r>
           </w:p>
         </w:tc>
@@ -1322,7 +2195,7 @@
               <w:rPr>
                 <w:sz w:val="20"/>
               </w:rPr>
-              <w:t>Qualité maximale</w:t>
+              <w:t>Faible</w:t>
             </w:r>
           </w:p>
         </w:tc>
@@ -1336,7 +2209,7 @@
               <w:rPr>
                 <w:sz w:val="20"/>
               </w:rPr>
-              <w:t>Nécessite un dataset annoté (paires query/film), hors scope</w:t>
+              <w:t>Monitoring logs, possibilité de re-build offline</w:t>
             </w:r>
           </w:p>
         </w:tc>
@@ -1355,8 +2228,7 @@
               <w:rPr>
                 <w:sz w:val="20"/>
               </w:rPr>
-              <w:lastRenderedPageBreak/>
-              <w:t>LLM-only (sans retrieval)</w:t>
+              <w:t>Conflits Git en binôme</w:t>
             </w:r>
           </w:p>
         </w:tc>
@@ -1370,7 +2242,7 @@
               <w:rPr>
                 <w:sz w:val="20"/>
               </w:rPr>
-              <w:t>Simplicité</w:t>
+              <w:t>Faible</w:t>
             </w:r>
           </w:p>
         </w:tc>
@@ -1384,25 +2256,20 @@
               <w:rPr>
                 <w:sz w:val="20"/>
               </w:rPr>
-              <w:t>Coûteux, hallucinations non contrôlées, pas de scoring</w:t>
+              <w:t>Modules séparés, communication régulière</w:t>
             </w:r>
           </w:p>
         </w:tc>
       </w:tr>
     </w:tbl>
     <w:p/>
-    <w:p>
-      <w:r>
-        <w:br w:type="page"/>
-      </w:r>
-    </w:p>
+    <w:p/>
     <w:p>
       <w:pPr>
         <w:pStyle w:val="Heading1"/>
       </w:pPr>
       <w:r>
-        <w:lastRenderedPageBreak/>
-        <w:t>4. Analyse du Besoin Utilisateur</w:t>
+        <w:t>6. Référentiel de Données</w:t>
       </w:r>
     </w:p>
     <w:p>
@@ -1410,49 +2277,43 @@
         <w:pStyle w:val="Heading2"/>
       </w:pPr>
       <w:r>
-        <w:t>4.1 Persona cible</w:t>
+        <w:t>6.1 Source et volume</w:t>
       </w:r>
     </w:p>
     <w:p>
       <w:r>
-        <w:t xml:space="preserve">L'utilisateur type est un cinéphile occasionnel à confirmé, cherchant une recommandation personnalisée sans avoir de titre précis en tête. Il exprime ses envies via une combinaison de </w:t>
+        <w:t xml:space="preserve">Le corpus est un dataset dérivé de </w:t>
+      </w:r>
+      <w:hyperlink r:id="rId9" w:history="1">
+        <w:r>
+          <w:rPr>
+            <w:rStyle w:val="Hyperlink"/>
+          </w:rPr>
+          <w:t>Google datasets</w:t>
+        </w:r>
+      </w:hyperlink>
+      <w:r>
+        <w:t xml:space="preserve"> contenant </w:t>
       </w:r>
       <w:r>
         <w:rPr>
           <w:b/>
           <w:color w:val="1B4F72"/>
         </w:rPr>
-        <w:t>texte libre</w:t>
-      </w:r>
-      <w:r>
-        <w:t xml:space="preserve"> ("je veux un film sombre avec des rebondissements") et de </w:t>
+        <w:t>9 841 films</w:t>
+      </w:r>
+      <w:r>
+        <w:t xml:space="preserve"> avec les champs : Title, Overview (synopsis), Genre, Release_Date, Vote_Average, Poster_Url. Ce dataset a été nettoyé (suppression doublons, extraction année, normalisation genres) pour produire </w:t>
       </w:r>
       <w:r>
         <w:rPr>
           <w:b/>
           <w:color w:val="1B4F72"/>
         </w:rPr>
-        <w:t>ch</w:t>
-      </w:r>
-      <w:r>
-        <w:rPr>
-          <w:b/>
-          <w:color w:val="1B4F72"/>
-        </w:rPr>
-        <w:t>oix structurés</w:t>
-      </w:r>
-      <w:r>
-        <w:t xml:space="preserve"> (mood, genre, style, intensité via </w:t>
-      </w:r>
-      <w:r>
-        <w:rPr>
-          <w:b/>
-          <w:color w:val="1B4F72"/>
-        </w:rPr>
-        <w:t>sliders Likert 1-5</w:t>
-      </w:r>
-      <w:r>
-        <w:t>).</w:t>
+        <w:t>Database_Cleaned.csv</w:t>
+      </w:r>
+      <w:r>
+        <w:t>.</w:t>
       </w:r>
     </w:p>
     <w:p>
@@ -1460,1473 +2321,12 @@
         <w:pStyle w:val="Heading2"/>
       </w:pPr>
       <w:r>
-        <w:t>4.2 Scénarios d'usage</w:t>
-      </w:r>
-    </w:p>
-    <w:tbl>
-      <w:tblPr>
-        <w:tblStyle w:val="TableGrid"/>
-        <w:tblW w:w="0" w:type="auto"/>
-        <w:jc w:val="center"/>
-        <w:tblLook w:val="04A0" w:firstRow="1" w:lastRow="0" w:firstColumn="1" w:lastColumn="0" w:noHBand="0" w:noVBand="1"/>
-      </w:tblPr>
-      <w:tblGrid>
-        <w:gridCol w:w="3135"/>
-        <w:gridCol w:w="3135"/>
-        <w:gridCol w:w="3135"/>
-      </w:tblGrid>
-      <w:tr>
-        <w:trPr>
-          <w:jc w:val="center"/>
-        </w:trPr>
-        <w:tc>
-          <w:tcPr>
-            <w:tcW w:w="3135" w:type="dxa"/>
-            <w:shd w:val="clear" w:color="auto" w:fill="1B4F72"/>
-          </w:tcPr>
-          <w:p>
-            <w:r>
-              <w:rPr>
-                <w:b/>
-                <w:color w:val="FFFFFF"/>
-                <w:sz w:val="20"/>
-              </w:rPr>
-              <w:t>Scénario</w:t>
-            </w:r>
-          </w:p>
-        </w:tc>
-        <w:tc>
-          <w:tcPr>
-            <w:tcW w:w="3135" w:type="dxa"/>
-            <w:shd w:val="clear" w:color="auto" w:fill="1B4F72"/>
-          </w:tcPr>
-          <w:p>
-            <w:r>
-              <w:rPr>
-                <w:b/>
-                <w:color w:val="FFFFFF"/>
-                <w:sz w:val="20"/>
-              </w:rPr>
-              <w:t>Input</w:t>
-            </w:r>
-          </w:p>
-        </w:tc>
-        <w:tc>
-          <w:tcPr>
-            <w:tcW w:w="3135" w:type="dxa"/>
-            <w:shd w:val="clear" w:color="auto" w:fill="1B4F72"/>
-          </w:tcPr>
-          <w:p>
-            <w:r>
-              <w:rPr>
-                <w:b/>
-                <w:color w:val="FFFFFF"/>
-                <w:sz w:val="20"/>
-              </w:rPr>
-              <w:t>Comportement IA</w:t>
-            </w:r>
-          </w:p>
-        </w:tc>
-      </w:tr>
-      <w:tr>
-        <w:trPr>
-          <w:jc w:val="center"/>
-        </w:trPr>
-        <w:tc>
-          <w:tcPr>
-            <w:tcW w:w="3135" w:type="dxa"/>
-            <w:shd w:val="clear" w:color="auto" w:fill="FFFFFF"/>
-          </w:tcPr>
-          <w:p>
-            <w:r>
-              <w:rPr>
-                <w:sz w:val="20"/>
-              </w:rPr>
-              <w:t>A — Détaillé</w:t>
-            </w:r>
-          </w:p>
-        </w:tc>
-        <w:tc>
-          <w:tcPr>
-            <w:tcW w:w="3135" w:type="dxa"/>
-            <w:shd w:val="clear" w:color="auto" w:fill="FFFFFF"/>
-          </w:tcPr>
-          <w:p>
-            <w:r>
-              <w:rPr>
-                <w:sz w:val="20"/>
-              </w:rPr>
-              <w:t>"Thriller SF sombre avec dilemmes moraux IA, tense 5/5"</w:t>
-            </w:r>
-          </w:p>
-        </w:tc>
-        <w:tc>
-          <w:tcPr>
-            <w:tcW w:w="3135" w:type="dxa"/>
-            <w:shd w:val="clear" w:color="auto" w:fill="FFFFFF"/>
-          </w:tcPr>
-          <w:p>
-            <w:r>
-              <w:rPr>
-                <w:sz w:val="20"/>
-              </w:rPr>
-              <w:t>Encoding direct SBERT → cosinus → Top-3 → explication</w:t>
-            </w:r>
-          </w:p>
-        </w:tc>
-      </w:tr>
-      <w:tr>
-        <w:trPr>
-          <w:jc w:val="center"/>
-        </w:trPr>
-        <w:tc>
-          <w:tcPr>
-            <w:tcW w:w="3135" w:type="dxa"/>
-            <w:shd w:val="clear" w:color="auto" w:fill="EBF5FB"/>
-          </w:tcPr>
-          <w:p>
-            <w:r>
-              <w:rPr>
-                <w:sz w:val="20"/>
-              </w:rPr>
-              <w:t>B — Cou</w:t>
-            </w:r>
-            <w:r>
-              <w:rPr>
-                <w:sz w:val="20"/>
-              </w:rPr>
-              <w:t>rt (&lt; 5 mots)</w:t>
-            </w:r>
-          </w:p>
-        </w:tc>
-        <w:tc>
-          <w:tcPr>
-            <w:tcW w:w="3135" w:type="dxa"/>
-            <w:shd w:val="clear" w:color="auto" w:fill="EBF5FB"/>
-          </w:tcPr>
-          <w:p>
-            <w:r>
-              <w:rPr>
-                <w:sz w:val="20"/>
-              </w:rPr>
-              <w:t>"film triste"</w:t>
-            </w:r>
-          </w:p>
-        </w:tc>
-        <w:tc>
-          <w:tcPr>
-            <w:tcW w:w="3135" w:type="dxa"/>
-            <w:shd w:val="clear" w:color="auto" w:fill="EBF5FB"/>
-          </w:tcPr>
-          <w:p>
-            <w:r>
-              <w:rPr>
-                <w:sz w:val="20"/>
-              </w:rPr>
-              <w:t>Enrichissement GenAI → nouvel encoding → cosinus → Top-3</w:t>
-            </w:r>
-          </w:p>
-        </w:tc>
-      </w:tr>
-      <w:tr>
-        <w:trPr>
-          <w:jc w:val="center"/>
-        </w:trPr>
-        <w:tc>
-          <w:tcPr>
-            <w:tcW w:w="3135" w:type="dxa"/>
-            <w:shd w:val="clear" w:color="auto" w:fill="FFFFFF"/>
-          </w:tcPr>
-          <w:p>
-            <w:r>
-              <w:rPr>
-                <w:sz w:val="20"/>
-              </w:rPr>
-              <w:t>C — Preset démo</w:t>
-            </w:r>
-          </w:p>
-        </w:tc>
-        <w:tc>
-          <w:tcPr>
-            <w:tcW w:w="3135" w:type="dxa"/>
-            <w:shd w:val="clear" w:color="auto" w:fill="FFFFFF"/>
-          </w:tcPr>
-          <w:p>
-            <w:r>
-              <w:rPr>
-                <w:sz w:val="20"/>
-              </w:rPr>
-              <w:t>Clic sur 'Dark Crime Thriller'</w:t>
-            </w:r>
-          </w:p>
-        </w:tc>
-        <w:tc>
-          <w:tcPr>
-            <w:tcW w:w="3135" w:type="dxa"/>
-            <w:shd w:val="clear" w:color="auto" w:fill="FFFFFF"/>
-          </w:tcPr>
-          <w:p>
-            <w:r>
-              <w:rPr>
-                <w:sz w:val="20"/>
-              </w:rPr>
-              <w:t>Pipeline complet, cache LLM après 1er appel → réponse instantanée</w:t>
-            </w:r>
-          </w:p>
-        </w:tc>
-      </w:tr>
-    </w:tbl>
-    <w:p/>
-    <w:p>
-      <w:r>
-        <w:br w:type="page"/>
+        <w:t>6.2 Extraction des blocs sémantiques</w:t>
       </w:r>
     </w:p>
     <w:p>
-      <w:pPr>
-        <w:pStyle w:val="Heading1"/>
-      </w:pPr>
-      <w:r>
-        <w:lastRenderedPageBreak/>
-        <w:t>5. Méthodologie de Travail et Gestion de Projet</w:t>
-      </w:r>
-    </w:p>
-    <w:p>
-      <w:pPr>
-        <w:pStyle w:val="Heading2"/>
-      </w:pPr>
-      <w:r>
-        <w:t>5.1 Approche adoptée</w:t>
-      </w:r>
-    </w:p>
-    <w:p>
-      <w:r>
-        <w:t xml:space="preserve">Nous avons suivi une approche </w:t>
-      </w:r>
-      <w:r>
-        <w:rPr>
-          <w:b/>
-          <w:color w:val="1B4F72"/>
-        </w:rPr>
-        <w:t>hybride Kanban/Agile</w:t>
-      </w:r>
-      <w:r>
-        <w:t xml:space="preserve">, avec des </w:t>
-      </w:r>
-      <w:r>
-        <w:rPr>
-          <w:b/>
-          <w:color w:val="1B4F72"/>
-        </w:rPr>
-        <w:t>incréments fonctionnels</w:t>
-      </w:r>
-      <w:r>
-        <w:t xml:space="preserve"> courts et des validations régulières. Chaque lot produit un livrable testable (pipeline, API, UI, GenAI, historique, settings, documentation).</w:t>
-      </w:r>
-    </w:p>
-    <w:p>
-      <w:pPr>
-        <w:pStyle w:val="Heading2"/>
-      </w:pPr>
-      <w:r>
-        <w:t>5.2 Diagramme de Gantt — Planning du projet</w:t>
-      </w:r>
-    </w:p>
-    <w:p>
-      <w:r>
-        <w:t>Le tableau ci-dessous résume le planning par lot de travail, réparti</w:t>
-      </w:r>
-      <w:r>
-        <w:t xml:space="preserve"> sur ~8 semaines :</w:t>
-      </w:r>
-    </w:p>
-    <w:tbl>
-      <w:tblPr>
-        <w:tblStyle w:val="TableGrid"/>
-        <w:tblW w:w="0" w:type="auto"/>
-        <w:jc w:val="center"/>
-        <w:tblLook w:val="04A0" w:firstRow="1" w:lastRow="0" w:firstColumn="1" w:lastColumn="0" w:noHBand="0" w:noVBand="1"/>
-      </w:tblPr>
-      <w:tblGrid>
-        <w:gridCol w:w="563"/>
-        <w:gridCol w:w="22"/>
-        <w:gridCol w:w="4118"/>
-        <w:gridCol w:w="1170"/>
-        <w:gridCol w:w="1260"/>
-        <w:gridCol w:w="1260"/>
-        <w:gridCol w:w="1059"/>
-      </w:tblGrid>
-      <w:tr>
-        <w:trPr>
-          <w:jc w:val="center"/>
-        </w:trPr>
-        <w:tc>
-          <w:tcPr>
-            <w:tcW w:w="563" w:type="dxa"/>
-            <w:shd w:val="clear" w:color="auto" w:fill="1B4F72"/>
-          </w:tcPr>
-          <w:p>
-            <w:r>
-              <w:rPr>
-                <w:b/>
-                <w:color w:val="FFFFFF"/>
-                <w:sz w:val="20"/>
-              </w:rPr>
-              <w:t>Lot</w:t>
-            </w:r>
-          </w:p>
-        </w:tc>
-        <w:tc>
-          <w:tcPr>
-            <w:tcW w:w="4140" w:type="dxa"/>
-            <w:gridSpan w:val="2"/>
-            <w:shd w:val="clear" w:color="auto" w:fill="1B4F72"/>
-          </w:tcPr>
-          <w:p>
-            <w:r>
-              <w:rPr>
-                <w:b/>
-                <w:color w:val="FFFFFF"/>
-                <w:sz w:val="20"/>
-              </w:rPr>
-              <w:t>Tâche</w:t>
-            </w:r>
-          </w:p>
-        </w:tc>
-        <w:tc>
-          <w:tcPr>
-            <w:tcW w:w="1170" w:type="dxa"/>
-            <w:shd w:val="clear" w:color="auto" w:fill="1B4F72"/>
-          </w:tcPr>
-          <w:p>
-            <w:r>
-              <w:rPr>
-                <w:b/>
-                <w:color w:val="FFFFFF"/>
-                <w:sz w:val="20"/>
-              </w:rPr>
-              <w:t>Sem 1-2</w:t>
-            </w:r>
-          </w:p>
-        </w:tc>
-        <w:tc>
-          <w:tcPr>
-            <w:tcW w:w="1260" w:type="dxa"/>
-            <w:shd w:val="clear" w:color="auto" w:fill="1B4F72"/>
-          </w:tcPr>
-          <w:p>
-            <w:r>
-              <w:rPr>
-                <w:b/>
-                <w:color w:val="FFFFFF"/>
-                <w:sz w:val="20"/>
-              </w:rPr>
-              <w:t>Sem 3-4</w:t>
-            </w:r>
-          </w:p>
-        </w:tc>
-        <w:tc>
-          <w:tcPr>
-            <w:tcW w:w="1260" w:type="dxa"/>
-            <w:shd w:val="clear" w:color="auto" w:fill="1B4F72"/>
-          </w:tcPr>
-          <w:p>
-            <w:r>
-              <w:rPr>
-                <w:b/>
-                <w:color w:val="FFFFFF"/>
-                <w:sz w:val="20"/>
-              </w:rPr>
-              <w:t>Sem 5-6</w:t>
-            </w:r>
-          </w:p>
-        </w:tc>
-        <w:tc>
-          <w:tcPr>
-            <w:tcW w:w="1059" w:type="dxa"/>
-            <w:shd w:val="clear" w:color="auto" w:fill="1B4F72"/>
-          </w:tcPr>
-          <w:p>
-            <w:r>
-              <w:rPr>
-                <w:b/>
-                <w:color w:val="FFFFFF"/>
-                <w:sz w:val="20"/>
-              </w:rPr>
-              <w:t>Sem 7-8</w:t>
-            </w:r>
-          </w:p>
-        </w:tc>
-      </w:tr>
-      <w:tr>
-        <w:trPr>
-          <w:jc w:val="center"/>
-        </w:trPr>
-        <w:tc>
-          <w:tcPr>
-            <w:tcW w:w="585" w:type="dxa"/>
-            <w:gridSpan w:val="2"/>
-            <w:shd w:val="clear" w:color="auto" w:fill="FFFFFF"/>
-          </w:tcPr>
-          <w:p>
-            <w:r>
-              <w:rPr>
-                <w:sz w:val="20"/>
-              </w:rPr>
-              <w:t>1</w:t>
-            </w:r>
-          </w:p>
-        </w:tc>
-        <w:tc>
-          <w:tcPr>
-            <w:tcW w:w="4118" w:type="dxa"/>
-            <w:shd w:val="clear" w:color="auto" w:fill="FFFFFF"/>
-          </w:tcPr>
-          <w:p>
-            <w:r>
-              <w:rPr>
-                <w:sz w:val="20"/>
-              </w:rPr>
-              <w:t>Nettoyage données + référentiel</w:t>
-            </w:r>
-          </w:p>
-        </w:tc>
-        <w:tc>
-          <w:tcPr>
-            <w:tcW w:w="1170" w:type="dxa"/>
-            <w:shd w:val="clear" w:color="auto" w:fill="FFFFFF"/>
-          </w:tcPr>
-          <w:p>
-            <w:r>
-              <w:rPr>
-                <w:sz w:val="20"/>
-              </w:rPr>
-              <w:t>████</w:t>
-            </w:r>
-          </w:p>
-        </w:tc>
-        <w:tc>
-          <w:tcPr>
-            <w:tcW w:w="1260" w:type="dxa"/>
-            <w:shd w:val="clear" w:color="auto" w:fill="FFFFFF"/>
-          </w:tcPr>
-          <w:p/>
-        </w:tc>
-        <w:tc>
-          <w:tcPr>
-            <w:tcW w:w="1260" w:type="dxa"/>
-            <w:shd w:val="clear" w:color="auto" w:fill="FFFFFF"/>
-          </w:tcPr>
-          <w:p/>
-        </w:tc>
-        <w:tc>
-          <w:tcPr>
-            <w:tcW w:w="1059" w:type="dxa"/>
-            <w:shd w:val="clear" w:color="auto" w:fill="FFFFFF"/>
-          </w:tcPr>
-          <w:p/>
-        </w:tc>
-      </w:tr>
-      <w:tr>
-        <w:trPr>
-          <w:jc w:val="center"/>
-        </w:trPr>
-        <w:tc>
-          <w:tcPr>
-            <w:tcW w:w="585" w:type="dxa"/>
-            <w:gridSpan w:val="2"/>
-            <w:shd w:val="clear" w:color="auto" w:fill="EBF5FB"/>
-          </w:tcPr>
-          <w:p>
-            <w:r>
-              <w:rPr>
-                <w:sz w:val="20"/>
-              </w:rPr>
-              <w:t>2</w:t>
-            </w:r>
-          </w:p>
-        </w:tc>
-        <w:tc>
-          <w:tcPr>
-            <w:tcW w:w="4118" w:type="dxa"/>
-            <w:shd w:val="clear" w:color="auto" w:fill="EBF5FB"/>
-          </w:tcPr>
-          <w:p>
-            <w:r>
-              <w:rPr>
-                <w:sz w:val="20"/>
-              </w:rPr>
-              <w:t>Pipeline embeddings SBERT</w:t>
-            </w:r>
-          </w:p>
-        </w:tc>
-        <w:tc>
-          <w:tcPr>
-            <w:tcW w:w="1170" w:type="dxa"/>
-            <w:shd w:val="clear" w:color="auto" w:fill="EBF5FB"/>
-          </w:tcPr>
-          <w:p>
-            <w:r>
-              <w:rPr>
-                <w:sz w:val="20"/>
-              </w:rPr>
-              <w:t>████</w:t>
-            </w:r>
-          </w:p>
-        </w:tc>
-        <w:tc>
-          <w:tcPr>
-            <w:tcW w:w="1260" w:type="dxa"/>
-            <w:shd w:val="clear" w:color="auto" w:fill="EBF5FB"/>
-          </w:tcPr>
-          <w:p/>
-        </w:tc>
-        <w:tc>
-          <w:tcPr>
-            <w:tcW w:w="1260" w:type="dxa"/>
-            <w:shd w:val="clear" w:color="auto" w:fill="EBF5FB"/>
-          </w:tcPr>
-          <w:p/>
-        </w:tc>
-        <w:tc>
-          <w:tcPr>
-            <w:tcW w:w="1059" w:type="dxa"/>
-            <w:shd w:val="clear" w:color="auto" w:fill="EBF5FB"/>
-          </w:tcPr>
-          <w:p/>
-        </w:tc>
-      </w:tr>
-      <w:tr>
-        <w:trPr>
-          <w:jc w:val="center"/>
-        </w:trPr>
-        <w:tc>
-          <w:tcPr>
-            <w:tcW w:w="585" w:type="dxa"/>
-            <w:gridSpan w:val="2"/>
-            <w:shd w:val="clear" w:color="auto" w:fill="FFFFFF"/>
-          </w:tcPr>
-          <w:p>
-            <w:r>
-              <w:rPr>
-                <w:sz w:val="20"/>
-              </w:rPr>
-              <w:t>3</w:t>
-            </w:r>
-          </w:p>
-        </w:tc>
-        <w:tc>
-          <w:tcPr>
-            <w:tcW w:w="4118" w:type="dxa"/>
-            <w:shd w:val="clear" w:color="auto" w:fill="FFFFFF"/>
-          </w:tcPr>
-          <w:p>
-            <w:r>
-              <w:rPr>
-                <w:sz w:val="20"/>
-              </w:rPr>
-              <w:t>Scoring multicritère pondéré</w:t>
-            </w:r>
-          </w:p>
-        </w:tc>
-        <w:tc>
-          <w:tcPr>
-            <w:tcW w:w="1170" w:type="dxa"/>
-            <w:shd w:val="clear" w:color="auto" w:fill="FFFFFF"/>
-          </w:tcPr>
-          <w:p/>
-        </w:tc>
-        <w:tc>
-          <w:tcPr>
-            <w:tcW w:w="1260" w:type="dxa"/>
-            <w:shd w:val="clear" w:color="auto" w:fill="FFFFFF"/>
-          </w:tcPr>
-          <w:p>
-            <w:r>
-              <w:rPr>
-                <w:sz w:val="20"/>
-              </w:rPr>
-              <w:t>████</w:t>
-            </w:r>
-          </w:p>
-        </w:tc>
-        <w:tc>
-          <w:tcPr>
-            <w:tcW w:w="1260" w:type="dxa"/>
-            <w:shd w:val="clear" w:color="auto" w:fill="FFFFFF"/>
-          </w:tcPr>
-          <w:p/>
-        </w:tc>
-        <w:tc>
-          <w:tcPr>
-            <w:tcW w:w="1059" w:type="dxa"/>
-            <w:shd w:val="clear" w:color="auto" w:fill="FFFFFF"/>
-          </w:tcPr>
-          <w:p/>
-        </w:tc>
-      </w:tr>
-      <w:tr>
-        <w:trPr>
-          <w:jc w:val="center"/>
-        </w:trPr>
-        <w:tc>
-          <w:tcPr>
-            <w:tcW w:w="585" w:type="dxa"/>
-            <w:gridSpan w:val="2"/>
-            <w:shd w:val="clear" w:color="auto" w:fill="EBF5FB"/>
-          </w:tcPr>
-          <w:p>
-            <w:r>
-              <w:rPr>
-                <w:sz w:val="20"/>
-              </w:rPr>
-              <w:t>4</w:t>
-            </w:r>
-          </w:p>
-        </w:tc>
-        <w:tc>
-          <w:tcPr>
-            <w:tcW w:w="4118" w:type="dxa"/>
-            <w:shd w:val="clear" w:color="auto" w:fill="EBF5FB"/>
-          </w:tcPr>
-          <w:p>
-            <w:r>
-              <w:rPr>
-                <w:sz w:val="20"/>
-              </w:rPr>
-              <w:t>API REST FastAPI + JWT</w:t>
-            </w:r>
-          </w:p>
-        </w:tc>
-        <w:tc>
-          <w:tcPr>
-            <w:tcW w:w="1170" w:type="dxa"/>
-            <w:shd w:val="clear" w:color="auto" w:fill="EBF5FB"/>
-          </w:tcPr>
-          <w:p/>
-        </w:tc>
-        <w:tc>
-          <w:tcPr>
-            <w:tcW w:w="1260" w:type="dxa"/>
-            <w:shd w:val="clear" w:color="auto" w:fill="EBF5FB"/>
-          </w:tcPr>
-          <w:p>
-            <w:r>
-              <w:rPr>
-                <w:sz w:val="20"/>
-              </w:rPr>
-              <w:t>████</w:t>
-            </w:r>
-          </w:p>
-        </w:tc>
-        <w:tc>
-          <w:tcPr>
-            <w:tcW w:w="1260" w:type="dxa"/>
-            <w:shd w:val="clear" w:color="auto" w:fill="EBF5FB"/>
-          </w:tcPr>
-          <w:p/>
-        </w:tc>
-        <w:tc>
-          <w:tcPr>
-            <w:tcW w:w="1059" w:type="dxa"/>
-            <w:shd w:val="clear" w:color="auto" w:fill="EBF5FB"/>
-          </w:tcPr>
-          <w:p/>
-        </w:tc>
-      </w:tr>
-      <w:tr>
-        <w:trPr>
-          <w:jc w:val="center"/>
-        </w:trPr>
-        <w:tc>
-          <w:tcPr>
-            <w:tcW w:w="585" w:type="dxa"/>
-            <w:gridSpan w:val="2"/>
-            <w:shd w:val="clear" w:color="auto" w:fill="FFFFFF"/>
-          </w:tcPr>
-          <w:p>
-            <w:r>
-              <w:rPr>
-                <w:sz w:val="20"/>
-              </w:rPr>
-              <w:t>5</w:t>
-            </w:r>
-          </w:p>
-        </w:tc>
-        <w:tc>
-          <w:tcPr>
-            <w:tcW w:w="4118" w:type="dxa"/>
-            <w:shd w:val="clear" w:color="auto" w:fill="FFFFFF"/>
-          </w:tcPr>
-          <w:p>
-            <w:r>
-              <w:rPr>
-                <w:sz w:val="20"/>
-              </w:rPr>
-              <w:t xml:space="preserve">Couche GenAI (prompts, cache, </w:t>
-            </w:r>
-            <w:r>
-              <w:rPr>
-                <w:sz w:val="20"/>
-              </w:rPr>
-              <w:t>multi-provider)</w:t>
-            </w:r>
-          </w:p>
-        </w:tc>
-        <w:tc>
-          <w:tcPr>
-            <w:tcW w:w="1170" w:type="dxa"/>
-            <w:shd w:val="clear" w:color="auto" w:fill="FFFFFF"/>
-          </w:tcPr>
-          <w:p/>
-        </w:tc>
-        <w:tc>
-          <w:tcPr>
-            <w:tcW w:w="1260" w:type="dxa"/>
-            <w:shd w:val="clear" w:color="auto" w:fill="FFFFFF"/>
-          </w:tcPr>
-          <w:p/>
-        </w:tc>
-        <w:tc>
-          <w:tcPr>
-            <w:tcW w:w="1260" w:type="dxa"/>
-            <w:shd w:val="clear" w:color="auto" w:fill="FFFFFF"/>
-          </w:tcPr>
-          <w:p>
-            <w:r>
-              <w:rPr>
-                <w:sz w:val="20"/>
-              </w:rPr>
-              <w:t>████</w:t>
-            </w:r>
-          </w:p>
-        </w:tc>
-        <w:tc>
-          <w:tcPr>
-            <w:tcW w:w="1059" w:type="dxa"/>
-            <w:shd w:val="clear" w:color="auto" w:fill="FFFFFF"/>
-          </w:tcPr>
-          <w:p/>
-        </w:tc>
-      </w:tr>
-      <w:tr>
-        <w:trPr>
-          <w:jc w:val="center"/>
-        </w:trPr>
-        <w:tc>
-          <w:tcPr>
-            <w:tcW w:w="585" w:type="dxa"/>
-            <w:gridSpan w:val="2"/>
-            <w:shd w:val="clear" w:color="auto" w:fill="EBF5FB"/>
-          </w:tcPr>
-          <w:p>
-            <w:r>
-              <w:rPr>
-                <w:sz w:val="20"/>
-              </w:rPr>
-              <w:t>6</w:t>
-            </w:r>
-          </w:p>
-        </w:tc>
-        <w:tc>
-          <w:tcPr>
-            <w:tcW w:w="4118" w:type="dxa"/>
-            <w:shd w:val="clear" w:color="auto" w:fill="EBF5FB"/>
-          </w:tcPr>
-          <w:p>
-            <w:r>
-              <w:rPr>
-                <w:sz w:val="20"/>
-              </w:rPr>
-              <w:t>Frontend Next.js (questionnaire, résultats, radar)</w:t>
-            </w:r>
-          </w:p>
-        </w:tc>
-        <w:tc>
-          <w:tcPr>
-            <w:tcW w:w="1170" w:type="dxa"/>
-            <w:shd w:val="clear" w:color="auto" w:fill="EBF5FB"/>
-          </w:tcPr>
-          <w:p/>
-        </w:tc>
-        <w:tc>
-          <w:tcPr>
-            <w:tcW w:w="1260" w:type="dxa"/>
-            <w:shd w:val="clear" w:color="auto" w:fill="EBF5FB"/>
-          </w:tcPr>
-          <w:p/>
-        </w:tc>
-        <w:tc>
-          <w:tcPr>
-            <w:tcW w:w="1260" w:type="dxa"/>
-            <w:shd w:val="clear" w:color="auto" w:fill="EBF5FB"/>
-          </w:tcPr>
-          <w:p>
-            <w:r>
-              <w:rPr>
-                <w:sz w:val="20"/>
-              </w:rPr>
-              <w:t>████</w:t>
-            </w:r>
-          </w:p>
-        </w:tc>
-        <w:tc>
-          <w:tcPr>
-            <w:tcW w:w="1059" w:type="dxa"/>
-            <w:shd w:val="clear" w:color="auto" w:fill="EBF5FB"/>
-          </w:tcPr>
-          <w:p/>
-        </w:tc>
-      </w:tr>
-      <w:tr>
-        <w:trPr>
-          <w:jc w:val="center"/>
-        </w:trPr>
-        <w:tc>
-          <w:tcPr>
-            <w:tcW w:w="585" w:type="dxa"/>
-            <w:gridSpan w:val="2"/>
-            <w:shd w:val="clear" w:color="auto" w:fill="FFFFFF"/>
-          </w:tcPr>
-          <w:p>
-            <w:r>
-              <w:rPr>
-                <w:sz w:val="20"/>
-              </w:rPr>
-              <w:t>7</w:t>
-            </w:r>
-          </w:p>
-        </w:tc>
-        <w:tc>
-          <w:tcPr>
-            <w:tcW w:w="4118" w:type="dxa"/>
-            <w:shd w:val="clear" w:color="auto" w:fill="FFFFFF"/>
-          </w:tcPr>
-          <w:p>
-            <w:r>
-              <w:rPr>
-                <w:sz w:val="20"/>
-              </w:rPr>
-              <w:t>Presets, historique, settings runtime</w:t>
-            </w:r>
-          </w:p>
-        </w:tc>
-        <w:tc>
-          <w:tcPr>
-            <w:tcW w:w="1170" w:type="dxa"/>
-            <w:shd w:val="clear" w:color="auto" w:fill="FFFFFF"/>
-          </w:tcPr>
-          <w:p/>
-        </w:tc>
-        <w:tc>
-          <w:tcPr>
-            <w:tcW w:w="1260" w:type="dxa"/>
-            <w:shd w:val="clear" w:color="auto" w:fill="FFFFFF"/>
-          </w:tcPr>
-          <w:p/>
-        </w:tc>
-        <w:tc>
-          <w:tcPr>
-            <w:tcW w:w="1260" w:type="dxa"/>
-            <w:shd w:val="clear" w:color="auto" w:fill="FFFFFF"/>
-          </w:tcPr>
-          <w:p/>
-        </w:tc>
-        <w:tc>
-          <w:tcPr>
-            <w:tcW w:w="1059" w:type="dxa"/>
-            <w:shd w:val="clear" w:color="auto" w:fill="FFFFFF"/>
-          </w:tcPr>
-          <w:p>
-            <w:r>
-              <w:rPr>
-                <w:sz w:val="20"/>
-              </w:rPr>
-              <w:t>████</w:t>
-            </w:r>
-          </w:p>
-        </w:tc>
-      </w:tr>
-      <w:tr>
-        <w:trPr>
-          <w:jc w:val="center"/>
-        </w:trPr>
-        <w:tc>
-          <w:tcPr>
-            <w:tcW w:w="585" w:type="dxa"/>
-            <w:gridSpan w:val="2"/>
-            <w:shd w:val="clear" w:color="auto" w:fill="EBF5FB"/>
-          </w:tcPr>
-          <w:p>
-            <w:r>
-              <w:rPr>
-                <w:sz w:val="20"/>
-              </w:rPr>
-              <w:t>8</w:t>
-            </w:r>
-          </w:p>
-        </w:tc>
-        <w:tc>
-          <w:tcPr>
-            <w:tcW w:w="4118" w:type="dxa"/>
-            <w:shd w:val="clear" w:color="auto" w:fill="EBF5FB"/>
-          </w:tcPr>
-          <w:p>
-            <w:r>
-              <w:rPr>
-                <w:sz w:val="20"/>
-              </w:rPr>
-              <w:t>Documentation, rapport</w:t>
-            </w:r>
-          </w:p>
-        </w:tc>
-        <w:tc>
-          <w:tcPr>
-            <w:tcW w:w="1170" w:type="dxa"/>
-            <w:shd w:val="clear" w:color="auto" w:fill="EBF5FB"/>
-          </w:tcPr>
-          <w:p/>
-        </w:tc>
-        <w:tc>
-          <w:tcPr>
-            <w:tcW w:w="1260" w:type="dxa"/>
-            <w:shd w:val="clear" w:color="auto" w:fill="EBF5FB"/>
-          </w:tcPr>
-          <w:p/>
-        </w:tc>
-        <w:tc>
-          <w:tcPr>
-            <w:tcW w:w="1260" w:type="dxa"/>
-            <w:shd w:val="clear" w:color="auto" w:fill="EBF5FB"/>
-          </w:tcPr>
-          <w:p/>
-        </w:tc>
-        <w:tc>
-          <w:tcPr>
-            <w:tcW w:w="1059" w:type="dxa"/>
-            <w:shd w:val="clear" w:color="auto" w:fill="EBF5FB"/>
-          </w:tcPr>
-          <w:p>
-            <w:r>
-              <w:rPr>
-                <w:sz w:val="20"/>
-              </w:rPr>
-              <w:t>████</w:t>
-            </w:r>
-          </w:p>
-        </w:tc>
-      </w:tr>
-    </w:tbl>
-    <w:p/>
-    <w:p>
-      <w:pPr>
-        <w:shd w:val="clear" w:color="auto" w:fill="EBF5FB"/>
-        <w:spacing w:before="160" w:after="160"/>
-        <w:jc w:val="center"/>
-      </w:pPr>
-      <w:r>
-        <w:rPr>
-          <w:i/>
-          <w:color w:val="2E86C1"/>
-          <w:sz w:val="20"/>
-        </w:rPr>
-        <w:t xml:space="preserve">[ INSERT IMAGE: Diagramme de Gantt visuel (si version graphique </w:t>
-      </w:r>
-      <w:r>
-        <w:rPr>
-          <w:i/>
-          <w:color w:val="2E86C1"/>
-          <w:sz w:val="20"/>
-        </w:rPr>
-        <w:t>disponible) ]</w:t>
-      </w:r>
-    </w:p>
-    <w:p>
-      <w:pPr>
-        <w:pStyle w:val="Heading2"/>
-      </w:pPr>
-      <w:r>
-        <w:t>5.3 Collaboration en binôme avec GitHub</w:t>
-      </w:r>
-    </w:p>
-    <w:p>
-      <w:r>
-        <w:t xml:space="preserve">Le travail a été organisé sur un </w:t>
-      </w:r>
-      <w:r>
-        <w:rPr>
-          <w:b/>
-          <w:color w:val="1B4F72"/>
-        </w:rPr>
-        <w:t>Repo</w:t>
-      </w:r>
-      <w:r>
-        <w:rPr>
-          <w:b/>
-          <w:color w:val="1B4F72"/>
-        </w:rPr>
-        <w:t xml:space="preserve"> GitHub partagé</w:t>
-      </w:r>
-      <w:r>
-        <w:t>. La collaboration a suivi ces pratiques :</w:t>
-      </w:r>
-    </w:p>
-    <w:p>
-      <w:r>
-        <w:rPr>
-          <w:b/>
-          <w:color w:val="1B4F72"/>
-        </w:rPr>
-        <w:t xml:space="preserve">• Versionning Git — </w:t>
-      </w:r>
-      <w:r>
-        <w:t>Tous les fichiers source (backend, frontend, scripts, data processing) sont versionnés</w:t>
-      </w:r>
-      <w:r>
-        <w:t>. Chaque fonctionnalité majeure (pipeline, API, GenAI, settings) a fait l'objet de commits distincts.</w:t>
-      </w:r>
-    </w:p>
-    <w:p>
-      <w:r>
-        <w:rPr>
-          <w:b/>
-          <w:color w:val="1B4F72"/>
-        </w:rPr>
-        <w:t xml:space="preserve">• Organisation modulaire — </w:t>
-      </w:r>
-      <w:r>
-        <w:t>Le code est structuré en modules Python séparés (src/preprocessing, src/embedding, src/scoring, src/genAi, src/api) pour éviter</w:t>
-      </w:r>
-      <w:r>
-        <w:t xml:space="preserve"> les conflits de merge.</w:t>
-      </w:r>
-    </w:p>
-    <w:p>
-      <w:r>
-        <w:rPr>
-          <w:b/>
-          <w:color w:val="1B4F72"/>
-        </w:rPr>
-        <w:t xml:space="preserve">• Répartition du travail — </w:t>
-      </w:r>
-      <w:r>
-        <w:t>Le binôme a réparti les tâches par domaine : un membre focalisé sur le pipeline IA (embeddings, scoring, GenAI), l'autre sur l'API et le frontend.</w:t>
-      </w:r>
-    </w:p>
-    <w:p>
-      <w:r>
-        <w:rPr>
-          <w:b/>
-          <w:color w:val="1B4F72"/>
-        </w:rPr>
-        <w:t xml:space="preserve">• Documentation continue — </w:t>
-      </w:r>
-      <w:r>
-        <w:t xml:space="preserve">Le fichier </w:t>
-      </w:r>
-      <w:r>
-        <w:t>PROJECT_DOCUMENTATION.md a été maintenu à jour tout au long du projet, servant de référence partagée entre les deux membres.</w:t>
-      </w:r>
-    </w:p>
-    <w:p>
-      <w:r>
-        <w:rPr>
-          <w:b/>
-          <w:color w:val="1B4F72"/>
-        </w:rPr>
-        <w:t xml:space="preserve">• .env et configuration — </w:t>
-      </w:r>
-      <w:r>
-        <w:t xml:space="preserve">Les variables sensibles (clés API, secrets JWT) sont gérées via .env avec un .env.example versionné pour </w:t>
-      </w:r>
-      <w:r>
-        <w:t>faciliter l'onboarding.</w:t>
-      </w:r>
-    </w:p>
-    <w:p>
-      <w:pPr>
-        <w:pStyle w:val="Heading2"/>
-      </w:pPr>
-      <w:r>
-        <w:lastRenderedPageBreak/>
-        <w:t>5.4 Gestion des risques</w:t>
-      </w:r>
-    </w:p>
-    <w:tbl>
-      <w:tblPr>
-        <w:tblStyle w:val="TableGrid"/>
-        <w:tblW w:w="0" w:type="auto"/>
-        <w:jc w:val="center"/>
-        <w:tblLook w:val="04A0" w:firstRow="1" w:lastRow="0" w:firstColumn="1" w:lastColumn="0" w:noHBand="0" w:noVBand="1"/>
-      </w:tblPr>
-      <w:tblGrid>
-        <w:gridCol w:w="3135"/>
-        <w:gridCol w:w="3135"/>
-        <w:gridCol w:w="3135"/>
-      </w:tblGrid>
-      <w:tr>
-        <w:trPr>
-          <w:jc w:val="center"/>
-        </w:trPr>
-        <w:tc>
-          <w:tcPr>
-            <w:tcW w:w="3135" w:type="dxa"/>
-            <w:shd w:val="clear" w:color="auto" w:fill="1B4F72"/>
-          </w:tcPr>
-          <w:p>
-            <w:r>
-              <w:rPr>
-                <w:b/>
-                <w:color w:val="FFFFFF"/>
-                <w:sz w:val="20"/>
-              </w:rPr>
-              <w:t>Risque identifié</w:t>
-            </w:r>
-          </w:p>
-        </w:tc>
-        <w:tc>
-          <w:tcPr>
-            <w:tcW w:w="3135" w:type="dxa"/>
-            <w:shd w:val="clear" w:color="auto" w:fill="1B4F72"/>
-          </w:tcPr>
-          <w:p>
-            <w:r>
-              <w:rPr>
-                <w:b/>
-                <w:color w:val="FFFFFF"/>
-                <w:sz w:val="20"/>
-              </w:rPr>
-              <w:t>Impact</w:t>
-            </w:r>
-          </w:p>
-        </w:tc>
-        <w:tc>
-          <w:tcPr>
-            <w:tcW w:w="3135" w:type="dxa"/>
-            <w:shd w:val="clear" w:color="auto" w:fill="1B4F72"/>
-          </w:tcPr>
-          <w:p>
-            <w:r>
-              <w:rPr>
-                <w:b/>
-                <w:color w:val="FFFFFF"/>
-                <w:sz w:val="20"/>
-              </w:rPr>
-              <w:t>Mitigation mise en place</w:t>
-            </w:r>
-          </w:p>
-        </w:tc>
-      </w:tr>
-      <w:tr>
-        <w:trPr>
-          <w:jc w:val="center"/>
-        </w:trPr>
-        <w:tc>
-          <w:tcPr>
-            <w:tcW w:w="3135" w:type="dxa"/>
-            <w:shd w:val="clear" w:color="auto" w:fill="FFFFFF"/>
-          </w:tcPr>
-          <w:p>
-            <w:r>
-              <w:rPr>
-                <w:sz w:val="20"/>
-              </w:rPr>
-              <w:t>Latence LLM (Ollama sur CPU)</w:t>
-            </w:r>
-          </w:p>
-        </w:tc>
-        <w:tc>
-          <w:tcPr>
-            <w:tcW w:w="3135" w:type="dxa"/>
-            <w:shd w:val="clear" w:color="auto" w:fill="FFFFFF"/>
-          </w:tcPr>
-          <w:p>
-            <w:r>
-              <w:rPr>
-                <w:sz w:val="20"/>
-              </w:rPr>
-              <w:t>Élevé</w:t>
-            </w:r>
-          </w:p>
-        </w:tc>
-        <w:tc>
-          <w:tcPr>
-            <w:tcW w:w="3135" w:type="dxa"/>
-            <w:shd w:val="clear" w:color="auto" w:fill="FFFFFF"/>
-          </w:tcPr>
-          <w:p>
-            <w:r>
-              <w:rPr>
-                <w:sz w:val="20"/>
-              </w:rPr>
-              <w:t>Cache SHA-256 (TTL 24h) + switch vers Claude/Gemini cloud</w:t>
-            </w:r>
-          </w:p>
-        </w:tc>
-      </w:tr>
-      <w:tr>
-        <w:trPr>
-          <w:jc w:val="center"/>
-        </w:trPr>
-        <w:tc>
-          <w:tcPr>
-            <w:tcW w:w="3135" w:type="dxa"/>
-            <w:shd w:val="clear" w:color="auto" w:fill="EBF5FB"/>
-          </w:tcPr>
-          <w:p>
-            <w:r>
-              <w:rPr>
-                <w:sz w:val="20"/>
-              </w:rPr>
-              <w:t>Indisponibilité API cloud</w:t>
-            </w:r>
-          </w:p>
-        </w:tc>
-        <w:tc>
-          <w:tcPr>
-            <w:tcW w:w="3135" w:type="dxa"/>
-            <w:shd w:val="clear" w:color="auto" w:fill="EBF5FB"/>
-          </w:tcPr>
-          <w:p>
-            <w:r>
-              <w:rPr>
-                <w:sz w:val="20"/>
-              </w:rPr>
-              <w:t>Moyen</w:t>
-            </w:r>
-          </w:p>
-        </w:tc>
-        <w:tc>
-          <w:tcPr>
-            <w:tcW w:w="3135" w:type="dxa"/>
-            <w:shd w:val="clear" w:color="auto" w:fill="EBF5FB"/>
-          </w:tcPr>
-          <w:p>
-            <w:r>
-              <w:rPr>
-                <w:sz w:val="20"/>
-              </w:rPr>
-              <w:t xml:space="preserve">Fallback automatique vers </w:t>
-            </w:r>
-            <w:r>
-              <w:rPr>
-                <w:sz w:val="20"/>
-              </w:rPr>
-              <w:t>Ollama local</w:t>
-            </w:r>
-          </w:p>
-        </w:tc>
-      </w:tr>
-      <w:tr>
-        <w:trPr>
-          <w:jc w:val="center"/>
-        </w:trPr>
-        <w:tc>
-          <w:tcPr>
-            <w:tcW w:w="3135" w:type="dxa"/>
-            <w:shd w:val="clear" w:color="auto" w:fill="FFFFFF"/>
-          </w:tcPr>
-          <w:p>
-            <w:r>
-              <w:rPr>
-                <w:sz w:val="20"/>
-              </w:rPr>
-              <w:t>Bruit sémantique (labels 'neutral')</w:t>
-            </w:r>
-          </w:p>
-        </w:tc>
-        <w:tc>
-          <w:tcPr>
-            <w:tcW w:w="3135" w:type="dxa"/>
-            <w:shd w:val="clear" w:color="auto" w:fill="FFFFFF"/>
-          </w:tcPr>
-          <w:p>
-            <w:r>
-              <w:rPr>
-                <w:sz w:val="20"/>
-              </w:rPr>
-              <w:t>Moyen</w:t>
-            </w:r>
-          </w:p>
-        </w:tc>
-        <w:tc>
-          <w:tcPr>
-            <w:tcW w:w="3135" w:type="dxa"/>
-            <w:shd w:val="clear" w:color="auto" w:fill="FFFFFF"/>
-          </w:tcPr>
-          <w:p>
-            <w:r>
-              <w:rPr>
-                <w:sz w:val="20"/>
-              </w:rPr>
-              <w:t>Décomposition 4 axes + pondération différenciée</w:t>
-            </w:r>
-          </w:p>
-        </w:tc>
-      </w:tr>
-      <w:tr>
-        <w:trPr>
-          <w:jc w:val="center"/>
-        </w:trPr>
-        <w:tc>
-          <w:tcPr>
-            <w:tcW w:w="3135" w:type="dxa"/>
-            <w:shd w:val="clear" w:color="auto" w:fill="EBF5FB"/>
-          </w:tcPr>
-          <w:p>
-            <w:r>
-              <w:rPr>
-                <w:sz w:val="20"/>
-              </w:rPr>
-              <w:t>Drift de qualité des embeddings</w:t>
-            </w:r>
-          </w:p>
-        </w:tc>
-        <w:tc>
-          <w:tcPr>
-            <w:tcW w:w="3135" w:type="dxa"/>
-            <w:shd w:val="clear" w:color="auto" w:fill="EBF5FB"/>
-          </w:tcPr>
-          <w:p>
-            <w:r>
-              <w:rPr>
-                <w:sz w:val="20"/>
-              </w:rPr>
-              <w:t>Faible</w:t>
-            </w:r>
-          </w:p>
-        </w:tc>
-        <w:tc>
-          <w:tcPr>
-            <w:tcW w:w="3135" w:type="dxa"/>
-            <w:shd w:val="clear" w:color="auto" w:fill="EBF5FB"/>
-          </w:tcPr>
-          <w:p>
-            <w:r>
-              <w:rPr>
-                <w:sz w:val="20"/>
-              </w:rPr>
-              <w:t>Monitoring logs, possibilité de re-build offline</w:t>
-            </w:r>
-          </w:p>
-        </w:tc>
-      </w:tr>
-      <w:tr>
-        <w:trPr>
-          <w:jc w:val="center"/>
-        </w:trPr>
-        <w:tc>
-          <w:tcPr>
-            <w:tcW w:w="3135" w:type="dxa"/>
-            <w:shd w:val="clear" w:color="auto" w:fill="FFFFFF"/>
-          </w:tcPr>
-          <w:p>
-            <w:r>
-              <w:rPr>
-                <w:sz w:val="20"/>
-              </w:rPr>
-              <w:t>Conflits Git en binôme</w:t>
-            </w:r>
-          </w:p>
-        </w:tc>
-        <w:tc>
-          <w:tcPr>
-            <w:tcW w:w="3135" w:type="dxa"/>
-            <w:shd w:val="clear" w:color="auto" w:fill="FFFFFF"/>
-          </w:tcPr>
-          <w:p>
-            <w:r>
-              <w:rPr>
-                <w:sz w:val="20"/>
-              </w:rPr>
-              <w:t>Faible</w:t>
-            </w:r>
-          </w:p>
-        </w:tc>
-        <w:tc>
-          <w:tcPr>
-            <w:tcW w:w="3135" w:type="dxa"/>
-            <w:shd w:val="clear" w:color="auto" w:fill="FFFFFF"/>
-          </w:tcPr>
-          <w:p>
-            <w:r>
-              <w:rPr>
-                <w:sz w:val="20"/>
-              </w:rPr>
-              <w:t xml:space="preserve">Modules séparés, </w:t>
-            </w:r>
-            <w:r>
-              <w:rPr>
-                <w:sz w:val="20"/>
-              </w:rPr>
-              <w:t>communication régulière</w:t>
-            </w:r>
-          </w:p>
-        </w:tc>
-      </w:tr>
-    </w:tbl>
-    <w:p/>
-    <w:p>
-      <w:r>
-        <w:br w:type="page"/>
-      </w:r>
-    </w:p>
-    <w:p>
-      <w:pPr>
-        <w:pStyle w:val="Heading1"/>
-      </w:pPr>
-      <w:r>
-        <w:lastRenderedPageBreak/>
-        <w:t>6. Référentiel de Données</w:t>
-      </w:r>
-    </w:p>
-    <w:p>
-      <w:pPr>
-        <w:pStyle w:val="Heading2"/>
-      </w:pPr>
-      <w:r>
-        <w:t>6.1 Source et volume</w:t>
-      </w:r>
-    </w:p>
-    <w:p>
-      <w:r>
-        <w:t xml:space="preserve">Le corpus est un dataset dérivé de TMDB contenant </w:t>
-      </w:r>
-      <w:r>
-        <w:rPr>
-          <w:b/>
-          <w:color w:val="1B4F72"/>
-        </w:rPr>
-        <w:t>9 841 films</w:t>
-      </w:r>
-      <w:r>
-        <w:t xml:space="preserve"> avec les champs : Title, Overview (synopsis), Genre, Release_Date, Vote_Average, Poster_Url. Ce dataset a été nettoyé (suppression doublons, extraction année, normalisation genres) pour produire </w:t>
-      </w:r>
-      <w:r>
-        <w:rPr>
-          <w:b/>
-          <w:color w:val="1B4F72"/>
-        </w:rPr>
-        <w:t>Database_Cleaned.csv</w:t>
-      </w:r>
-      <w:r>
-        <w:t>.</w:t>
-      </w:r>
-    </w:p>
-    <w:p>
-      <w:pPr>
-        <w:pStyle w:val="Heading2"/>
-      </w:pPr>
-      <w:r>
-        <w:t>6.2 Extraction des blocs sémantiques</w:t>
-      </w:r>
-    </w:p>
-    <w:p>
-      <w:r>
-        <w:t>L</w:t>
-      </w:r>
-      <w:r>
-        <w:t xml:space="preserve">e module block_builder.py transforme chaque overview de film en </w:t>
+      <w:r>
+        <w:t xml:space="preserve">Le module block_builder.py transforme chaque overview de film en </w:t>
       </w:r>
       <w:r>
         <w:rPr>
@@ -3282,10 +2682,7 @@
         <w:pStyle w:val="Heading3"/>
       </w:pPr>
       <w:r>
-        <w:t xml:space="preserve">Comment </w:t>
-      </w:r>
-      <w:r>
-        <w:t>fonctionne l'extraction</w:t>
+        <w:t>Comment fonctionne l'extraction</w:t>
       </w:r>
     </w:p>
     <w:p>
@@ -3324,172 +2721,46 @@
       </w:r>
     </w:p>
     <w:p>
-      <w:pPr>
-        <w:shd w:val="clear" w:color="auto" w:fill="EBF5FB"/>
-        <w:spacing w:before="80"/>
-        <w:ind w:left="283"/>
-      </w:pPr>
       <w:r>
         <w:rPr>
-          <w:rFonts w:ascii="Consolas" w:hAnsi="Consolas"/>
-          <w:sz w:val="18"/>
-        </w:rPr>
-        <w:t>def extract_block(text, taxonomy):</w:t>
-      </w:r>
-      <w:r>
-        <w:rPr>
-          <w:rFonts w:ascii="Consolas" w:hAnsi="Consolas"/>
-          <w:sz w:val="18"/>
-        </w:rPr>
-        <w:br/>
-        <w:t xml:space="preserve">    text = </w:t>
-      </w:r>
-      <w:r>
-        <w:rPr>
-          <w:rFonts w:ascii="Consolas" w:hAnsi="Consolas"/>
-          <w:sz w:val="18"/>
-        </w:rPr>
-        <w:t>clean_text(text)  # lowercase + handle NaN</w:t>
-      </w:r>
-      <w:r>
-        <w:rPr>
-          <w:rFonts w:ascii="Consolas" w:hAnsi="Consolas"/>
-          <w:sz w:val="18"/>
-        </w:rPr>
-        <w:br/>
-        <w:t xml:space="preserve">    detected = []</w:t>
-      </w:r>
-      <w:r>
-        <w:rPr>
-          <w:rFonts w:ascii="Consolas" w:hAnsi="Consolas"/>
-          <w:sz w:val="18"/>
-        </w:rPr>
-        <w:br/>
-        <w:t xml:space="preserve">    for label, keywords in taxonomy.items():</w:t>
-      </w:r>
-      <w:r>
-        <w:rPr>
-          <w:rFonts w:ascii="Consolas" w:hAnsi="Consolas"/>
-          <w:sz w:val="18"/>
-        </w:rPr>
-        <w:br/>
-        <w:t xml:space="preserve">        for word in keywords:</w:t>
-      </w:r>
-      <w:r>
-        <w:rPr>
-          <w:rFonts w:ascii="Consolas" w:hAnsi="Consolas"/>
-          <w:sz w:val="18"/>
-        </w:rPr>
-        <w:br/>
-        <w:t xml:space="preserve">            if re.search(rf"\b{word}\b", text):</w:t>
-      </w:r>
-      <w:r>
-        <w:rPr>
-          <w:rFonts w:ascii="Consolas" w:hAnsi="Consolas"/>
-          <w:sz w:val="18"/>
-        </w:rPr>
-        <w:br/>
-        <w:t xml:space="preserve">                detected.append(label)</w:t>
-      </w:r>
-      <w:r>
-        <w:rPr>
-          <w:rFonts w:ascii="Consolas" w:hAnsi="Consolas"/>
-          <w:sz w:val="18"/>
-        </w:rPr>
-        <w:br/>
-        <w:t xml:space="preserve">                break  # one matc</w:t>
-      </w:r>
-      <w:r>
-        <w:rPr>
-          <w:rFonts w:ascii="Consolas" w:hAnsi="Consolas"/>
-          <w:sz w:val="18"/>
-        </w:rPr>
-        <w:t>h per label is enough</w:t>
-      </w:r>
-      <w:r>
-        <w:rPr>
-          <w:rFonts w:ascii="Consolas" w:hAnsi="Consolas"/>
-          <w:sz w:val="18"/>
-        </w:rPr>
-        <w:br/>
-        <w:t xml:space="preserve">    return ", ".join(detected) if detected else "neutral"</w:t>
-      </w:r>
-      <w:r>
-        <w:rPr>
-          <w:rFonts w:ascii="Consolas" w:hAnsi="Consolas"/>
-          <w:sz w:val="18"/>
-        </w:rPr>
-        <w:br/>
-      </w:r>
-      <w:r>
-        <w:rPr>
-          <w:rFonts w:ascii="Consolas" w:hAnsi="Consolas"/>
-          <w:sz w:val="18"/>
-        </w:rPr>
-        <w:br/>
-        <w:t># Application aux 9 841 films :</w:t>
-      </w:r>
-      <w:r>
-        <w:rPr>
-          <w:rFonts w:ascii="Consolas" w:hAnsi="Consolas"/>
-          <w:sz w:val="18"/>
-        </w:rPr>
-        <w:br/>
-        <w:t>df["Mood"]  = df["Overview"].apply(lambda x: extract_block(x, MOOD_KEYWORDS))</w:t>
-      </w:r>
-      <w:r>
-        <w:rPr>
-          <w:rFonts w:ascii="Consolas" w:hAnsi="Consolas"/>
-          <w:sz w:val="18"/>
-        </w:rPr>
-        <w:br/>
-        <w:t>df["Theme"] = df["Overview"].apply(lambda x: extract_block(x, THE</w:t>
-      </w:r>
-      <w:r>
-        <w:rPr>
-          <w:rFonts w:ascii="Consolas" w:hAnsi="Consolas"/>
-          <w:sz w:val="18"/>
-        </w:rPr>
-        <w:t>ME_KEYWORDS))</w:t>
-      </w:r>
-      <w:r>
-        <w:rPr>
-          <w:rFonts w:ascii="Consolas" w:hAnsi="Consolas"/>
-          <w:sz w:val="18"/>
-        </w:rPr>
-        <w:br/>
-        <w:t>df["NarrativeStyle"] = df["Overview"].apply(</w:t>
-      </w:r>
-      <w:r>
-        <w:rPr>
-          <w:rFonts w:ascii="Consolas" w:hAnsi="Consolas"/>
-          <w:sz w:val="18"/>
-        </w:rPr>
-        <w:br/>
-        <w:t xml:space="preserve">    lambda x: extract_block(x, STYLE_KEYWORDS)</w:t>
-      </w:r>
-      <w:r>
-        <w:rPr>
-          <w:rFonts w:ascii="Consolas" w:hAnsi="Consolas"/>
-          <w:sz w:val="18"/>
-        </w:rPr>
-        <w:br/>
-      </w:r>
-      <w:r>
-        <w:rPr>
-          <w:rFonts w:ascii="Consolas" w:hAnsi="Consolas"/>
-          <w:sz w:val="18"/>
+          <w:noProof/>
         </w:rPr>
         <w:lastRenderedPageBreak/>
-        <w:t>)</w:t>
-      </w:r>
-      <w:r>
-        <w:rPr>
-          <w:rFonts w:ascii="Consolas" w:hAnsi="Consolas"/>
-          <w:sz w:val="18"/>
-        </w:rPr>
-        <w:br/>
-        <w:t>df["Description"] = df["Overview"] + " Genre: " + df["Genre"]</w:t>
+        <w:drawing>
+          <wp:inline distT="0" distB="0" distL="0" distR="0" wp14:anchorId="292502C3" wp14:editId="684E0268">
+            <wp:extent cx="5972810" cy="3851275"/>
+            <wp:effectExtent l="0" t="0" r="8890" b="0"/>
+            <wp:docPr id="1" name="Picture 1"/>
+            <wp:cNvGraphicFramePr>
+              <a:graphicFrameLocks xmlns:a="http://schemas.openxmlformats.org/drawingml/2006/main" noChangeAspect="1"/>
+            </wp:cNvGraphicFramePr>
+            <a:graphic xmlns:a="http://schemas.openxmlformats.org/drawingml/2006/main">
+              <a:graphicData uri="http://schemas.openxmlformats.org/drawingml/2006/picture">
+                <pic:pic xmlns:pic="http://schemas.openxmlformats.org/drawingml/2006/picture">
+                  <pic:nvPicPr>
+                    <pic:cNvPr id="1" name=""/>
+                    <pic:cNvPicPr/>
+                  </pic:nvPicPr>
+                  <pic:blipFill>
+                    <a:blip r:embed="rId10"/>
+                    <a:stretch>
+                      <a:fillRect/>
+                    </a:stretch>
+                  </pic:blipFill>
+                  <pic:spPr>
+                    <a:xfrm>
+                      <a:off x="0" y="0"/>
+                      <a:ext cx="5972810" cy="3851275"/>
+                    </a:xfrm>
+                    <a:prstGeom prst="rect">
+                      <a:avLst/>
+                    </a:prstGeom>
+                  </pic:spPr>
+                </pic:pic>
+              </a:graphicData>
+            </a:graphic>
+          </wp:inline>
+        </w:drawing>
       </w:r>
     </w:p>
     <w:p>
@@ -3508,9 +2779,9 @@
         <w:tblLook w:val="04A0" w:firstRow="1" w:lastRow="0" w:firstColumn="1" w:lastColumn="0" w:noHBand="0" w:noVBand="1"/>
       </w:tblPr>
       <w:tblGrid>
-        <w:gridCol w:w="3135"/>
-        <w:gridCol w:w="3135"/>
-        <w:gridCol w:w="3135"/>
+        <w:gridCol w:w="1710"/>
+        <w:gridCol w:w="1440"/>
+        <w:gridCol w:w="6255"/>
       </w:tblGrid>
       <w:tr>
         <w:trPr>
@@ -3518,7 +2789,7 @@
         </w:trPr>
         <w:tc>
           <w:tcPr>
-            <w:tcW w:w="3135" w:type="dxa"/>
+            <w:tcW w:w="1710" w:type="dxa"/>
             <w:shd w:val="clear" w:color="auto" w:fill="1B4F72"/>
           </w:tcPr>
           <w:p>
@@ -3534,7 +2805,7 @@
         </w:tc>
         <w:tc>
           <w:tcPr>
-            <w:tcW w:w="3135" w:type="dxa"/>
+            <w:tcW w:w="1440" w:type="dxa"/>
             <w:shd w:val="clear" w:color="auto" w:fill="1B4F72"/>
           </w:tcPr>
           <w:p>
@@ -3550,7 +2821,7 @@
         </w:tc>
         <w:tc>
           <w:tcPr>
-            <w:tcW w:w="3135" w:type="dxa"/>
+            <w:tcW w:w="6255" w:type="dxa"/>
             <w:shd w:val="clear" w:color="auto" w:fill="1B4F72"/>
           </w:tcPr>
           <w:p>
@@ -3571,7 +2842,7 @@
         </w:trPr>
         <w:tc>
           <w:tcPr>
-            <w:tcW w:w="3135" w:type="dxa"/>
+            <w:tcW w:w="1710" w:type="dxa"/>
             <w:shd w:val="clear" w:color="auto" w:fill="FFFFFF"/>
           </w:tcPr>
           <w:p>
@@ -3585,7 +2856,7 @@
         </w:tc>
         <w:tc>
           <w:tcPr>
-            <w:tcW w:w="3135" w:type="dxa"/>
+            <w:tcW w:w="1440" w:type="dxa"/>
             <w:shd w:val="clear" w:color="auto" w:fill="FFFFFF"/>
           </w:tcPr>
           <w:p>
@@ -3599,7 +2870,7 @@
         </w:tc>
         <w:tc>
           <w:tcPr>
-            <w:tcW w:w="3135" w:type="dxa"/>
+            <w:tcW w:w="6255" w:type="dxa"/>
             <w:shd w:val="clear" w:color="auto" w:fill="FFFFFF"/>
           </w:tcPr>
           <w:p>
@@ -3607,13 +2878,7 @@
               <w:rPr>
                 <w:sz w:val="20"/>
               </w:rPr>
-              <w:t>Identifiant uni</w:t>
-            </w:r>
-            <w:r>
-              <w:rPr>
-                <w:sz w:val="20"/>
-              </w:rPr>
-              <w:t>que (index 0-based)</w:t>
+              <w:t>Identifiant unique (index 0-based)</w:t>
             </w:r>
           </w:p>
         </w:tc>
@@ -3624,7 +2889,7 @@
         </w:trPr>
         <w:tc>
           <w:tcPr>
-            <w:tcW w:w="3135" w:type="dxa"/>
+            <w:tcW w:w="1710" w:type="dxa"/>
             <w:shd w:val="clear" w:color="auto" w:fill="EBF5FB"/>
           </w:tcPr>
           <w:p>
@@ -3638,7 +2903,7 @@
         </w:tc>
         <w:tc>
           <w:tcPr>
-            <w:tcW w:w="3135" w:type="dxa"/>
+            <w:tcW w:w="1440" w:type="dxa"/>
             <w:shd w:val="clear" w:color="auto" w:fill="EBF5FB"/>
           </w:tcPr>
           <w:p>
@@ -3652,7 +2917,7 @@
         </w:tc>
         <w:tc>
           <w:tcPr>
-            <w:tcW w:w="3135" w:type="dxa"/>
+            <w:tcW w:w="6255" w:type="dxa"/>
             <w:shd w:val="clear" w:color="auto" w:fill="EBF5FB"/>
           </w:tcPr>
           <w:p>
@@ -3671,7 +2936,7 @@
         </w:trPr>
         <w:tc>
           <w:tcPr>
-            <w:tcW w:w="3135" w:type="dxa"/>
+            <w:tcW w:w="1710" w:type="dxa"/>
             <w:shd w:val="clear" w:color="auto" w:fill="FFFFFF"/>
           </w:tcPr>
           <w:p>
@@ -3685,7 +2950,7 @@
         </w:tc>
         <w:tc>
           <w:tcPr>
-            <w:tcW w:w="3135" w:type="dxa"/>
+            <w:tcW w:w="1440" w:type="dxa"/>
             <w:shd w:val="clear" w:color="auto" w:fill="FFFFFF"/>
           </w:tcPr>
           <w:p>
@@ -3699,7 +2964,7 @@
         </w:tc>
         <w:tc>
           <w:tcPr>
-            <w:tcW w:w="3135" w:type="dxa"/>
+            <w:tcW w:w="6255" w:type="dxa"/>
             <w:shd w:val="clear" w:color="auto" w:fill="FFFFFF"/>
           </w:tcPr>
           <w:p>
@@ -3718,7 +2983,7 @@
         </w:trPr>
         <w:tc>
           <w:tcPr>
-            <w:tcW w:w="3135" w:type="dxa"/>
+            <w:tcW w:w="1710" w:type="dxa"/>
             <w:shd w:val="clear" w:color="auto" w:fill="EBF5FB"/>
           </w:tcPr>
           <w:p>
@@ -3732,7 +2997,7 @@
         </w:tc>
         <w:tc>
           <w:tcPr>
-            <w:tcW w:w="3135" w:type="dxa"/>
+            <w:tcW w:w="1440" w:type="dxa"/>
             <w:shd w:val="clear" w:color="auto" w:fill="EBF5FB"/>
           </w:tcPr>
           <w:p>
@@ -3746,7 +3011,7 @@
         </w:tc>
         <w:tc>
           <w:tcPr>
-            <w:tcW w:w="3135" w:type="dxa"/>
+            <w:tcW w:w="6255" w:type="dxa"/>
             <w:shd w:val="clear" w:color="auto" w:fill="EBF5FB"/>
           </w:tcPr>
           <w:p>
@@ -3765,7 +3030,7 @@
         </w:trPr>
         <w:tc>
           <w:tcPr>
-            <w:tcW w:w="3135" w:type="dxa"/>
+            <w:tcW w:w="1710" w:type="dxa"/>
             <w:shd w:val="clear" w:color="auto" w:fill="FFFFFF"/>
           </w:tcPr>
           <w:p>
@@ -3779,7 +3044,7 @@
         </w:tc>
         <w:tc>
           <w:tcPr>
-            <w:tcW w:w="3135" w:type="dxa"/>
+            <w:tcW w:w="1440" w:type="dxa"/>
             <w:shd w:val="clear" w:color="auto" w:fill="FFFFFF"/>
           </w:tcPr>
           <w:p>
@@ -3793,7 +3058,7 @@
         </w:tc>
         <w:tc>
           <w:tcPr>
-            <w:tcW w:w="3135" w:type="dxa"/>
+            <w:tcW w:w="6255" w:type="dxa"/>
             <w:shd w:val="clear" w:color="auto" w:fill="FFFFFF"/>
           </w:tcPr>
           <w:p>
@@ -3812,7 +3077,7 @@
         </w:trPr>
         <w:tc>
           <w:tcPr>
-            <w:tcW w:w="3135" w:type="dxa"/>
+            <w:tcW w:w="1710" w:type="dxa"/>
             <w:shd w:val="clear" w:color="auto" w:fill="EBF5FB"/>
           </w:tcPr>
           <w:p>
@@ -3826,7 +3091,7 @@
         </w:tc>
         <w:tc>
           <w:tcPr>
-            <w:tcW w:w="3135" w:type="dxa"/>
+            <w:tcW w:w="1440" w:type="dxa"/>
             <w:shd w:val="clear" w:color="auto" w:fill="EBF5FB"/>
           </w:tcPr>
           <w:p>
@@ -3840,7 +3105,7 @@
         </w:tc>
         <w:tc>
           <w:tcPr>
-            <w:tcW w:w="3135" w:type="dxa"/>
+            <w:tcW w:w="6255" w:type="dxa"/>
             <w:shd w:val="clear" w:color="auto" w:fill="EBF5FB"/>
           </w:tcPr>
           <w:p>
@@ -3859,7 +3124,7 @@
         </w:trPr>
         <w:tc>
           <w:tcPr>
-            <w:tcW w:w="3135" w:type="dxa"/>
+            <w:tcW w:w="1710" w:type="dxa"/>
             <w:shd w:val="clear" w:color="auto" w:fill="FFFFFF"/>
           </w:tcPr>
           <w:p>
@@ -3873,7 +3138,7 @@
         </w:tc>
         <w:tc>
           <w:tcPr>
-            <w:tcW w:w="3135" w:type="dxa"/>
+            <w:tcW w:w="1440" w:type="dxa"/>
             <w:shd w:val="clear" w:color="auto" w:fill="FFFFFF"/>
           </w:tcPr>
           <w:p>
@@ -3887,7 +3152,7 @@
         </w:tc>
         <w:tc>
           <w:tcPr>
-            <w:tcW w:w="3135" w:type="dxa"/>
+            <w:tcW w:w="6255" w:type="dxa"/>
             <w:shd w:val="clear" w:color="auto" w:fill="FFFFFF"/>
           </w:tcPr>
           <w:p>
@@ -3948,30 +3213,10 @@
         <w:t>phase online</w:t>
       </w:r>
       <w:r>
-        <w:t xml:space="preserve"> (exécutée à chaque requête utilisateur). Chaque étape est détaillée ci-dessous avec le code correspondant, les choix techniques et leurs justifications.</w:t>
-      </w:r>
-    </w:p>
-    <w:p>
-      <w:pPr>
-        <w:shd w:val="clear" w:color="auto" w:fill="EBF5FB"/>
-        <w:spacing w:before="160" w:after="160"/>
-        <w:jc w:val="center"/>
-      </w:pPr>
-      <w:r>
-        <w:rPr>
-          <w:i/>
-          <w:color w:val="2E86C1"/>
-          <w:sz w:val="20"/>
-        </w:rPr>
-        <w:t>[ INSERT IMAGE: Diagramme pipeline complet : Questionnaire → Preprocessing → SBERT Encoding → Cosine S</w:t>
-      </w:r>
-      <w:r>
-        <w:rPr>
-          <w:i/>
-          <w:color w:val="2E86C1"/>
-          <w:sz w:val="20"/>
-        </w:rPr>
-        <w:t>imilarity → Weighted Scoring → Top-3 → GenAI Explanation ]</w:t>
+        <w:t xml:space="preserve"> (exécutée à chaque requête utilisateur). Chaque étape est détaillée ci-dessous avec le code correspondant, les choix techniques et leurs justifications</w:t>
+      </w:r>
+      <w:r>
+        <w:t>.</w:t>
       </w:r>
     </w:p>
     <w:p>
@@ -3992,10 +3237,47 @@
     </w:p>
     <w:p>
       <w:r>
-        <w:t>Voir section 6.2. Le referential_builder.py lit Database_Cleaned.csv, applique block_builder.build_</w:t>
-      </w:r>
-      <w:r>
-        <w:t>semantic_blocks(), et sauvegarde movies_referential.csv.</w:t>
+        <w:t xml:space="preserve">Voir section 6.2. Le </w:t>
+      </w:r>
+      <w:r>
+        <w:rPr>
+          <w:i/>
+          <w:iCs/>
+        </w:rPr>
+        <w:t xml:space="preserve">referential_builder.py </w:t>
+      </w:r>
+      <w:r>
+        <w:t xml:space="preserve">lit </w:t>
+      </w:r>
+      <w:r>
+        <w:rPr>
+          <w:i/>
+          <w:iCs/>
+        </w:rPr>
+        <w:t>Database_Cleaned.csv</w:t>
+      </w:r>
+      <w:r>
+        <w:t xml:space="preserve">, applique </w:t>
+      </w:r>
+      <w:r>
+        <w:rPr>
+          <w:i/>
+          <w:iCs/>
+        </w:rPr>
+        <w:t>block_builder.build_semantic_blocks(),</w:t>
+      </w:r>
+      <w:r>
+        <w:t xml:space="preserve"> et sauvegarde </w:t>
+      </w:r>
+      <w:r>
+        <w:rPr>
+          <w:i/>
+          <w:iCs/>
+        </w:rPr>
+        <w:t>movies_referential.csv</w:t>
+      </w:r>
+      <w:r>
+        <w:t>.</w:t>
       </w:r>
     </w:p>
     <w:p>
@@ -4057,194 +3339,66 @@
           <w:b/>
           <w:color w:val="1B4F72"/>
         </w:rPr>
-        <w:t>Pourquoi encoder chaque axe séparé</w:t>
-      </w:r>
-      <w:r>
-        <w:rPr>
-          <w:b/>
-          <w:color w:val="1B4F72"/>
-        </w:rPr>
-        <w:t>ment ?</w:t>
-      </w:r>
-      <w:r>
-        <w:t xml:space="preserve"> Un unique embedding par film (ex: concaténation title+overview+genre) perdrait la granularité nécessaire au scoring par axe et à la visualisation radar. En séparant les axes, on peut </w:t>
-      </w:r>
-      <w:r>
-        <w:rPr>
-          <w:b/>
-          <w:color w:val="1B4F72"/>
-        </w:rPr>
-        <w:t>pondérer différemment</w:t>
-      </w:r>
-      <w:r>
-        <w:t xml:space="preserve"> mood (35%) vs. description (15%) et explique</w:t>
-      </w:r>
-      <w:r>
-        <w:t>r précisément où le film matche ou diverge.</w:t>
+        <w:t>Pourquoi encoder chaque axe séparément ?</w:t>
+      </w:r>
+      <w:r>
+        <w:t xml:space="preserve"> </w:t>
+      </w:r>
+      <w:r>
+        <w:t>Un unique embedding par film (ex: concaténation title+overview+genre) perdrait la granularité nécessaire au scoring par axe et à la visualisation radar. En séparant les axes, on peut appliquer des poids dynamiques guidés par les curseurs (mood_intensity, theme_interest, style_interest) tout en donnant une priorité de base élevée à la description, et expliquer</w:t>
+      </w:r>
+      <w:r>
+        <w:t xml:space="preserve"> p</w:t>
+      </w:r>
+      <w:r>
+        <w:t>récisément où le film matche ou diverge.</w:t>
       </w:r>
     </w:p>
     <w:p>
-      <w:pPr>
-        <w:shd w:val="clear" w:color="auto" w:fill="EBF5FB"/>
-        <w:spacing w:before="80"/>
-        <w:ind w:left="283"/>
-      </w:pPr>
       <w:r>
         <w:rPr>
-          <w:rFonts w:ascii="Consolas" w:hAnsi="Consolas"/>
-          <w:sz w:val="18"/>
+          <w:noProof/>
         </w:rPr>
-        <w:t># src/embedding/embedding_builder.py</w:t>
-      </w:r>
-      <w:r>
-        <w:rPr>
-          <w:rFonts w:ascii="Consolas" w:hAnsi="Consolas"/>
-          <w:sz w:val="18"/>
-        </w:rPr>
-        <w:br/>
-        <w:t>from sentence_transformers import SentenceTransformer</w:t>
-      </w:r>
-      <w:r>
-        <w:rPr>
-          <w:rFonts w:ascii="Consolas" w:hAnsi="Consolas"/>
-          <w:sz w:val="18"/>
-        </w:rPr>
-        <w:br/>
-        <w:t>import numpy as np</w:t>
-      </w:r>
-      <w:r>
-        <w:rPr>
-          <w:rFonts w:ascii="Consolas" w:hAnsi="Consolas"/>
-          <w:sz w:val="18"/>
-        </w:rPr>
-        <w:br/>
-      </w:r>
-      <w:r>
-        <w:rPr>
-          <w:rFonts w:ascii="Consolas" w:hAnsi="Consolas"/>
-          <w:sz w:val="18"/>
-        </w:rPr>
-        <w:br/>
-        <w:t>model = SentenceTransformer("sentence-transformers/all-MiniLM-L6-v2")</w:t>
-      </w:r>
-      <w:r>
-        <w:rPr>
-          <w:rFonts w:ascii="Consolas" w:hAnsi="Consolas"/>
-          <w:sz w:val="18"/>
-        </w:rPr>
-        <w:br/>
-      </w:r>
-      <w:r>
-        <w:rPr>
-          <w:rFonts w:ascii="Consolas" w:hAnsi="Consolas"/>
-          <w:sz w:val="18"/>
-        </w:rPr>
-        <w:br/>
-        <w:t># Encode each semantic axis in</w:t>
-      </w:r>
-      <w:r>
-        <w:rPr>
-          <w:rFonts w:ascii="Consolas" w:hAnsi="Consolas"/>
-          <w:sz w:val="18"/>
-        </w:rPr>
-        <w:t>dependently</w:t>
-      </w:r>
-      <w:r>
-        <w:rPr>
-          <w:rFonts w:ascii="Consolas" w:hAnsi="Consolas"/>
-          <w:sz w:val="18"/>
-        </w:rPr>
-        <w:br/>
-        <w:t>mood_emb  = model.encode(df["Mood"].tolist(),  convert_to_numpy=True)</w:t>
-      </w:r>
-      <w:r>
-        <w:rPr>
-          <w:rFonts w:ascii="Consolas" w:hAnsi="Consolas"/>
-          <w:sz w:val="18"/>
-        </w:rPr>
-        <w:br/>
-        <w:t>theme_emb = model.encode(df["Theme"].tolist(), convert_to_numpy=True)</w:t>
-      </w:r>
-      <w:r>
-        <w:rPr>
-          <w:rFonts w:ascii="Consolas" w:hAnsi="Consolas"/>
-          <w:sz w:val="18"/>
-        </w:rPr>
-        <w:br/>
-        <w:t>style_emb = model.encode(df["NarrativeStyle"].tolist(), convert_to_numpy=True)</w:t>
-      </w:r>
-      <w:r>
-        <w:rPr>
-          <w:rFonts w:ascii="Consolas" w:hAnsi="Consolas"/>
-          <w:sz w:val="18"/>
-        </w:rPr>
-        <w:br/>
-        <w:t>desc_emb  = model.encode(</w:t>
-      </w:r>
-      <w:r>
-        <w:rPr>
-          <w:rFonts w:ascii="Consolas" w:hAnsi="Consolas"/>
-          <w:sz w:val="18"/>
-        </w:rPr>
-        <w:t>df["Description"].tolist(),    convert_to_numpy=True)</w:t>
-      </w:r>
-      <w:r>
-        <w:rPr>
-          <w:rFonts w:ascii="Consolas" w:hAnsi="Consolas"/>
-          <w:sz w:val="18"/>
-        </w:rPr>
-        <w:br/>
-      </w:r>
-      <w:r>
-        <w:rPr>
-          <w:rFonts w:ascii="Consolas" w:hAnsi="Consolas"/>
-          <w:sz w:val="18"/>
-        </w:rPr>
-        <w:br/>
-        <w:t># Save as NumPy arrays for fast loading at inference</w:t>
-      </w:r>
-      <w:r>
-        <w:rPr>
-          <w:rFonts w:ascii="Consolas" w:hAnsi="Consolas"/>
-          <w:sz w:val="18"/>
-        </w:rPr>
-        <w:br/>
-        <w:t>np.save("models/embeddings/mood_embeddings.npy",  mood_emb)   # (9841, 384)</w:t>
-      </w:r>
-      <w:r>
-        <w:rPr>
-          <w:rFonts w:ascii="Consolas" w:hAnsi="Consolas"/>
-          <w:sz w:val="18"/>
-        </w:rPr>
-        <w:br/>
-        <w:t>np.save("models/embeddings/theme_embeddings.npy", theme_emb)  # (9841, 3</w:t>
-      </w:r>
-      <w:r>
-        <w:rPr>
-          <w:rFonts w:ascii="Consolas" w:hAnsi="Consolas"/>
-          <w:sz w:val="18"/>
-        </w:rPr>
-        <w:t>84)</w:t>
-      </w:r>
-      <w:r>
-        <w:rPr>
-          <w:rFonts w:ascii="Consolas" w:hAnsi="Consolas"/>
-          <w:sz w:val="18"/>
-        </w:rPr>
-        <w:br/>
-        <w:t>np.save("models/embeddings/style_embeddings.npy", style_emb)  # (9841, 384)</w:t>
-      </w:r>
-      <w:r>
-        <w:rPr>
-          <w:rFonts w:ascii="Consolas" w:hAnsi="Consolas"/>
-          <w:sz w:val="18"/>
-        </w:rPr>
-        <w:br/>
-        <w:t>np.save("models/embeddings/desc_embeddings.npy",  desc_emb)   # (9841, 384)</w:t>
+        <w:drawing>
+          <wp:inline distT="0" distB="0" distL="0" distR="0" wp14:anchorId="71DED560" wp14:editId="262BBCB2">
+            <wp:extent cx="5382883" cy="3470889"/>
+            <wp:effectExtent l="0" t="0" r="8890" b="0"/>
+            <wp:docPr id="6" name="Picture 6"/>
+            <wp:cNvGraphicFramePr>
+              <a:graphicFrameLocks xmlns:a="http://schemas.openxmlformats.org/drawingml/2006/main" noChangeAspect="1"/>
+            </wp:cNvGraphicFramePr>
+            <a:graphic xmlns:a="http://schemas.openxmlformats.org/drawingml/2006/main">
+              <a:graphicData uri="http://schemas.openxmlformats.org/drawingml/2006/picture">
+                <pic:pic xmlns:pic="http://schemas.openxmlformats.org/drawingml/2006/picture">
+                  <pic:nvPicPr>
+                    <pic:cNvPr id="1" name=""/>
+                    <pic:cNvPicPr/>
+                  </pic:nvPicPr>
+                  <pic:blipFill>
+                    <a:blip r:embed="rId11"/>
+                    <a:stretch>
+                      <a:fillRect/>
+                    </a:stretch>
+                  </pic:blipFill>
+                  <pic:spPr>
+                    <a:xfrm>
+                      <a:off x="0" y="0"/>
+                      <a:ext cx="5414948" cy="3491565"/>
+                    </a:xfrm>
+                    <a:prstGeom prst="rect">
+                      <a:avLst/>
+                    </a:prstGeom>
+                  </pic:spPr>
+                </pic:pic>
+              </a:graphicData>
+            </a:graphic>
+          </wp:inline>
+        </w:drawing>
       </w:r>
     </w:p>
     <w:p>
       <w:r>
+        <w:lastRenderedPageBreak/>
         <w:t xml:space="preserve">Le modèle SBERT fonctionne ainsi : le texte est tokenisé, passé dans un backbone </w:t>
       </w:r>
       <w:r>
@@ -4255,10 +3409,7 @@
         <w:t>MiniLM</w:t>
       </w:r>
       <w:r>
-        <w:t xml:space="preserve"> (6 couches t</w:t>
-      </w:r>
-      <w:r>
-        <w:t xml:space="preserve">ransformer), puis </w:t>
+        <w:t xml:space="preserve"> (6 couches transformer), puis </w:t>
       </w:r>
       <w:r>
         <w:rPr>
@@ -4286,7 +3437,6 @@
         <w:pStyle w:val="Heading2"/>
       </w:pPr>
       <w:r>
-        <w:lastRenderedPageBreak/>
         <w:t>7.2 Phase Online — Recommandation temps-réel</w:t>
       </w:r>
     </w:p>
@@ -4300,10 +3450,7 @@
     </w:p>
     <w:p>
       <w:r>
-        <w:t>Le q</w:t>
-      </w:r>
-      <w:r>
-        <w:t xml:space="preserve">uestionnaire hybride de l'utilisateur (texte libre + choix structurés + Likert) est traduit en </w:t>
+        <w:t xml:space="preserve">Le questionnaire hybride de l'utilisateur (texte libre + choix structurés + Likert) est traduit en </w:t>
       </w:r>
       <w:r>
         <w:rPr>
@@ -4330,242 +3477,52 @@
           <w:b/>
           <w:color w:val="1B4F72"/>
         </w:rPr>
-        <w:t>mê</w:t>
-      </w:r>
-      <w:r>
-        <w:rPr>
-          <w:b/>
-          <w:color w:val="1B4F72"/>
-        </w:rPr>
-        <w:t>me espace vectoriel</w:t>
+        <w:t>même espace vectoriel</w:t>
       </w:r>
       <w:r>
         <w:t>.</w:t>
       </w:r>
     </w:p>
     <w:p>
-      <w:pPr>
-        <w:shd w:val="clear" w:color="auto" w:fill="EBF5FB"/>
-        <w:spacing w:before="80"/>
-        <w:ind w:left="283"/>
-      </w:pPr>
       <w:r>
         <w:rPr>
-          <w:rFonts w:ascii="Consolas" w:hAnsi="Consolas"/>
-          <w:sz w:val="18"/>
+          <w:noProof/>
         </w:rPr>
-        <w:t># src/user_profile/profile_encoder.py</w:t>
-      </w:r>
-      <w:r>
-        <w:rPr>
-          <w:rFonts w:ascii="Consolas" w:hAnsi="Consolas"/>
-          <w:sz w:val="18"/>
-        </w:rPr>
-        <w:br/>
-        <w:t>def build_profile_blocks(self, questionnaire):</w:t>
-      </w:r>
-      <w:r>
-        <w:rPr>
-          <w:rFonts w:ascii="Consolas" w:hAnsi="Consolas"/>
-          <w:sz w:val="18"/>
-        </w:rPr>
-        <w:br/>
-        <w:t xml:space="preserve">    mood_block = (</w:t>
-      </w:r>
-      <w:r>
-        <w:rPr>
-          <w:rFonts w:ascii="Consolas" w:hAnsi="Consolas"/>
-          <w:sz w:val="18"/>
-        </w:rPr>
-        <w:br/>
-        <w:t xml:space="preserve">        f"The user wants a {questionnaire.preferred_mood} mood "</w:t>
-      </w:r>
-      <w:r>
-        <w:rPr>
-          <w:rFonts w:ascii="Consolas" w:hAnsi="Consolas"/>
-          <w:sz w:val="18"/>
-        </w:rPr>
-        <w:br/>
-        <w:t xml:space="preserve">        f"with intensity level {questionnaire.mood_intensity}"</w:t>
-      </w:r>
-      <w:r>
-        <w:rPr>
-          <w:rFonts w:ascii="Consolas" w:hAnsi="Consolas"/>
-          <w:sz w:val="18"/>
-        </w:rPr>
-        <w:br/>
-        <w:t xml:space="preserve">   </w:t>
-      </w:r>
-      <w:r>
-        <w:rPr>
-          <w:rFonts w:ascii="Consolas" w:hAnsi="Consolas"/>
-          <w:sz w:val="18"/>
-        </w:rPr>
-        <w:t xml:space="preserve"> )</w:t>
-      </w:r>
-      <w:r>
-        <w:rPr>
-          <w:rFonts w:ascii="Consolas" w:hAnsi="Consolas"/>
-          <w:sz w:val="18"/>
-        </w:rPr>
-        <w:br/>
-        <w:t xml:space="preserve">    theme_block = (</w:t>
-      </w:r>
-      <w:r>
-        <w:rPr>
-          <w:rFonts w:ascii="Consolas" w:hAnsi="Consolas"/>
-          <w:sz w:val="18"/>
-        </w:rPr>
-        <w:br/>
-        <w:t xml:space="preserve">        f"The user prefers {questionnaire.preferred_genre} themes "</w:t>
-      </w:r>
-      <w:r>
-        <w:rPr>
-          <w:rFonts w:ascii="Consolas" w:hAnsi="Consolas"/>
-          <w:sz w:val="18"/>
-        </w:rPr>
-        <w:br/>
-        <w:t xml:space="preserve">        f"with interest level {questionnaire.theme_interest}"</w:t>
-      </w:r>
-      <w:r>
-        <w:rPr>
-          <w:rFonts w:ascii="Consolas" w:hAnsi="Consolas"/>
-          <w:sz w:val="18"/>
-        </w:rPr>
-        <w:br/>
-        <w:t xml:space="preserve">    )</w:t>
-      </w:r>
-      <w:r>
-        <w:rPr>
-          <w:rFonts w:ascii="Consolas" w:hAnsi="Consolas"/>
-          <w:sz w:val="18"/>
-        </w:rPr>
-        <w:br/>
-        <w:t xml:space="preserve">    style_block = (</w:t>
-      </w:r>
-      <w:r>
-        <w:rPr>
-          <w:rFonts w:ascii="Consolas" w:hAnsi="Consolas"/>
-          <w:sz w:val="18"/>
-        </w:rPr>
-        <w:br/>
-        <w:t xml:space="preserve">        f"The user enjoys {questionnaire.preferred_style} narrative "</w:t>
-      </w:r>
-      <w:r>
-        <w:rPr>
-          <w:rFonts w:ascii="Consolas" w:hAnsi="Consolas"/>
-          <w:sz w:val="18"/>
-        </w:rPr>
-        <w:br/>
-        <w:t xml:space="preserve">       </w:t>
-      </w:r>
-      <w:r>
-        <w:rPr>
-          <w:rFonts w:ascii="Consolas" w:hAnsi="Consolas"/>
-          <w:sz w:val="18"/>
-        </w:rPr>
-        <w:t xml:space="preserve"> f"pacing with interest level {questionnaire.style_interest}"</w:t>
-      </w:r>
-      <w:r>
-        <w:rPr>
-          <w:rFonts w:ascii="Consolas" w:hAnsi="Consolas"/>
-          <w:sz w:val="18"/>
-        </w:rPr>
-        <w:br/>
-        <w:t xml:space="preserve">    )</w:t>
-      </w:r>
-      <w:r>
-        <w:rPr>
-          <w:rFonts w:ascii="Consolas" w:hAnsi="Consolas"/>
-          <w:sz w:val="18"/>
-        </w:rPr>
-        <w:br/>
-        <w:t xml:space="preserve">    desc_block = questionnaire.description</w:t>
-      </w:r>
-      <w:r>
-        <w:rPr>
-          <w:rFonts w:ascii="Consolas" w:hAnsi="Consolas"/>
-          <w:sz w:val="18"/>
-        </w:rPr>
-        <w:br/>
-        <w:t xml:space="preserve">    if questionnaire.preferred_era:</w:t>
-      </w:r>
-      <w:r>
-        <w:rPr>
-          <w:rFonts w:ascii="Consolas" w:hAnsi="Consolas"/>
-          <w:sz w:val="18"/>
-        </w:rPr>
-        <w:br/>
-        <w:t xml:space="preserve">        desc_block += f" Preferred era: {questionnaire.preferred_era}."</w:t>
-      </w:r>
-      <w:r>
-        <w:rPr>
-          <w:rFonts w:ascii="Consolas" w:hAnsi="Consolas"/>
-          <w:sz w:val="18"/>
-        </w:rPr>
-        <w:br/>
-        <w:t xml:space="preserve">    if questionnaire.preferred_direct</w:t>
-      </w:r>
-      <w:r>
-        <w:rPr>
-          <w:rFonts w:ascii="Consolas" w:hAnsi="Consolas"/>
-          <w:sz w:val="18"/>
-        </w:rPr>
-        <w:t>or:</w:t>
-      </w:r>
-      <w:r>
-        <w:rPr>
-          <w:rFonts w:ascii="Consolas" w:hAnsi="Consolas"/>
-          <w:sz w:val="18"/>
-        </w:rPr>
-        <w:br/>
-        <w:t xml:space="preserve">        desc_block += f" Style of: {questionnaire.preferred_director}."</w:t>
-      </w:r>
-      <w:r>
-        <w:rPr>
-          <w:rFonts w:ascii="Consolas" w:hAnsi="Consolas"/>
-          <w:sz w:val="18"/>
-        </w:rPr>
-        <w:br/>
-        <w:t xml:space="preserve">    return {"mood": mood_block, "theme": theme_block,</w:t>
-      </w:r>
-      <w:r>
-        <w:rPr>
-          <w:rFonts w:ascii="Consolas" w:hAnsi="Consolas"/>
-          <w:sz w:val="18"/>
-        </w:rPr>
-        <w:br/>
-        <w:t xml:space="preserve">            "style": style_block, "description": desc_block}</w:t>
-      </w:r>
-      <w:r>
-        <w:rPr>
-          <w:rFonts w:ascii="Consolas" w:hAnsi="Consolas"/>
-          <w:sz w:val="18"/>
-        </w:rPr>
-        <w:br/>
-      </w:r>
-      <w:r>
-        <w:rPr>
-          <w:rFonts w:ascii="Consolas" w:hAnsi="Consolas"/>
-          <w:sz w:val="18"/>
-        </w:rPr>
-        <w:br/>
-        <w:t># Encode with same SBERT model</w:t>
-      </w:r>
-      <w:r>
-        <w:rPr>
-          <w:rFonts w:ascii="Consolas" w:hAnsi="Consolas"/>
-          <w:sz w:val="18"/>
-        </w:rPr>
-        <w:br/>
-        <w:t>profile = {k: model.encode(v) for</w:t>
-      </w:r>
-      <w:r>
-        <w:rPr>
-          <w:rFonts w:ascii="Consolas" w:hAnsi="Consolas"/>
-          <w:sz w:val="18"/>
-        </w:rPr>
-        <w:t xml:space="preserve"> k, v in blocks.items()}</w:t>
+        <w:drawing>
+          <wp:inline distT="0" distB="0" distL="0" distR="0" wp14:anchorId="3275A64F" wp14:editId="79065D79">
+            <wp:extent cx="5972810" cy="5047615"/>
+            <wp:effectExtent l="0" t="0" r="8890" b="635"/>
+            <wp:docPr id="7" name="Picture 7"/>
+            <wp:cNvGraphicFramePr>
+              <a:graphicFrameLocks xmlns:a="http://schemas.openxmlformats.org/drawingml/2006/main" noChangeAspect="1"/>
+            </wp:cNvGraphicFramePr>
+            <a:graphic xmlns:a="http://schemas.openxmlformats.org/drawingml/2006/main">
+              <a:graphicData uri="http://schemas.openxmlformats.org/drawingml/2006/picture">
+                <pic:pic xmlns:pic="http://schemas.openxmlformats.org/drawingml/2006/picture">
+                  <pic:nvPicPr>
+                    <pic:cNvPr id="1" name=""/>
+                    <pic:cNvPicPr/>
+                  </pic:nvPicPr>
+                  <pic:blipFill>
+                    <a:blip r:embed="rId12"/>
+                    <a:stretch>
+                      <a:fillRect/>
+                    </a:stretch>
+                  </pic:blipFill>
+                  <pic:spPr>
+                    <a:xfrm>
+                      <a:off x="0" y="0"/>
+                      <a:ext cx="5972810" cy="5047615"/>
+                    </a:xfrm>
+                    <a:prstGeom prst="rect">
+                      <a:avLst/>
+                    </a:prstGeom>
+                  </pic:spPr>
+                </pic:pic>
+              </a:graphicData>
+            </a:graphic>
+          </wp:inline>
+        </w:drawing>
       </w:r>
     </w:p>
     <w:p>
@@ -4590,10 +3547,7 @@
         <w:t>influence la position du vecteur</w:t>
       </w:r>
       <w:r>
-        <w:t xml:space="preserve"> dans l'espace sémantique. Bien que subtile, cette variation modifie les scores de similarité de manière cohérente avec l'intention</w:t>
-      </w:r>
-      <w:r>
-        <w:t xml:space="preserve"> utilisateur.</w:t>
+        <w:t xml:space="preserve"> dans l'espace sémantique. Bien que subtile, cette variation modifie les scores de similarité de manière cohérente avec l'intention utilisateur.</w:t>
       </w:r>
     </w:p>
     <w:p>
@@ -4601,6 +3555,7 @@
         <w:pStyle w:val="Heading3"/>
       </w:pPr>
       <w:r>
+        <w:lastRenderedPageBreak/>
         <w:t>Étape 4 : Calcul de similarité cosinus</w:t>
       </w:r>
     </w:p>
@@ -4641,14 +3596,7 @@
           <w:b/>
           <w:color w:val="1B4F72"/>
         </w:rPr>
-        <w:t>[−</w:t>
-      </w:r>
-      <w:r>
-        <w:rPr>
-          <w:b/>
-          <w:color w:val="1B4F72"/>
-        </w:rPr>
-        <w:t>1, 1]</w:t>
+        <w:t>[−1, 1]</w:t>
       </w:r>
       <w:r>
         <w:t xml:space="preserve"> (typiquement [0, 1] pour des embeddings normalisés). Plus la valeur est élevée, plus le film est </w:t>
@@ -4663,103 +3611,51 @@
       <w:r>
         <w:t xml:space="preserve"> du profil sur cet axe.</w:t>
       </w:r>
-    </w:p>
-    <w:p>
-      <w:pPr>
-        <w:shd w:val="clear" w:color="auto" w:fill="EBF5FB"/>
-        <w:spacing w:before="80"/>
-        <w:ind w:left="283"/>
-      </w:pPr>
       <w:r>
         <w:rPr>
-          <w:rFonts w:ascii="Consolas" w:hAnsi="Consolas"/>
-          <w:sz w:val="18"/>
+          <w:noProof/>
         </w:rPr>
-        <w:t># src/scoring/coverage_scorer.py</w:t>
+        <w:t xml:space="preserve"> </w:t>
       </w:r>
       <w:r>
         <w:rPr>
-          <w:rFonts w:ascii="Consolas" w:hAnsi="Consolas"/>
-          <w:sz w:val="18"/>
+          <w:noProof/>
         </w:rPr>
-        <w:br/>
-        <w:t>from sklearn.metrics.pairwise import cosine_similarity</w:t>
-      </w:r>
-      <w:r>
-        <w:rPr>
-          <w:rFonts w:ascii="Consolas" w:hAnsi="Consolas"/>
-          <w:sz w:val="18"/>
-        </w:rPr>
-        <w:br/>
-      </w:r>
-      <w:r>
-        <w:rPr>
-          <w:rFonts w:ascii="Consolas" w:hAnsi="Consolas"/>
-          <w:sz w:val="18"/>
-        </w:rPr>
-        <w:br/>
-        <w:t># 4 comparaisons in</w:t>
-      </w:r>
-      <w:r>
-        <w:rPr>
-          <w:rFonts w:ascii="Consolas" w:hAnsi="Consolas"/>
-          <w:sz w:val="18"/>
-        </w:rPr>
-        <w:t>dépendantes : user vector vs corpus matrix</w:t>
-      </w:r>
-      <w:r>
-        <w:rPr>
-          <w:rFonts w:ascii="Consolas" w:hAnsi="Consolas"/>
-          <w:sz w:val="18"/>
-        </w:rPr>
-        <w:br/>
-        <w:t>mood_sim  = cosine_similarity([user_profile["mood"]],  self.mood_emb)[0]</w:t>
-      </w:r>
-      <w:r>
-        <w:rPr>
-          <w:rFonts w:ascii="Consolas" w:hAnsi="Consolas"/>
-          <w:sz w:val="18"/>
-        </w:rPr>
-        <w:br/>
-        <w:t>theme_sim = cosine_similarity([user_profile["theme"]], self.theme_emb)[0]</w:t>
-      </w:r>
-      <w:r>
-        <w:rPr>
-          <w:rFonts w:ascii="Consolas" w:hAnsi="Consolas"/>
-          <w:sz w:val="18"/>
-        </w:rPr>
-        <w:br/>
-      </w:r>
-      <w:r>
-        <w:rPr>
-          <w:rFonts w:ascii="Consolas" w:hAnsi="Consolas"/>
-          <w:sz w:val="18"/>
-        </w:rPr>
-        <w:lastRenderedPageBreak/>
-        <w:t>style_sim = cosine_similarity([user_profile["style"]], self.style_</w:t>
-      </w:r>
-      <w:r>
-        <w:rPr>
-          <w:rFonts w:ascii="Consolas" w:hAnsi="Consolas"/>
-          <w:sz w:val="18"/>
-        </w:rPr>
-        <w:t>emb)[0]</w:t>
-      </w:r>
-      <w:r>
-        <w:rPr>
-          <w:rFonts w:ascii="Consolas" w:hAnsi="Consolas"/>
-          <w:sz w:val="18"/>
-        </w:rPr>
-        <w:br/>
-        <w:t>desc_sim  = cosine_similarity([user_profile["description"]], self.desc_emb)[0]</w:t>
-      </w:r>
-      <w:r>
-        <w:rPr>
-          <w:rFonts w:ascii="Consolas" w:hAnsi="Consolas"/>
-          <w:sz w:val="18"/>
-        </w:rPr>
-        <w:br/>
-        <w:t># Chaque résultat : array de 9 841 scores</w:t>
+        <w:drawing>
+          <wp:inline distT="0" distB="0" distL="0" distR="0" wp14:anchorId="14B5911D" wp14:editId="7C0B9C2C">
+            <wp:extent cx="5972810" cy="2616835"/>
+            <wp:effectExtent l="0" t="0" r="8890" b="0"/>
+            <wp:docPr id="8" name="Picture 8"/>
+            <wp:cNvGraphicFramePr>
+              <a:graphicFrameLocks xmlns:a="http://schemas.openxmlformats.org/drawingml/2006/main" noChangeAspect="1"/>
+            </wp:cNvGraphicFramePr>
+            <a:graphic xmlns:a="http://schemas.openxmlformats.org/drawingml/2006/main">
+              <a:graphicData uri="http://schemas.openxmlformats.org/drawingml/2006/picture">
+                <pic:pic xmlns:pic="http://schemas.openxmlformats.org/drawingml/2006/picture">
+                  <pic:nvPicPr>
+                    <pic:cNvPr id="1" name=""/>
+                    <pic:cNvPicPr/>
+                  </pic:nvPicPr>
+                  <pic:blipFill>
+                    <a:blip r:embed="rId13"/>
+                    <a:stretch>
+                      <a:fillRect/>
+                    </a:stretch>
+                  </pic:blipFill>
+                  <pic:spPr>
+                    <a:xfrm>
+                      <a:off x="0" y="0"/>
+                      <a:ext cx="5972810" cy="2616835"/>
+                    </a:xfrm>
+                    <a:prstGeom prst="rect">
+                      <a:avLst/>
+                    </a:prstGeom>
+                  </pic:spPr>
+                </pic:pic>
+              </a:graphicData>
+            </a:graphic>
+          </wp:inline>
+        </w:drawing>
       </w:r>
     </w:p>
     <w:p>
@@ -4799,53 +3695,52 @@
           <w:b/>
           <w:color w:val="1B4F72"/>
         </w:rPr>
-        <w:t>min-max scali</w:t>
-      </w:r>
-      <w:r>
-        <w:rPr>
-          <w:b/>
-          <w:color w:val="1B4F72"/>
-        </w:rPr>
-        <w:t>ng</w:t>
+        <w:t>min-max scaling</w:t>
       </w:r>
       <w:r>
         <w:t>. Cela garantit que les axes avec des distributions naturellement différentes contribuent équitablement au score final.</w:t>
       </w:r>
     </w:p>
     <w:p>
-      <w:pPr>
-        <w:shd w:val="clear" w:color="auto" w:fill="EBF5FB"/>
-        <w:spacing w:before="80"/>
-        <w:ind w:left="283"/>
-      </w:pPr>
       <w:r>
         <w:rPr>
-          <w:rFonts w:ascii="Consolas" w:hAnsi="Consolas"/>
-          <w:sz w:val="18"/>
+          <w:noProof/>
         </w:rPr>
-        <w:t>def normalize(self, sim):</w:t>
-      </w:r>
-      <w:r>
-        <w:rPr>
-          <w:rFonts w:ascii="Consolas" w:hAnsi="Consolas"/>
-          <w:sz w:val="18"/>
-        </w:rPr>
-        <w:br/>
-      </w:r>
-      <w:r>
-        <w:rPr>
-          <w:rFonts w:ascii="Consolas" w:hAnsi="Consolas"/>
-          <w:sz w:val="18"/>
-        </w:rPr>
-        <w:t xml:space="preserve">    return (sim - sim.min()) / (sim.max() - sim.min() + 1e-8)</w:t>
-      </w:r>
-      <w:r>
-        <w:rPr>
-          <w:rFonts w:ascii="Consolas" w:hAnsi="Consolas"/>
-          <w:sz w:val="18"/>
-        </w:rPr>
-        <w:br/>
-        <w:t xml:space="preserve">    # epsilon 1e-8 pour éviter division par zéro</w:t>
+        <w:drawing>
+          <wp:inline distT="0" distB="0" distL="0" distR="0" wp14:anchorId="0D9E1D61" wp14:editId="4295D9ED">
+            <wp:extent cx="5972810" cy="2176780"/>
+            <wp:effectExtent l="0" t="0" r="8890" b="0"/>
+            <wp:docPr id="9" name="Picture 9"/>
+            <wp:cNvGraphicFramePr>
+              <a:graphicFrameLocks xmlns:a="http://schemas.openxmlformats.org/drawingml/2006/main" noChangeAspect="1"/>
+            </wp:cNvGraphicFramePr>
+            <a:graphic xmlns:a="http://schemas.openxmlformats.org/drawingml/2006/main">
+              <a:graphicData uri="http://schemas.openxmlformats.org/drawingml/2006/picture">
+                <pic:pic xmlns:pic="http://schemas.openxmlformats.org/drawingml/2006/picture">
+                  <pic:nvPicPr>
+                    <pic:cNvPr id="1" name=""/>
+                    <pic:cNvPicPr/>
+                  </pic:nvPicPr>
+                  <pic:blipFill>
+                    <a:blip r:embed="rId14"/>
+                    <a:stretch>
+                      <a:fillRect/>
+                    </a:stretch>
+                  </pic:blipFill>
+                  <pic:spPr>
+                    <a:xfrm>
+                      <a:off x="0" y="0"/>
+                      <a:ext cx="5972810" cy="2176780"/>
+                    </a:xfrm>
+                    <a:prstGeom prst="rect">
+                      <a:avLst/>
+                    </a:prstGeom>
+                  </pic:spPr>
+                </pic:pic>
+              </a:graphicData>
+            </a:graphic>
+          </wp:inline>
+        </w:drawing>
       </w:r>
     </w:p>
     <w:p>
@@ -4853,106 +3748,8 @@
         <w:pStyle w:val="Heading3"/>
       </w:pPr>
       <w:r>
+        <w:lastRenderedPageBreak/>
         <w:t>Étape 6 : Agrégation pondérée — Formule CineMatch</w:t>
-      </w:r>
-    </w:p>
-    <w:p>
-      <w:pPr>
-        <w:shd w:val="clear" w:color="auto" w:fill="EBF5FB"/>
-        <w:spacing w:before="160" w:after="160"/>
-        <w:jc w:val="center"/>
-      </w:pPr>
-      <w:r>
-        <w:rPr>
-          <w:b/>
-          <w:color w:val="1B4F72"/>
-          <w:sz w:val="24"/>
-        </w:rPr>
-        <w:t>CoverageScore = 0.35 × Mood + 0.25 × Theme + 0.20 × Style + 0.15 × Desc + 0.05 × Recency</w:t>
-      </w:r>
-    </w:p>
-    <w:p>
-      <w:pPr>
-        <w:shd w:val="clear" w:color="auto" w:fill="EBF5FB"/>
-        <w:spacing w:before="80"/>
-        <w:ind w:left="283"/>
-      </w:pPr>
-      <w:r>
-        <w:rPr>
-          <w:rFonts w:ascii="Consolas" w:hAnsi="Consolas"/>
-          <w:sz w:val="18"/>
-        </w:rPr>
-        <w:t># Weig</w:t>
-      </w:r>
-      <w:r>
-        <w:rPr>
-          <w:rFonts w:ascii="Consolas" w:hAnsi="Consolas"/>
-          <w:sz w:val="18"/>
-        </w:rPr>
-        <w:t>hted aggregation</w:t>
-      </w:r>
-      <w:r>
-        <w:rPr>
-          <w:rFonts w:ascii="Consolas" w:hAnsi="Consolas"/>
-          <w:sz w:val="18"/>
-        </w:rPr>
-        <w:br/>
-        <w:t>final_score = (</w:t>
-      </w:r>
-      <w:r>
-        <w:rPr>
-          <w:rFonts w:ascii="Consolas" w:hAnsi="Consolas"/>
-          <w:sz w:val="18"/>
-        </w:rPr>
-        <w:br/>
-        <w:t xml:space="preserve">    0.35 * mood_sim +     # Atmosphere is most discriminating</w:t>
-      </w:r>
-      <w:r>
-        <w:rPr>
-          <w:rFonts w:ascii="Consolas" w:hAnsi="Consolas"/>
-          <w:sz w:val="18"/>
-        </w:rPr>
-        <w:br/>
-        <w:t xml:space="preserve">    0.25 * theme_sim +    # Genre/theme is second filter</w:t>
-      </w:r>
-      <w:r>
-        <w:rPr>
-          <w:rFonts w:ascii="Consolas" w:hAnsi="Consolas"/>
-          <w:sz w:val="18"/>
-        </w:rPr>
-        <w:br/>
-        <w:t xml:space="preserve">    0.20 * style_sim +    # Narrative pacing refines matching</w:t>
-      </w:r>
-      <w:r>
-        <w:rPr>
-          <w:rFonts w:ascii="Consolas" w:hAnsi="Consolas"/>
-          <w:sz w:val="18"/>
-        </w:rPr>
-        <w:br/>
-        <w:t xml:space="preserve">    0.15 * desc_sim +     # Free-text capt</w:t>
-      </w:r>
-      <w:r>
-        <w:rPr>
-          <w:rFonts w:ascii="Consolas" w:hAnsi="Consolas"/>
-          <w:sz w:val="18"/>
-        </w:rPr>
-        <w:t>ures nuances</w:t>
-      </w:r>
-      <w:r>
-        <w:rPr>
-          <w:rFonts w:ascii="Consolas" w:hAnsi="Consolas"/>
-          <w:sz w:val="18"/>
-        </w:rPr>
-        <w:br/>
-        <w:t xml:space="preserve">    0.05 * recency_score  # Light tiebreaker for freshness</w:t>
-      </w:r>
-      <w:r>
-        <w:rPr>
-          <w:rFonts w:ascii="Consolas" w:hAnsi="Consolas"/>
-          <w:sz w:val="18"/>
-        </w:rPr>
-        <w:br/>
-        <w:t>)</w:t>
       </w:r>
     </w:p>
     <w:p>
@@ -4960,326 +3757,54 @@
         <w:pStyle w:val="Heading3"/>
       </w:pPr>
       <w:r>
+        <w:rPr>
+          <w:noProof/>
+        </w:rPr>
+        <w:drawing>
+          <wp:inline distT="0" distB="0" distL="0" distR="0" wp14:anchorId="6056CA68" wp14:editId="2D3DCF52">
+            <wp:extent cx="5972810" cy="2065020"/>
+            <wp:effectExtent l="0" t="0" r="8890" b="0"/>
+            <wp:docPr id="11" name="Picture 11"/>
+            <wp:cNvGraphicFramePr>
+              <a:graphicFrameLocks xmlns:a="http://schemas.openxmlformats.org/drawingml/2006/main" noChangeAspect="1"/>
+            </wp:cNvGraphicFramePr>
+            <a:graphic xmlns:a="http://schemas.openxmlformats.org/drawingml/2006/main">
+              <a:graphicData uri="http://schemas.openxmlformats.org/drawingml/2006/picture">
+                <pic:pic xmlns:pic="http://schemas.openxmlformats.org/drawingml/2006/picture">
+                  <pic:nvPicPr>
+                    <pic:cNvPr id="1" name=""/>
+                    <pic:cNvPicPr/>
+                  </pic:nvPicPr>
+                  <pic:blipFill>
+                    <a:blip r:embed="rId15"/>
+                    <a:stretch>
+                      <a:fillRect/>
+                    </a:stretch>
+                  </pic:blipFill>
+                  <pic:spPr>
+                    <a:xfrm>
+                      <a:off x="0" y="0"/>
+                      <a:ext cx="5972810" cy="2065020"/>
+                    </a:xfrm>
+                    <a:prstGeom prst="rect">
+                      <a:avLst/>
+                    </a:prstGeom>
+                  </pic:spPr>
+                </pic:pic>
+              </a:graphicData>
+            </a:graphic>
+          </wp:inline>
+        </w:drawing>
+      </w:r>
+      <w:r>
+        <w:br/>
+      </w:r>
+      <w:r>
         <w:t>Justification détaillée des poids</w:t>
       </w:r>
     </w:p>
-    <w:tbl>
-      <w:tblPr>
-        <w:tblStyle w:val="TableGrid"/>
-        <w:tblW w:w="0" w:type="auto"/>
-        <w:jc w:val="center"/>
-        <w:tblLook w:val="04A0" w:firstRow="1" w:lastRow="0" w:firstColumn="1" w:lastColumn="0" w:noHBand="0" w:noVBand="1"/>
-      </w:tblPr>
-      <w:tblGrid>
-        <w:gridCol w:w="3135"/>
-        <w:gridCol w:w="3135"/>
-        <w:gridCol w:w="3135"/>
-      </w:tblGrid>
-      <w:tr>
-        <w:trPr>
-          <w:jc w:val="center"/>
-        </w:trPr>
-        <w:tc>
-          <w:tcPr>
-            <w:tcW w:w="3135" w:type="dxa"/>
-            <w:shd w:val="clear" w:color="auto" w:fill="1B4F72"/>
-          </w:tcPr>
-          <w:p>
-            <w:r>
-              <w:rPr>
-                <w:b/>
-                <w:color w:val="FFFFFF"/>
-                <w:sz w:val="20"/>
-              </w:rPr>
-              <w:t>Axe</w:t>
-            </w:r>
-          </w:p>
-        </w:tc>
-        <w:tc>
-          <w:tcPr>
-            <w:tcW w:w="3135" w:type="dxa"/>
-            <w:shd w:val="clear" w:color="auto" w:fill="1B4F72"/>
-          </w:tcPr>
-          <w:p>
-            <w:r>
-              <w:rPr>
-                <w:b/>
-                <w:color w:val="FFFFFF"/>
-                <w:sz w:val="20"/>
-              </w:rPr>
-              <w:t>Poids</w:t>
-            </w:r>
-          </w:p>
-        </w:tc>
-        <w:tc>
-          <w:tcPr>
-            <w:tcW w:w="3135" w:type="dxa"/>
-            <w:shd w:val="clear" w:color="auto" w:fill="1B4F72"/>
-          </w:tcPr>
-          <w:p>
-            <w:r>
-              <w:rPr>
-                <w:b/>
-                <w:color w:val="FFFFFF"/>
-                <w:sz w:val="20"/>
-              </w:rPr>
-              <w:t>Pourquoi</w:t>
-            </w:r>
-          </w:p>
-        </w:tc>
-      </w:tr>
-      <w:tr>
-        <w:trPr>
-          <w:jc w:val="center"/>
-        </w:trPr>
-        <w:tc>
-          <w:tcPr>
-            <w:tcW w:w="3135" w:type="dxa"/>
-            <w:shd w:val="clear" w:color="auto" w:fill="FFFFFF"/>
-          </w:tcPr>
-          <w:p>
-            <w:r>
-              <w:rPr>
-                <w:sz w:val="20"/>
-              </w:rPr>
-              <w:t>Mood</w:t>
-            </w:r>
-          </w:p>
-        </w:tc>
-        <w:tc>
-          <w:tcPr>
-            <w:tcW w:w="3135" w:type="dxa"/>
-            <w:shd w:val="clear" w:color="auto" w:fill="FFFFFF"/>
-          </w:tcPr>
-          <w:p>
-            <w:r>
-              <w:rPr>
-                <w:sz w:val="20"/>
-              </w:rPr>
-              <w:t>35%</w:t>
-            </w:r>
-          </w:p>
-        </w:tc>
-        <w:tc>
-          <w:tcPr>
-            <w:tcW w:w="3135" w:type="dxa"/>
-            <w:shd w:val="clear" w:color="auto" w:fill="FFFFFF"/>
-          </w:tcPr>
-          <w:p>
-            <w:r>
-              <w:rPr>
-                <w:sz w:val="20"/>
-              </w:rPr>
-              <w:t xml:space="preserve">L'atmosphère émotionnelle est le critère le plus discriminant : un film "dark" vs "uplifting" change </w:t>
-            </w:r>
-            <w:r>
-              <w:rPr>
-                <w:sz w:val="20"/>
-              </w:rPr>
-              <w:t>radicalement l'expérience.</w:t>
-            </w:r>
-          </w:p>
-        </w:tc>
-      </w:tr>
-      <w:tr>
-        <w:trPr>
-          <w:jc w:val="center"/>
-        </w:trPr>
-        <w:tc>
-          <w:tcPr>
-            <w:tcW w:w="3135" w:type="dxa"/>
-            <w:shd w:val="clear" w:color="auto" w:fill="EBF5FB"/>
-          </w:tcPr>
-          <w:p>
-            <w:r>
-              <w:rPr>
-                <w:sz w:val="20"/>
-              </w:rPr>
-              <w:t>Theme</w:t>
-            </w:r>
-          </w:p>
-        </w:tc>
-        <w:tc>
-          <w:tcPr>
-            <w:tcW w:w="3135" w:type="dxa"/>
-            <w:shd w:val="clear" w:color="auto" w:fill="EBF5FB"/>
-          </w:tcPr>
-          <w:p>
-            <w:r>
-              <w:rPr>
-                <w:sz w:val="20"/>
-              </w:rPr>
-              <w:t>25%</w:t>
-            </w:r>
-          </w:p>
-        </w:tc>
-        <w:tc>
-          <w:tcPr>
-            <w:tcW w:w="3135" w:type="dxa"/>
-            <w:shd w:val="clear" w:color="auto" w:fill="EBF5FB"/>
-          </w:tcPr>
-          <w:p>
-            <w:r>
-              <w:rPr>
-                <w:sz w:val="20"/>
-              </w:rPr>
-              <w:t>Le genre est le deuxième filtre naturel : un amateur de SF ne veut pas de romance.</w:t>
-            </w:r>
-          </w:p>
-        </w:tc>
-      </w:tr>
-      <w:tr>
-        <w:trPr>
-          <w:jc w:val="center"/>
-        </w:trPr>
-        <w:tc>
-          <w:tcPr>
-            <w:tcW w:w="3135" w:type="dxa"/>
-            <w:shd w:val="clear" w:color="auto" w:fill="FFFFFF"/>
-          </w:tcPr>
-          <w:p>
-            <w:r>
-              <w:rPr>
-                <w:sz w:val="20"/>
-              </w:rPr>
-              <w:t>Style</w:t>
-            </w:r>
-          </w:p>
-        </w:tc>
-        <w:tc>
-          <w:tcPr>
-            <w:tcW w:w="3135" w:type="dxa"/>
-            <w:shd w:val="clear" w:color="auto" w:fill="FFFFFF"/>
-          </w:tcPr>
-          <w:p>
-            <w:r>
-              <w:rPr>
-                <w:sz w:val="20"/>
-              </w:rPr>
-              <w:t>20%</w:t>
-            </w:r>
-          </w:p>
-        </w:tc>
-        <w:tc>
-          <w:tcPr>
-            <w:tcW w:w="3135" w:type="dxa"/>
-            <w:shd w:val="clear" w:color="auto" w:fill="FFFFFF"/>
-          </w:tcPr>
-          <w:p>
-            <w:r>
-              <w:rPr>
-                <w:sz w:val="20"/>
-              </w:rPr>
-              <w:t>Le rythme narratif affine : un thriller "slow-burn" vs "fast-paced" n'est pas interchangeable.</w:t>
-            </w:r>
-          </w:p>
-        </w:tc>
-      </w:tr>
-      <w:tr>
-        <w:trPr>
-          <w:jc w:val="center"/>
-        </w:trPr>
-        <w:tc>
-          <w:tcPr>
-            <w:tcW w:w="3135" w:type="dxa"/>
-            <w:shd w:val="clear" w:color="auto" w:fill="EBF5FB"/>
-          </w:tcPr>
-          <w:p>
-            <w:r>
-              <w:rPr>
-                <w:sz w:val="20"/>
-              </w:rPr>
-              <w:t>Description</w:t>
-            </w:r>
-          </w:p>
-        </w:tc>
-        <w:tc>
-          <w:tcPr>
-            <w:tcW w:w="3135" w:type="dxa"/>
-            <w:shd w:val="clear" w:color="auto" w:fill="EBF5FB"/>
-          </w:tcPr>
-          <w:p>
-            <w:r>
-              <w:rPr>
-                <w:sz w:val="20"/>
-              </w:rPr>
-              <w:t>15%</w:t>
-            </w:r>
-          </w:p>
-        </w:tc>
-        <w:tc>
-          <w:tcPr>
-            <w:tcW w:w="3135" w:type="dxa"/>
-            <w:shd w:val="clear" w:color="auto" w:fill="EBF5FB"/>
-          </w:tcPr>
-          <w:p>
-            <w:r>
-              <w:rPr>
-                <w:sz w:val="20"/>
-              </w:rPr>
-              <w:t xml:space="preserve">Le </w:t>
-            </w:r>
-            <w:r>
-              <w:rPr>
-                <w:sz w:val="20"/>
-              </w:rPr>
-              <w:t>texte libre capture des nuances non couvertes par les axes structurés (directeur, ère, ton spécifique).</w:t>
-            </w:r>
-          </w:p>
-        </w:tc>
-      </w:tr>
-      <w:tr>
-        <w:trPr>
-          <w:jc w:val="center"/>
-        </w:trPr>
-        <w:tc>
-          <w:tcPr>
-            <w:tcW w:w="3135" w:type="dxa"/>
-            <w:shd w:val="clear" w:color="auto" w:fill="FFFFFF"/>
-          </w:tcPr>
-          <w:p>
-            <w:r>
-              <w:rPr>
-                <w:sz w:val="20"/>
-              </w:rPr>
-              <w:t>Recency</w:t>
-            </w:r>
-          </w:p>
-        </w:tc>
-        <w:tc>
-          <w:tcPr>
-            <w:tcW w:w="3135" w:type="dxa"/>
-            <w:shd w:val="clear" w:color="auto" w:fill="FFFFFF"/>
-          </w:tcPr>
-          <w:p>
-            <w:r>
-              <w:rPr>
-                <w:sz w:val="20"/>
-              </w:rPr>
-              <w:t>5%</w:t>
-            </w:r>
-          </w:p>
-        </w:tc>
-        <w:tc>
-          <w:tcPr>
-            <w:tcW w:w="3135" w:type="dxa"/>
-            <w:shd w:val="clear" w:color="auto" w:fill="FFFFFF"/>
-          </w:tcPr>
-          <w:p>
-            <w:r>
-              <w:rPr>
-                <w:sz w:val="20"/>
-              </w:rPr>
-              <w:t>Tie-breaker léger : exp(−Δyear/10). Un film de 10 ans score ~0.37, 30 ans ~0.05. Ne domine jamais.</w:t>
-            </w:r>
-          </w:p>
-        </w:tc>
-      </w:tr>
-    </w:tbl>
-    <w:p/>
     <w:p>
       <w:r>
-        <w:lastRenderedPageBreak/>
         <w:t xml:space="preserve">Le recency score est calculé par </w:t>
       </w:r>
       <w:r>
@@ -5287,31 +3812,52 @@
           <w:b/>
           <w:color w:val="1B4F72"/>
         </w:rPr>
-        <w:t>décroi</w:t>
-      </w:r>
-      <w:r>
-        <w:rPr>
-          <w:b/>
-          <w:color w:val="1B4F72"/>
-        </w:rPr>
-        <w:t>ssance exponentielle</w:t>
+        <w:t>décroissance exponentielle</w:t>
       </w:r>
       <w:r>
         <w:t xml:space="preserve"> :</w:t>
       </w:r>
     </w:p>
     <w:p>
-      <w:pPr>
-        <w:shd w:val="clear" w:color="auto" w:fill="EBF5FB"/>
-        <w:spacing w:before="80"/>
-        <w:ind w:left="283"/>
-      </w:pPr>
       <w:r>
         <w:rPr>
-          <w:rFonts w:ascii="Consolas" w:hAnsi="Consolas"/>
-          <w:sz w:val="18"/>
+          <w:noProof/>
         </w:rPr>
-        <w:t>recency_score = np.exp(-(current_year - release_year) / 10)</w:t>
+        <w:drawing>
+          <wp:inline distT="0" distB="0" distL="0" distR="0" wp14:anchorId="4C13E080" wp14:editId="4EBAAC4E">
+            <wp:extent cx="5180313" cy="1639019"/>
+            <wp:effectExtent l="0" t="0" r="1905" b="0"/>
+            <wp:docPr id="12" name="Picture 12"/>
+            <wp:cNvGraphicFramePr>
+              <a:graphicFrameLocks xmlns:a="http://schemas.openxmlformats.org/drawingml/2006/main" noChangeAspect="1"/>
+            </wp:cNvGraphicFramePr>
+            <a:graphic xmlns:a="http://schemas.openxmlformats.org/drawingml/2006/main">
+              <a:graphicData uri="http://schemas.openxmlformats.org/drawingml/2006/picture">
+                <pic:pic xmlns:pic="http://schemas.openxmlformats.org/drawingml/2006/picture">
+                  <pic:nvPicPr>
+                    <pic:cNvPr id="1" name=""/>
+                    <pic:cNvPicPr/>
+                  </pic:nvPicPr>
+                  <pic:blipFill>
+                    <a:blip r:embed="rId16"/>
+                    <a:stretch>
+                      <a:fillRect/>
+                    </a:stretch>
+                  </pic:blipFill>
+                  <pic:spPr>
+                    <a:xfrm>
+                      <a:off x="0" y="0"/>
+                      <a:ext cx="5199963" cy="1645236"/>
+                    </a:xfrm>
+                    <a:prstGeom prst="rect">
+                      <a:avLst/>
+                    </a:prstGeom>
+                  </pic:spPr>
+                </pic:pic>
+              </a:graphicData>
+            </a:graphic>
+          </wp:inline>
+        </w:drawing>
       </w:r>
     </w:p>
     <w:p>
@@ -5323,48 +3869,45 @@
       </w:r>
     </w:p>
     <w:p>
-      <w:pPr>
-        <w:shd w:val="clear" w:color="auto" w:fill="EBF5FB"/>
-        <w:spacing w:before="80"/>
-        <w:ind w:left="283"/>
-      </w:pPr>
       <w:r>
         <w:rPr>
-          <w:rFonts w:ascii="Consolas" w:hAnsi="Consolas"/>
-          <w:sz w:val="18"/>
+          <w:noProof/>
         </w:rPr>
-        <w:t>ranked = self.df.sort_values(by="CoverageScore", ascending=False)</w:t>
-      </w:r>
-      <w:r>
-        <w:rPr>
-          <w:rFonts w:ascii="Consolas" w:hAnsi="Consolas"/>
-          <w:sz w:val="18"/>
-        </w:rPr>
-        <w:br/>
-        <w:t>top3 = ranked.head(3)</w:t>
-      </w:r>
-      <w:r>
-        <w:rPr>
-          <w:rFonts w:ascii="Consolas" w:hAnsi="Consolas"/>
-          <w:sz w:val="18"/>
-        </w:rPr>
-        <w:br/>
-        <w:t xml:space="preserve"># Each movie includes: FilmID, Title, </w:t>
-      </w:r>
-      <w:r>
-        <w:rPr>
-          <w:rFonts w:ascii="Consolas" w:hAnsi="Consolas"/>
-          <w:sz w:val="18"/>
-        </w:rPr>
-        <w:t>CoverageScore,</w:t>
-      </w:r>
-      <w:r>
-        <w:rPr>
-          <w:rFonts w:ascii="Consolas" w:hAnsi="Consolas"/>
-          <w:sz w:val="18"/>
-        </w:rPr>
-        <w:br/>
-        <w:t># MoodScore, ThemeScore, StyleScore, DescScore</w:t>
+        <w:drawing>
+          <wp:inline distT="0" distB="0" distL="0" distR="0" wp14:anchorId="46936500" wp14:editId="1F0177F0">
+            <wp:extent cx="4521882" cy="1690778"/>
+            <wp:effectExtent l="0" t="0" r="0" b="5080"/>
+            <wp:docPr id="13" name="Picture 13"/>
+            <wp:cNvGraphicFramePr>
+              <a:graphicFrameLocks xmlns:a="http://schemas.openxmlformats.org/drawingml/2006/main" noChangeAspect="1"/>
+            </wp:cNvGraphicFramePr>
+            <a:graphic xmlns:a="http://schemas.openxmlformats.org/drawingml/2006/main">
+              <a:graphicData uri="http://schemas.openxmlformats.org/drawingml/2006/picture">
+                <pic:pic xmlns:pic="http://schemas.openxmlformats.org/drawingml/2006/picture">
+                  <pic:nvPicPr>
+                    <pic:cNvPr id="1" name=""/>
+                    <pic:cNvPicPr/>
+                  </pic:nvPicPr>
+                  <pic:blipFill>
+                    <a:blip r:embed="rId17"/>
+                    <a:stretch>
+                      <a:fillRect/>
+                    </a:stretch>
+                  </pic:blipFill>
+                  <pic:spPr>
+                    <a:xfrm>
+                      <a:off x="0" y="0"/>
+                      <a:ext cx="4540704" cy="1697816"/>
+                    </a:xfrm>
+                    <a:prstGeom prst="rect">
+                      <a:avLst/>
+                    </a:prstGeom>
+                  </pic:spPr>
+                </pic:pic>
+              </a:graphicData>
+            </a:graphic>
+          </wp:inline>
+        </w:drawing>
       </w:r>
     </w:p>
     <w:p>
@@ -5389,10 +3932,7 @@
         <w:t>radar chart SVG</w:t>
       </w:r>
       <w:r>
-        <w:t xml:space="preserve"> dans le frontend et permettent à l'utilisateur de c</w:t>
-      </w:r>
-      <w:r>
-        <w:t>omprendre sur quel axe le film matche le mieux.</w:t>
+        <w:t xml:space="preserve"> dans le frontend et permettent à l'utilisateur de comprendre sur quel axe le film matche le mieux.</w:t>
       </w:r>
     </w:p>
     <w:p>
@@ -5431,10 +3971,7 @@
         <w:t>ne remplace jamais le scoring mathématique</w:t>
       </w:r>
       <w:r>
-        <w:t xml:space="preserve"> : elle le complète en</w:t>
-      </w:r>
-      <w:r>
-        <w:t xml:space="preserve"> langage naturel.</w:t>
+        <w:t xml:space="preserve"> : elle le complète en langage naturel.</w:t>
       </w:r>
     </w:p>
     <w:p>
@@ -5467,110 +4004,7 @@
         <w:t>avant l'encodage SBERT</w:t>
       </w:r>
       <w:r>
-        <w:t>. Cela améliore la qualité du vecteur description san</w:t>
-      </w:r>
-      <w:r>
-        <w:t>s modifier les autres axes.</w:t>
-      </w:r>
-    </w:p>
-    <w:p>
-      <w:pPr>
-        <w:shd w:val="clear" w:color="auto" w:fill="EBF5FB"/>
-        <w:spacing w:before="80"/>
-        <w:ind w:left="283"/>
-      </w:pPr>
-      <w:r>
-        <w:rPr>
-          <w:rFonts w:ascii="Consolas" w:hAnsi="Consolas"/>
-          <w:sz w:val="18"/>
-        </w:rPr>
-        <w:t># src/genAi/prompt_builder.py</w:t>
-      </w:r>
-      <w:r>
-        <w:rPr>
-          <w:rFonts w:ascii="Consolas" w:hAnsi="Consolas"/>
-          <w:sz w:val="18"/>
-        </w:rPr>
-        <w:br/>
-        <w:t>def build_enrichment_prompt(short_description: str) -&gt; str:</w:t>
-      </w:r>
-      <w:r>
-        <w:rPr>
-          <w:rFonts w:ascii="Consolas" w:hAnsi="Consolas"/>
-          <w:sz w:val="18"/>
-        </w:rPr>
-        <w:br/>
-        <w:t xml:space="preserve">    return (</w:t>
-      </w:r>
-      <w:r>
-        <w:rPr>
-          <w:rFonts w:ascii="Consolas" w:hAnsi="Consolas"/>
-          <w:sz w:val="18"/>
-        </w:rPr>
-        <w:br/>
-        <w:t xml:space="preserve">        "You are a movie preference assistant. The user typed a very "</w:t>
-      </w:r>
-      <w:r>
-        <w:rPr>
-          <w:rFonts w:ascii="Consolas" w:hAnsi="Consolas"/>
-          <w:sz w:val="18"/>
-        </w:rPr>
-        <w:br/>
-        <w:t xml:space="preserve">        "brief description. Expand this into a detaile</w:t>
-      </w:r>
-      <w:r>
-        <w:rPr>
-          <w:rFonts w:ascii="Consolas" w:hAnsi="Consolas"/>
-          <w:sz w:val="18"/>
-        </w:rPr>
-        <w:t>d 2-3 sentence "</w:t>
-      </w:r>
-      <w:r>
-        <w:rPr>
-          <w:rFonts w:ascii="Consolas" w:hAnsi="Consolas"/>
-          <w:sz w:val="18"/>
-        </w:rPr>
-        <w:br/>
-        <w:t xml:space="preserve">        "description that preserves the original intent and adds "</w:t>
-      </w:r>
-      <w:r>
-        <w:rPr>
-          <w:rFonts w:ascii="Consolas" w:hAnsi="Consolas"/>
-          <w:sz w:val="18"/>
-        </w:rPr>
-        <w:br/>
-        <w:t xml:space="preserve">        "useful context about tone, themes, pacing, and style.\n\n"</w:t>
-      </w:r>
-      <w:r>
-        <w:rPr>
-          <w:rFonts w:ascii="Consolas" w:hAnsi="Consolas"/>
-          <w:sz w:val="18"/>
-        </w:rPr>
-        <w:br/>
-        <w:t xml:space="preserve">        f'User input: "{short_description}"\n\n'</w:t>
-      </w:r>
-      <w:r>
-        <w:rPr>
-          <w:rFonts w:ascii="Consolas" w:hAnsi="Consolas"/>
-          <w:sz w:val="18"/>
-        </w:rPr>
-        <w:br/>
-        <w:t xml:space="preserve">        "Expanded description (2-3 sentences, no preamb</w:t>
-      </w:r>
-      <w:r>
-        <w:rPr>
-          <w:rFonts w:ascii="Consolas" w:hAnsi="Consolas"/>
-          <w:sz w:val="18"/>
-        </w:rPr>
-        <w:t>le):"</w:t>
-      </w:r>
-      <w:r>
-        <w:rPr>
-          <w:rFonts w:ascii="Consolas" w:hAnsi="Consolas"/>
-          <w:sz w:val="18"/>
-        </w:rPr>
-        <w:br/>
-        <w:t xml:space="preserve">    )</w:t>
+        <w:t>. Cela améliore la qualité du vecteur description sans modifier les autres axes.</w:t>
       </w:r>
     </w:p>
     <w:p>
@@ -5578,7 +4012,52 @@
         <w:pStyle w:val="Heading3"/>
       </w:pPr>
       <w:r>
-        <w:t>Explication structurée + Profil cinéphile</w:t>
+        <w:t xml:space="preserve">Explication structurée + Profil </w:t>
+      </w:r>
+      <w:r>
+        <w:t>cinephile</w:t>
+      </w:r>
+    </w:p>
+    <w:p>
+      <w:r>
+        <w:rPr>
+          <w:noProof/>
+        </w:rPr>
+        <w:drawing>
+          <wp:inline distT="0" distB="0" distL="0" distR="0" wp14:anchorId="33B03D2B" wp14:editId="60642E5E">
+            <wp:extent cx="4238917" cy="2130725"/>
+            <wp:effectExtent l="0" t="0" r="0" b="3175"/>
+            <wp:docPr id="14" name="Picture 14"/>
+            <wp:cNvGraphicFramePr>
+              <a:graphicFrameLocks xmlns:a="http://schemas.openxmlformats.org/drawingml/2006/main" noChangeAspect="1"/>
+            </wp:cNvGraphicFramePr>
+            <a:graphic xmlns:a="http://schemas.openxmlformats.org/drawingml/2006/main">
+              <a:graphicData uri="http://schemas.openxmlformats.org/drawingml/2006/picture">
+                <pic:pic xmlns:pic="http://schemas.openxmlformats.org/drawingml/2006/picture">
+                  <pic:nvPicPr>
+                    <pic:cNvPr id="1" name=""/>
+                    <pic:cNvPicPr/>
+                  </pic:nvPicPr>
+                  <pic:blipFill>
+                    <a:blip r:embed="rId18"/>
+                    <a:stretch>
+                      <a:fillRect/>
+                    </a:stretch>
+                  </pic:blipFill>
+                  <pic:spPr>
+                    <a:xfrm>
+                      <a:off x="0" y="0"/>
+                      <a:ext cx="4260464" cy="2141556"/>
+                    </a:xfrm>
+                    <a:prstGeom prst="rect">
+                      <a:avLst/>
+                    </a:prstGeom>
+                  </pic:spPr>
+                </pic:pic>
+              </a:graphicData>
+            </a:graphic>
+          </wp:inline>
+        </w:drawing>
       </w:r>
     </w:p>
     <w:p>
@@ -5605,137 +4084,45 @@
       <w:r>
         <w:t xml:space="preserve"> en sections : OVERVIEW, FILM_1, FILM_2, FILM_3, REFINE, CINEPHILE_PROFILE.</w:t>
       </w:r>
-    </w:p>
-    <w:p>
-      <w:pPr>
-        <w:shd w:val="clear" w:color="auto" w:fill="EBF5FB"/>
-        <w:spacing w:before="80"/>
-        <w:ind w:left="283"/>
-      </w:pPr>
       <w:r>
         <w:rPr>
-          <w:rFonts w:ascii="Consolas" w:hAnsi="Consolas"/>
-          <w:sz w:val="18"/>
+          <w:noProof/>
         </w:rPr>
-        <w:t># Prompt structure (condensed)</w:t>
-      </w:r>
-      <w:r>
-        <w:rPr>
-          <w:rFonts w:ascii="Consolas" w:hAnsi="Consolas"/>
-          <w:sz w:val="18"/>
-        </w:rPr>
-        <w:br/>
-        <w:t>prompt = (</w:t>
-      </w:r>
-      <w:r>
-        <w:rPr>
-          <w:rFonts w:ascii="Consolas" w:hAnsi="Consolas"/>
-          <w:sz w:val="18"/>
-        </w:rPr>
-        <w:br/>
-        <w:t xml:space="preserve">    "You are a cinema</w:t>
-      </w:r>
-      <w:r>
-        <w:rPr>
-          <w:rFonts w:ascii="Consolas" w:hAnsi="Consolas"/>
-          <w:sz w:val="18"/>
-        </w:rPr>
-        <w:t>tic AI analyst. Write a structured explanation "</w:t>
-      </w:r>
-      <w:r>
-        <w:rPr>
-          <w:rFonts w:ascii="Consolas" w:hAnsi="Consolas"/>
-          <w:sz w:val="18"/>
-        </w:rPr>
-        <w:br/>
-        <w:t xml:space="preserve">    "using EXACTLY these headers:\n"</w:t>
-      </w:r>
-      <w:r>
-        <w:rPr>
-          <w:rFonts w:ascii="Consolas" w:hAnsi="Consolas"/>
-          <w:sz w:val="18"/>
-        </w:rPr>
-        <w:br/>
-        <w:t xml:space="preserve">    "OVERVIEW: [why these 3 match]\n"</w:t>
-      </w:r>
-      <w:r>
-        <w:rPr>
-          <w:rFonts w:ascii="Consolas" w:hAnsi="Consolas"/>
-          <w:sz w:val="18"/>
-        </w:rPr>
-        <w:br/>
-        <w:t xml:space="preserve">    "FILM_1: {title1} [strongest dimensions]\n"</w:t>
-      </w:r>
-      <w:r>
-        <w:rPr>
-          <w:rFonts w:ascii="Consolas" w:hAnsi="Consolas"/>
-          <w:sz w:val="18"/>
-        </w:rPr>
-        <w:br/>
-        <w:t xml:space="preserve">    "FILM_2: {title2} [...]\n"</w:t>
-      </w:r>
-      <w:r>
-        <w:rPr>
-          <w:rFonts w:ascii="Consolas" w:hAnsi="Consolas"/>
-          <w:sz w:val="18"/>
-        </w:rPr>
-        <w:br/>
-        <w:t xml:space="preserve">    "FILM_3: {title3} [...]\n"</w:t>
-      </w:r>
-      <w:r>
-        <w:rPr>
-          <w:rFonts w:ascii="Consolas" w:hAnsi="Consolas"/>
-          <w:sz w:val="18"/>
-        </w:rPr>
-        <w:br/>
-        <w:t xml:space="preserve">    "REFINE: [how to g</w:t>
-      </w:r>
-      <w:r>
-        <w:rPr>
-          <w:rFonts w:ascii="Consolas" w:hAnsi="Consolas"/>
-          <w:sz w:val="18"/>
-        </w:rPr>
-        <w:t>et better results]\n"</w:t>
-      </w:r>
-      <w:r>
-        <w:rPr>
-          <w:rFonts w:ascii="Consolas" w:hAnsi="Consolas"/>
-          <w:sz w:val="18"/>
-        </w:rPr>
-        <w:br/>
-        <w:t xml:space="preserve">    "CINEPHILE_PROFILE: [2-sentence taste profile]\n\n"</w:t>
-      </w:r>
-      <w:r>
-        <w:rPr>
-          <w:rFonts w:ascii="Consolas" w:hAnsi="Consolas"/>
-          <w:sz w:val="18"/>
-        </w:rPr>
-        <w:br/>
-        <w:t xml:space="preserve">    "USER PREFERENCES: ...\n"</w:t>
-      </w:r>
-      <w:r>
-        <w:rPr>
-          <w:rFonts w:ascii="Consolas" w:hAnsi="Consolas"/>
-          <w:sz w:val="18"/>
-        </w:rPr>
-        <w:br/>
-        <w:t xml:space="preserve">    "SEMANTIC SCORES: ...\n"</w:t>
-      </w:r>
-      <w:r>
-        <w:rPr>
-          <w:rFonts w:ascii="Consolas" w:hAnsi="Consolas"/>
-          <w:sz w:val="18"/>
-        </w:rPr>
-        <w:br/>
-        <w:t xml:space="preserve">    "RULES: Do NOT invent data. Stay grounded in scores."</w:t>
-      </w:r>
-      <w:r>
-        <w:rPr>
-          <w:rFonts w:ascii="Consolas" w:hAnsi="Consolas"/>
-          <w:sz w:val="18"/>
-        </w:rPr>
-        <w:br/>
-        <w:t>)</w:t>
+        <w:drawing>
+          <wp:inline distT="0" distB="0" distL="0" distR="0" wp14:anchorId="45AA55E4" wp14:editId="490A0E05">
+            <wp:extent cx="5149970" cy="3144954"/>
+            <wp:effectExtent l="0" t="0" r="0" b="0"/>
+            <wp:docPr id="15" name="Picture 15"/>
+            <wp:cNvGraphicFramePr>
+              <a:graphicFrameLocks xmlns:a="http://schemas.openxmlformats.org/drawingml/2006/main" noChangeAspect="1"/>
+            </wp:cNvGraphicFramePr>
+            <a:graphic xmlns:a="http://schemas.openxmlformats.org/drawingml/2006/main">
+              <a:graphicData uri="http://schemas.openxmlformats.org/drawingml/2006/picture">
+                <pic:pic xmlns:pic="http://schemas.openxmlformats.org/drawingml/2006/picture">
+                  <pic:nvPicPr>
+                    <pic:cNvPr id="1" name=""/>
+                    <pic:cNvPicPr/>
+                  </pic:nvPicPr>
+                  <pic:blipFill>
+                    <a:blip r:embed="rId19"/>
+                    <a:stretch>
+                      <a:fillRect/>
+                    </a:stretch>
+                  </pic:blipFill>
+                  <pic:spPr>
+                    <a:xfrm>
+                      <a:off x="0" y="0"/>
+                      <a:ext cx="5216262" cy="3185437"/>
+                    </a:xfrm>
+                    <a:prstGeom prst="rect">
+                      <a:avLst/>
+                    </a:prstGeom>
+                  </pic:spPr>
+                </pic:pic>
+              </a:graphicData>
+            </a:graphic>
+          </wp:inline>
+        </w:drawing>
       </w:r>
     </w:p>
     <w:p>
@@ -5743,15 +4130,13 @@
         <w:pStyle w:val="Heading3"/>
       </w:pPr>
       <w:r>
+        <w:lastRenderedPageBreak/>
         <w:t>Cache LLM — Réduction coût et latence</w:t>
       </w:r>
     </w:p>
     <w:p>
       <w:r>
-        <w:t>Chaque prompt est has</w:t>
-      </w:r>
-      <w:r>
-        <w:t xml:space="preserve">hé via </w:t>
+        <w:t xml:space="preserve">Chaque prompt est hashé via </w:t>
       </w:r>
       <w:r>
         <w:rPr>
@@ -5791,140 +4176,52 @@
         <w:t>servie instantanément</w:t>
       </w:r>
       <w:r>
-        <w:t xml:space="preserve"> depuis le cache. Ce mécanisme est essentiel pour les presets et les démonstrations répé</w:t>
-      </w:r>
-      <w:r>
-        <w:t>tées.</w:t>
+        <w:t xml:space="preserve"> depuis le cache. Ce mécanisme est essentiel pour les presets et les démonstrations répétées.</w:t>
       </w:r>
     </w:p>
     <w:p>
       <w:pPr>
-        <w:shd w:val="clear" w:color="auto" w:fill="EBF5FB"/>
-        <w:spacing w:before="80"/>
-        <w:ind w:left="283"/>
+        <w:pStyle w:val="Heading3"/>
       </w:pPr>
       <w:r>
         <w:rPr>
-          <w:rFonts w:ascii="Consolas" w:hAnsi="Consolas"/>
-          <w:sz w:val="18"/>
+          <w:noProof/>
         </w:rPr>
-        <w:t># src/genAi/llm_client.py — PromptCache (simplified)</w:t>
-      </w:r>
-      <w:r>
-        <w:rPr>
-          <w:rFonts w:ascii="Consolas" w:hAnsi="Consolas"/>
-          <w:sz w:val="18"/>
-        </w:rPr>
-        <w:br/>
-        <w:t>class _PromptCache:</w:t>
-      </w:r>
-      <w:r>
-        <w:rPr>
-          <w:rFonts w:ascii="Consolas" w:hAnsi="Consolas"/>
-          <w:sz w:val="18"/>
-        </w:rPr>
-        <w:br/>
-        <w:t xml:space="preserve">    def __init__(self, ttl=86400, max_size=200):</w:t>
-      </w:r>
-      <w:r>
-        <w:rPr>
-          <w:rFonts w:ascii="Consolas" w:hAnsi="Consolas"/>
-          <w:sz w:val="18"/>
-        </w:rPr>
-        <w:br/>
-      </w:r>
-      <w:r>
-        <w:rPr>
-          <w:rFonts w:ascii="Consolas" w:hAnsi="Consolas"/>
-          <w:sz w:val="18"/>
-        </w:rPr>
-        <w:lastRenderedPageBreak/>
-        <w:t xml:space="preserve">        self._store = {}  # {sha256_key: (response, timestamp)}</w:t>
-      </w:r>
-      <w:r>
-        <w:rPr>
-          <w:rFonts w:ascii="Consolas" w:hAnsi="Consolas"/>
-          <w:sz w:val="18"/>
-        </w:rPr>
-        <w:br/>
-      </w:r>
-      <w:r>
-        <w:rPr>
-          <w:rFonts w:ascii="Consolas" w:hAnsi="Consolas"/>
-          <w:sz w:val="18"/>
-        </w:rPr>
-        <w:br/>
-        <w:t xml:space="preserve">    def get(self, prompt):</w:t>
-      </w:r>
-      <w:r>
-        <w:rPr>
-          <w:rFonts w:ascii="Consolas" w:hAnsi="Consolas"/>
-          <w:sz w:val="18"/>
-        </w:rPr>
-        <w:br/>
-        <w:t xml:space="preserve">        key = sha256(prompt)</w:t>
-      </w:r>
-      <w:r>
-        <w:rPr>
-          <w:rFonts w:ascii="Consolas" w:hAnsi="Consolas"/>
-          <w:sz w:val="18"/>
-        </w:rPr>
-        <w:br/>
-        <w:t xml:space="preserve">       </w:t>
-      </w:r>
-      <w:r>
-        <w:rPr>
-          <w:rFonts w:ascii="Consolas" w:hAnsi="Consolas"/>
-          <w:sz w:val="18"/>
-        </w:rPr>
-        <w:t xml:space="preserve"> if key in store and not expired:</w:t>
-      </w:r>
-      <w:r>
-        <w:rPr>
-          <w:rFonts w:ascii="Consolas" w:hAnsi="Consolas"/>
-          <w:sz w:val="18"/>
-        </w:rPr>
-        <w:br/>
-        <w:t xml:space="preserve">            return cached_response  # CACHE HIT</w:t>
-      </w:r>
-      <w:r>
-        <w:rPr>
-          <w:rFonts w:ascii="Consolas" w:hAnsi="Consolas"/>
-          <w:sz w:val="18"/>
-        </w:rPr>
-        <w:br/>
-      </w:r>
-      <w:r>
-        <w:rPr>
-          <w:rFonts w:ascii="Consolas" w:hAnsi="Consolas"/>
-          <w:sz w:val="18"/>
-        </w:rPr>
-        <w:br/>
-        <w:t xml:space="preserve">    def put(self, prompt, response):</w:t>
-      </w:r>
-      <w:r>
-        <w:rPr>
-          <w:rFonts w:ascii="Consolas" w:hAnsi="Consolas"/>
-          <w:sz w:val="18"/>
-        </w:rPr>
-        <w:br/>
-        <w:t xml:space="preserve">        if at_capacity:</w:t>
-      </w:r>
-      <w:r>
-        <w:rPr>
-          <w:rFonts w:ascii="Consolas" w:hAnsi="Consolas"/>
-          <w:sz w:val="18"/>
-        </w:rPr>
-        <w:br/>
-        <w:t xml:space="preserve">            evict_oldest()</w:t>
-      </w:r>
-      <w:r>
-        <w:rPr>
-          <w:rFonts w:ascii="Consolas" w:hAnsi="Consolas"/>
-          <w:sz w:val="18"/>
-        </w:rPr>
-        <w:br/>
-        <w:t xml:space="preserve">        store[key] = (response, now())</w:t>
+        <w:drawing>
+          <wp:inline distT="0" distB="0" distL="0" distR="0" wp14:anchorId="17BABB73" wp14:editId="2EACF109">
+            <wp:extent cx="5063706" cy="3323764"/>
+            <wp:effectExtent l="0" t="0" r="3810" b="0"/>
+            <wp:docPr id="16" name="Picture 16"/>
+            <wp:cNvGraphicFramePr>
+              <a:graphicFrameLocks xmlns:a="http://schemas.openxmlformats.org/drawingml/2006/main" noChangeAspect="1"/>
+            </wp:cNvGraphicFramePr>
+            <a:graphic xmlns:a="http://schemas.openxmlformats.org/drawingml/2006/main">
+              <a:graphicData uri="http://schemas.openxmlformats.org/drawingml/2006/picture">
+                <pic:pic xmlns:pic="http://schemas.openxmlformats.org/drawingml/2006/picture">
+                  <pic:nvPicPr>
+                    <pic:cNvPr id="1" name=""/>
+                    <pic:cNvPicPr/>
+                  </pic:nvPicPr>
+                  <pic:blipFill>
+                    <a:blip r:embed="rId20"/>
+                    <a:stretch>
+                      <a:fillRect/>
+                    </a:stretch>
+                  </pic:blipFill>
+                  <pic:spPr>
+                    <a:xfrm>
+                      <a:off x="0" y="0"/>
+                      <a:ext cx="5074584" cy="3330904"/>
+                    </a:xfrm>
+                    <a:prstGeom prst="rect">
+                      <a:avLst/>
+                    </a:prstGeom>
+                  </pic:spPr>
+                </pic:pic>
+              </a:graphicData>
+            </a:graphic>
+          </wp:inline>
+        </w:drawing>
       </w:r>
     </w:p>
     <w:p>
@@ -5944,10 +4241,11 @@
       </w:tblPr>
       <w:tblGrid>
         <w:gridCol w:w="1881"/>
-        <w:gridCol w:w="1881"/>
-        <w:gridCol w:w="1881"/>
-        <w:gridCol w:w="1881"/>
-        <w:gridCol w:w="1881"/>
+        <w:gridCol w:w="1629"/>
+        <w:gridCol w:w="1530"/>
+        <w:gridCol w:w="90"/>
+        <w:gridCol w:w="1350"/>
+        <w:gridCol w:w="2925"/>
       </w:tblGrid>
       <w:tr>
         <w:trPr>
@@ -5971,7 +4269,7 @@
         </w:tc>
         <w:tc>
           <w:tcPr>
-            <w:tcW w:w="1881" w:type="dxa"/>
+            <w:tcW w:w="1629" w:type="dxa"/>
             <w:shd w:val="clear" w:color="auto" w:fill="1B4F72"/>
           </w:tcPr>
           <w:p>
@@ -5987,7 +4285,8 @@
         </w:tc>
         <w:tc>
           <w:tcPr>
-            <w:tcW w:w="1881" w:type="dxa"/>
+            <w:tcW w:w="1620" w:type="dxa"/>
+            <w:gridSpan w:val="2"/>
             <w:shd w:val="clear" w:color="auto" w:fill="1B4F72"/>
           </w:tcPr>
           <w:p>
@@ -5997,37 +4296,29 @@
                 <w:color w:val="FFFFFF"/>
                 <w:sz w:val="20"/>
               </w:rPr>
-              <w:t>Latence typ</w:t>
-            </w:r>
+              <w:t>Latence typique</w:t>
+            </w:r>
+          </w:p>
+        </w:tc>
+        <w:tc>
+          <w:tcPr>
+            <w:tcW w:w="1350" w:type="dxa"/>
+            <w:shd w:val="clear" w:color="auto" w:fill="1B4F72"/>
+          </w:tcPr>
+          <w:p>
             <w:r>
               <w:rPr>
                 <w:b/>
                 <w:color w:val="FFFFFF"/>
                 <w:sz w:val="20"/>
               </w:rPr>
-              <w:t>ique</w:t>
-            </w:r>
-          </w:p>
-        </w:tc>
-        <w:tc>
-          <w:tcPr>
-            <w:tcW w:w="1881" w:type="dxa"/>
-            <w:shd w:val="clear" w:color="auto" w:fill="1B4F72"/>
-          </w:tcPr>
-          <w:p>
-            <w:r>
-              <w:rPr>
-                <w:b/>
-                <w:color w:val="FFFFFF"/>
-                <w:sz w:val="20"/>
-              </w:rPr>
               <w:t>Coût</w:t>
             </w:r>
           </w:p>
         </w:tc>
         <w:tc>
           <w:tcPr>
-            <w:tcW w:w="1881" w:type="dxa"/>
+            <w:tcW w:w="2925" w:type="dxa"/>
             <w:shd w:val="clear" w:color="auto" w:fill="1B4F72"/>
           </w:tcPr>
           <w:p>
@@ -6062,7 +4353,7 @@
         </w:tc>
         <w:tc>
           <w:tcPr>
-            <w:tcW w:w="1881" w:type="dxa"/>
+            <w:tcW w:w="1629" w:type="dxa"/>
             <w:shd w:val="clear" w:color="auto" w:fill="FFFFFF"/>
           </w:tcPr>
           <w:p>
@@ -6076,7 +4367,7 @@
         </w:tc>
         <w:tc>
           <w:tcPr>
-            <w:tcW w:w="1881" w:type="dxa"/>
+            <w:tcW w:w="1530" w:type="dxa"/>
             <w:shd w:val="clear" w:color="auto" w:fill="FFFFFF"/>
           </w:tcPr>
           <w:p>
@@ -6090,7 +4381,8 @@
         </w:tc>
         <w:tc>
           <w:tcPr>
-            <w:tcW w:w="1881" w:type="dxa"/>
+            <w:tcW w:w="1440" w:type="dxa"/>
+            <w:gridSpan w:val="2"/>
             <w:shd w:val="clear" w:color="auto" w:fill="FFFFFF"/>
           </w:tcPr>
           <w:p>
@@ -6104,7 +4396,7 @@
         </w:tc>
         <w:tc>
           <w:tcPr>
-            <w:tcW w:w="1881" w:type="dxa"/>
+            <w:tcW w:w="2925" w:type="dxa"/>
             <w:shd w:val="clear" w:color="auto" w:fill="FFFFFF"/>
           </w:tcPr>
           <w:p>
@@ -6137,7 +4429,7 @@
         </w:tc>
         <w:tc>
           <w:tcPr>
-            <w:tcW w:w="1881" w:type="dxa"/>
+            <w:tcW w:w="1629" w:type="dxa"/>
             <w:shd w:val="clear" w:color="auto" w:fill="EBF5FB"/>
           </w:tcPr>
           <w:p>
@@ -6151,7 +4443,7 @@
         </w:tc>
         <w:tc>
           <w:tcPr>
-            <w:tcW w:w="1881" w:type="dxa"/>
+            <w:tcW w:w="1530" w:type="dxa"/>
             <w:shd w:val="clear" w:color="auto" w:fill="EBF5FB"/>
           </w:tcPr>
           <w:p>
@@ -6165,7 +4457,8 @@
         </w:tc>
         <w:tc>
           <w:tcPr>
-            <w:tcW w:w="1881" w:type="dxa"/>
+            <w:tcW w:w="1440" w:type="dxa"/>
+            <w:gridSpan w:val="2"/>
             <w:shd w:val="clear" w:color="auto" w:fill="EBF5FB"/>
           </w:tcPr>
           <w:p>
@@ -6179,7 +4472,7 @@
         </w:tc>
         <w:tc>
           <w:tcPr>
-            <w:tcW w:w="1881" w:type="dxa"/>
+            <w:tcW w:w="2925" w:type="dxa"/>
             <w:shd w:val="clear" w:color="auto" w:fill="EBF5FB"/>
           </w:tcPr>
           <w:p>
@@ -6212,7 +4505,7 @@
         </w:tc>
         <w:tc>
           <w:tcPr>
-            <w:tcW w:w="1881" w:type="dxa"/>
+            <w:tcW w:w="1629" w:type="dxa"/>
             <w:shd w:val="clear" w:color="auto" w:fill="FFFFFF"/>
           </w:tcPr>
           <w:p>
@@ -6226,7 +4519,7 @@
         </w:tc>
         <w:tc>
           <w:tcPr>
-            <w:tcW w:w="1881" w:type="dxa"/>
+            <w:tcW w:w="1530" w:type="dxa"/>
             <w:shd w:val="clear" w:color="auto" w:fill="FFFFFF"/>
           </w:tcPr>
           <w:p>
@@ -6240,7 +4533,8 @@
         </w:tc>
         <w:tc>
           <w:tcPr>
-            <w:tcW w:w="1881" w:type="dxa"/>
+            <w:tcW w:w="1440" w:type="dxa"/>
+            <w:gridSpan w:val="2"/>
             <w:shd w:val="clear" w:color="auto" w:fill="FFFFFF"/>
           </w:tcPr>
           <w:p>
@@ -6254,7 +4548,7 @@
         </w:tc>
         <w:tc>
           <w:tcPr>
-            <w:tcW w:w="1881" w:type="dxa"/>
+            <w:tcW w:w="2925" w:type="dxa"/>
             <w:shd w:val="clear" w:color="auto" w:fill="FFFFFF"/>
           </w:tcPr>
           <w:p>
@@ -6268,9 +4562,54 @@
         </w:tc>
       </w:tr>
     </w:tbl>
-    <w:p/>
     <w:p>
       <w:r>
+        <w:br/>
+      </w:r>
+      <w:r>
+        <w:rPr>
+          <w:noProof/>
+        </w:rPr>
+        <w:drawing>
+          <wp:inline distT="0" distB="0" distL="0" distR="0" wp14:anchorId="21D21B5A" wp14:editId="52BA58D6">
+            <wp:extent cx="5193102" cy="2282403"/>
+            <wp:effectExtent l="0" t="0" r="7620" b="3810"/>
+            <wp:docPr id="17" name="Picture 17"/>
+            <wp:cNvGraphicFramePr>
+              <a:graphicFrameLocks xmlns:a="http://schemas.openxmlformats.org/drawingml/2006/main" noChangeAspect="1"/>
+            </wp:cNvGraphicFramePr>
+            <a:graphic xmlns:a="http://schemas.openxmlformats.org/drawingml/2006/main">
+              <a:graphicData uri="http://schemas.openxmlformats.org/drawingml/2006/picture">
+                <pic:pic xmlns:pic="http://schemas.openxmlformats.org/drawingml/2006/picture">
+                  <pic:nvPicPr>
+                    <pic:cNvPr id="1" name=""/>
+                    <pic:cNvPicPr/>
+                  </pic:nvPicPr>
+                  <pic:blipFill>
+                    <a:blip r:embed="rId21"/>
+                    <a:stretch>
+                      <a:fillRect/>
+                    </a:stretch>
+                  </pic:blipFill>
+                  <pic:spPr>
+                    <a:xfrm>
+                      <a:off x="0" y="0"/>
+                      <a:ext cx="5203426" cy="2286940"/>
+                    </a:xfrm>
+                    <a:prstGeom prst="rect">
+                      <a:avLst/>
+                    </a:prstGeom>
+                  </pic:spPr>
+                </pic:pic>
+              </a:graphicData>
+            </a:graphic>
+          </wp:inline>
+        </w:drawing>
+      </w:r>
+    </w:p>
+    <w:p>
+      <w:r>
+        <w:lastRenderedPageBreak/>
         <w:t xml:space="preserve">Le provider actif est </w:t>
       </w:r>
       <w:r>
@@ -6294,17 +4633,12 @@
         <w:t xml:space="preserve"> le serveur.</w:t>
       </w:r>
     </w:p>
-    <w:p>
-      <w:r>
-        <w:br w:type="page"/>
-      </w:r>
-    </w:p>
+    <w:p/>
     <w:p>
       <w:pPr>
         <w:pStyle w:val="Heading1"/>
       </w:pPr>
       <w:r>
-        <w:lastRenderedPageBreak/>
         <w:t>8. Implémentation Technique</w:t>
       </w:r>
     </w:p>
@@ -6731,13 +5065,7 @@
               <w:rPr>
                 <w:sz w:val="20"/>
               </w:rPr>
-              <w:t xml:space="preserve">Oui </w:t>
-            </w:r>
-            <w:r>
-              <w:rPr>
-                <w:sz w:val="20"/>
-              </w:rPr>
-              <w:t>(overviews 50-200 mots)</w:t>
+              <w:t>Oui (overviews 50-200 mots)</w:t>
             </w:r>
           </w:p>
         </w:tc>
@@ -6788,9 +5116,9 @@
         <w:tblLook w:val="04A0" w:firstRow="1" w:lastRow="0" w:firstColumn="1" w:lastColumn="0" w:noHBand="0" w:noVBand="1"/>
       </w:tblPr>
       <w:tblGrid>
-        <w:gridCol w:w="3135"/>
-        <w:gridCol w:w="3135"/>
-        <w:gridCol w:w="3135"/>
+        <w:gridCol w:w="2070"/>
+        <w:gridCol w:w="2430"/>
+        <w:gridCol w:w="4905"/>
       </w:tblGrid>
       <w:tr>
         <w:trPr>
@@ -6798,7 +5126,7 @@
         </w:trPr>
         <w:tc>
           <w:tcPr>
-            <w:tcW w:w="3135" w:type="dxa"/>
+            <w:tcW w:w="2070" w:type="dxa"/>
             <w:shd w:val="clear" w:color="auto" w:fill="1B4F72"/>
           </w:tcPr>
           <w:p>
@@ -6814,7 +5142,7 @@
         </w:tc>
         <w:tc>
           <w:tcPr>
-            <w:tcW w:w="3135" w:type="dxa"/>
+            <w:tcW w:w="2430" w:type="dxa"/>
             <w:shd w:val="clear" w:color="auto" w:fill="1B4F72"/>
           </w:tcPr>
           <w:p>
@@ -6830,7 +5158,7 @@
         </w:tc>
         <w:tc>
           <w:tcPr>
-            <w:tcW w:w="3135" w:type="dxa"/>
+            <w:tcW w:w="4905" w:type="dxa"/>
             <w:shd w:val="clear" w:color="auto" w:fill="1B4F72"/>
           </w:tcPr>
           <w:p>
@@ -6851,7 +5179,7 @@
         </w:trPr>
         <w:tc>
           <w:tcPr>
-            <w:tcW w:w="3135" w:type="dxa"/>
+            <w:tcW w:w="2070" w:type="dxa"/>
             <w:shd w:val="clear" w:color="auto" w:fill="FFFFFF"/>
           </w:tcPr>
           <w:p>
@@ -6865,7 +5193,7 @@
         </w:tc>
         <w:tc>
           <w:tcPr>
-            <w:tcW w:w="3135" w:type="dxa"/>
+            <w:tcW w:w="2430" w:type="dxa"/>
             <w:shd w:val="clear" w:color="auto" w:fill="FFFFFF"/>
           </w:tcPr>
           <w:p>
@@ -6879,7 +5207,7 @@
         </w:tc>
         <w:tc>
           <w:tcPr>
-            <w:tcW w:w="3135" w:type="dxa"/>
+            <w:tcW w:w="4905" w:type="dxa"/>
             <w:shd w:val="clear" w:color="auto" w:fill="FFFFFF"/>
           </w:tcPr>
           <w:p>
@@ -6898,7 +5226,7 @@
         </w:trPr>
         <w:tc>
           <w:tcPr>
-            <w:tcW w:w="3135" w:type="dxa"/>
+            <w:tcW w:w="2070" w:type="dxa"/>
             <w:shd w:val="clear" w:color="auto" w:fill="EBF5FB"/>
           </w:tcPr>
           <w:p>
@@ -6912,7 +5240,7 @@
         </w:tc>
         <w:tc>
           <w:tcPr>
-            <w:tcW w:w="3135" w:type="dxa"/>
+            <w:tcW w:w="2430" w:type="dxa"/>
             <w:shd w:val="clear" w:color="auto" w:fill="EBF5FB"/>
           </w:tcPr>
           <w:p>
@@ -6926,7 +5254,7 @@
         </w:tc>
         <w:tc>
           <w:tcPr>
-            <w:tcW w:w="3135" w:type="dxa"/>
+            <w:tcW w:w="4905" w:type="dxa"/>
             <w:shd w:val="clear" w:color="auto" w:fill="EBF5FB"/>
           </w:tcPr>
           <w:p>
@@ -6945,7 +5273,7 @@
         </w:trPr>
         <w:tc>
           <w:tcPr>
-            <w:tcW w:w="3135" w:type="dxa"/>
+            <w:tcW w:w="2070" w:type="dxa"/>
             <w:shd w:val="clear" w:color="auto" w:fill="FFFFFF"/>
           </w:tcPr>
           <w:p>
@@ -6959,7 +5287,7 @@
         </w:tc>
         <w:tc>
           <w:tcPr>
-            <w:tcW w:w="3135" w:type="dxa"/>
+            <w:tcW w:w="2430" w:type="dxa"/>
             <w:shd w:val="clear" w:color="auto" w:fill="FFFFFF"/>
           </w:tcPr>
           <w:p>
@@ -6973,7 +5301,7 @@
         </w:tc>
         <w:tc>
           <w:tcPr>
-            <w:tcW w:w="3135" w:type="dxa"/>
+            <w:tcW w:w="4905" w:type="dxa"/>
             <w:shd w:val="clear" w:color="auto" w:fill="FFFFFF"/>
           </w:tcPr>
           <w:p>
@@ -6992,7 +5320,7 @@
         </w:trPr>
         <w:tc>
           <w:tcPr>
-            <w:tcW w:w="3135" w:type="dxa"/>
+            <w:tcW w:w="2070" w:type="dxa"/>
             <w:shd w:val="clear" w:color="auto" w:fill="EBF5FB"/>
           </w:tcPr>
           <w:p>
@@ -7006,7 +5334,7 @@
         </w:tc>
         <w:tc>
           <w:tcPr>
-            <w:tcW w:w="3135" w:type="dxa"/>
+            <w:tcW w:w="2430" w:type="dxa"/>
             <w:shd w:val="clear" w:color="auto" w:fill="EBF5FB"/>
           </w:tcPr>
           <w:p>
@@ -7020,7 +5348,7 @@
         </w:tc>
         <w:tc>
           <w:tcPr>
-            <w:tcW w:w="3135" w:type="dxa"/>
+            <w:tcW w:w="4905" w:type="dxa"/>
             <w:shd w:val="clear" w:color="auto" w:fill="EBF5FB"/>
           </w:tcPr>
           <w:p>
@@ -7028,13 +5356,7 @@
               <w:rPr>
                 <w:sz w:val="20"/>
               </w:rPr>
-              <w:t xml:space="preserve">Template "The user enjoys {style} </w:t>
-            </w:r>
-            <w:r>
-              <w:rPr>
-                <w:sz w:val="20"/>
-              </w:rPr>
-              <w:t>pacing..." → axe Style</w:t>
+              <w:t>Template "The user enjoys {style} pacing..." → axe Style</w:t>
             </w:r>
           </w:p>
         </w:tc>
@@ -7045,7 +5367,7 @@
         </w:trPr>
         <w:tc>
           <w:tcPr>
-            <w:tcW w:w="3135" w:type="dxa"/>
+            <w:tcW w:w="2070" w:type="dxa"/>
             <w:shd w:val="clear" w:color="auto" w:fill="FFFFFF"/>
           </w:tcPr>
           <w:p>
@@ -7059,7 +5381,7 @@
         </w:tc>
         <w:tc>
           <w:tcPr>
-            <w:tcW w:w="3135" w:type="dxa"/>
+            <w:tcW w:w="2430" w:type="dxa"/>
             <w:shd w:val="clear" w:color="auto" w:fill="FFFFFF"/>
           </w:tcPr>
           <w:p>
@@ -7073,7 +5395,7 @@
         </w:tc>
         <w:tc>
           <w:tcPr>
-            <w:tcW w:w="3135" w:type="dxa"/>
+            <w:tcW w:w="4905" w:type="dxa"/>
             <w:shd w:val="clear" w:color="auto" w:fill="FFFFFF"/>
           </w:tcPr>
           <w:p>
@@ -7092,7 +5414,7 @@
         </w:trPr>
         <w:tc>
           <w:tcPr>
-            <w:tcW w:w="3135" w:type="dxa"/>
+            <w:tcW w:w="2070" w:type="dxa"/>
             <w:shd w:val="clear" w:color="auto" w:fill="EBF5FB"/>
           </w:tcPr>
           <w:p>
@@ -7106,7 +5428,7 @@
         </w:tc>
         <w:tc>
           <w:tcPr>
-            <w:tcW w:w="3135" w:type="dxa"/>
+            <w:tcW w:w="2430" w:type="dxa"/>
             <w:shd w:val="clear" w:color="auto" w:fill="EBF5FB"/>
           </w:tcPr>
           <w:p>
@@ -7120,7 +5442,7 @@
         </w:tc>
         <w:tc>
           <w:tcPr>
-            <w:tcW w:w="3135" w:type="dxa"/>
+            <w:tcW w:w="4905" w:type="dxa"/>
             <w:shd w:val="clear" w:color="auto" w:fill="EBF5FB"/>
           </w:tcPr>
           <w:p>
@@ -7139,7 +5461,7 @@
         </w:trPr>
         <w:tc>
           <w:tcPr>
-            <w:tcW w:w="3135" w:type="dxa"/>
+            <w:tcW w:w="2070" w:type="dxa"/>
             <w:shd w:val="clear" w:color="auto" w:fill="FFFFFF"/>
           </w:tcPr>
           <w:p>
@@ -7153,7 +5475,7 @@
         </w:tc>
         <w:tc>
           <w:tcPr>
-            <w:tcW w:w="3135" w:type="dxa"/>
+            <w:tcW w:w="2430" w:type="dxa"/>
             <w:shd w:val="clear" w:color="auto" w:fill="FFFFFF"/>
           </w:tcPr>
           <w:p>
@@ -7167,7 +5489,7 @@
         </w:tc>
         <w:tc>
           <w:tcPr>
-            <w:tcW w:w="3135" w:type="dxa"/>
+            <w:tcW w:w="4905" w:type="dxa"/>
             <w:shd w:val="clear" w:color="auto" w:fill="FFFFFF"/>
           </w:tcPr>
           <w:p>
@@ -7175,13 +5497,7 @@
               <w:rPr>
                 <w:sz w:val="20"/>
               </w:rPr>
-              <w:t xml:space="preserve">Intégré dans le template style → </w:t>
-            </w:r>
-            <w:r>
-              <w:rPr>
-                <w:sz w:val="20"/>
-              </w:rPr>
-              <w:t>influence le vecteur</w:t>
+              <w:t>Intégré dans le template style → influence le vecteur</w:t>
             </w:r>
           </w:p>
         </w:tc>
@@ -7192,7 +5508,7 @@
         </w:trPr>
         <w:tc>
           <w:tcPr>
-            <w:tcW w:w="3135" w:type="dxa"/>
+            <w:tcW w:w="2070" w:type="dxa"/>
             <w:shd w:val="clear" w:color="auto" w:fill="EBF5FB"/>
           </w:tcPr>
           <w:p>
@@ -7206,7 +5522,7 @@
         </w:tc>
         <w:tc>
           <w:tcPr>
-            <w:tcW w:w="3135" w:type="dxa"/>
+            <w:tcW w:w="2430" w:type="dxa"/>
             <w:shd w:val="clear" w:color="auto" w:fill="EBF5FB"/>
           </w:tcPr>
           <w:p>
@@ -7220,7 +5536,7 @@
         </w:tc>
         <w:tc>
           <w:tcPr>
-            <w:tcW w:w="3135" w:type="dxa"/>
+            <w:tcW w:w="4905" w:type="dxa"/>
             <w:shd w:val="clear" w:color="auto" w:fill="EBF5FB"/>
           </w:tcPr>
           <w:p>
@@ -7239,7 +5555,7 @@
         </w:trPr>
         <w:tc>
           <w:tcPr>
-            <w:tcW w:w="3135" w:type="dxa"/>
+            <w:tcW w:w="2070" w:type="dxa"/>
             <w:shd w:val="clear" w:color="auto" w:fill="FFFFFF"/>
           </w:tcPr>
           <w:p>
@@ -7253,7 +5569,7 @@
         </w:tc>
         <w:tc>
           <w:tcPr>
-            <w:tcW w:w="3135" w:type="dxa"/>
+            <w:tcW w:w="2430" w:type="dxa"/>
             <w:shd w:val="clear" w:color="auto" w:fill="FFFFFF"/>
           </w:tcPr>
           <w:p>
@@ -7267,7 +5583,7 @@
         </w:tc>
         <w:tc>
           <w:tcPr>
-            <w:tcW w:w="3135" w:type="dxa"/>
+            <w:tcW w:w="4905" w:type="dxa"/>
             <w:shd w:val="clear" w:color="auto" w:fill="FFFFFF"/>
           </w:tcPr>
           <w:p>
@@ -7287,7 +5603,6 @@
         <w:pStyle w:val="Heading2"/>
       </w:pPr>
       <w:r>
-        <w:lastRenderedPageBreak/>
         <w:t>8.3 Endpoints API principaux</w:t>
       </w:r>
     </w:p>
@@ -7509,6 +5824,7 @@
               <w:rPr>
                 <w:sz w:val="20"/>
               </w:rPr>
+              <w:lastRenderedPageBreak/>
               <w:t>POST</w:t>
             </w:r>
           </w:p>
@@ -7612,13 +5928,7 @@
               <w:rPr>
                 <w:sz w:val="20"/>
               </w:rPr>
-              <w:t xml:space="preserve">Historique par </w:t>
-            </w:r>
-            <w:r>
-              <w:rPr>
-                <w:sz w:val="20"/>
-              </w:rPr>
-              <w:t>utilisateur</w:t>
+              <w:t>Historique par utilisateur</w:t>
             </w:r>
           </w:p>
         </w:tc>
@@ -7840,6 +6150,89 @@
       </w:r>
     </w:p>
     <w:p>
+      <w:pPr>
+        <w:pStyle w:val="Heading1"/>
+      </w:pPr>
+      <w:r>
+        <w:t>9. Interface Utilisateur — Prototype</w:t>
+      </w:r>
+    </w:p>
+    <w:p>
+      <w:r>
+        <w:t xml:space="preserve">Le prototype CineMatch est construit avec </w:t>
+      </w:r>
+      <w:r>
+        <w:rPr>
+          <w:b/>
+          <w:color w:val="1B4F72"/>
+        </w:rPr>
+        <w:t>Next.js 16</w:t>
+      </w:r>
+      <w:r>
+        <w:t xml:space="preserve">, React et Tailwind CSS. L'interface guide l'utilisateur à travers un questionnaire en </w:t>
+      </w:r>
+      <w:r>
+        <w:rPr>
+          <w:b/>
+          <w:color w:val="1B4F72"/>
+        </w:rPr>
+        <w:t>5 étapes</w:t>
+      </w:r>
+      <w:r>
+        <w:t xml:space="preserve">, affiche les résultats Top-3 avec </w:t>
+      </w:r>
+      <w:r>
+        <w:rPr>
+          <w:b/>
+          <w:color w:val="1B4F72"/>
+        </w:rPr>
+        <w:t>radar charts</w:t>
+      </w:r>
+      <w:r>
+        <w:t>, explication GenAI et profil cinéphile.</w:t>
+      </w:r>
+    </w:p>
+    <w:p>
+      <w:r>
+        <w:rPr>
+          <w:noProof/>
+        </w:rPr>
+        <w:drawing>
+          <wp:inline distT="0" distB="0" distL="0" distR="0" wp14:anchorId="4C664734" wp14:editId="20914015">
+            <wp:extent cx="5562101" cy="2449902"/>
+            <wp:effectExtent l="0" t="0" r="635" b="7620"/>
+            <wp:docPr id="18" name="Picture 18"/>
+            <wp:cNvGraphicFramePr>
+              <a:graphicFrameLocks xmlns:a="http://schemas.openxmlformats.org/drawingml/2006/main" noChangeAspect="1"/>
+            </wp:cNvGraphicFramePr>
+            <a:graphic xmlns:a="http://schemas.openxmlformats.org/drawingml/2006/main">
+              <a:graphicData uri="http://schemas.openxmlformats.org/drawingml/2006/picture">
+                <pic:pic xmlns:pic="http://schemas.openxmlformats.org/drawingml/2006/picture">
+                  <pic:nvPicPr>
+                    <pic:cNvPr id="1" name=""/>
+                    <pic:cNvPicPr/>
+                  </pic:nvPicPr>
+                  <pic:blipFill>
+                    <a:blip r:embed="rId22"/>
+                    <a:stretch>
+                      <a:fillRect/>
+                    </a:stretch>
+                  </pic:blipFill>
+                  <pic:spPr>
+                    <a:xfrm>
+                      <a:off x="0" y="0"/>
+                      <a:ext cx="5595308" cy="2464528"/>
+                    </a:xfrm>
+                    <a:prstGeom prst="rect">
+                      <a:avLst/>
+                    </a:prstGeom>
+                  </pic:spPr>
+                </pic:pic>
+              </a:graphicData>
+            </a:graphic>
+          </wp:inline>
+        </w:drawing>
+      </w:r>
       <w:r>
         <w:br w:type="page"/>
       </w:r>
@@ -7850,203 +6243,7 @@
       </w:pPr>
       <w:r>
         <w:lastRenderedPageBreak/>
-        <w:t>9. Interface Utilisateur — Prototype</w:t>
-      </w:r>
-    </w:p>
-    <w:p>
-      <w:r>
-        <w:t xml:space="preserve">Le prototype CineMatch est construit avec </w:t>
-      </w:r>
-      <w:r>
-        <w:rPr>
-          <w:b/>
-          <w:color w:val="1B4F72"/>
-        </w:rPr>
-        <w:t>Next.js 16</w:t>
-      </w:r>
-      <w:r>
-        <w:t xml:space="preserve">, React et Tailwind CSS. L'interface guide l'utilisateur à travers un questionnaire en </w:t>
-      </w:r>
-      <w:r>
-        <w:rPr>
-          <w:b/>
-          <w:color w:val="1B4F72"/>
-        </w:rPr>
-        <w:t>5 étapes</w:t>
-      </w:r>
-      <w:r>
-        <w:t xml:space="preserve">, affiche les résultats Top-3 avec </w:t>
-      </w:r>
-      <w:r>
-        <w:rPr>
-          <w:b/>
-          <w:color w:val="1B4F72"/>
-        </w:rPr>
-        <w:t>radar charts</w:t>
-      </w:r>
-      <w:r>
-        <w:t>, explication GenAI et profil cinéphile.</w:t>
-      </w:r>
-    </w:p>
-    <w:p>
-      <w:pPr>
-        <w:shd w:val="clear" w:color="auto" w:fill="EBF5FB"/>
-        <w:spacing w:before="160" w:after="160"/>
-        <w:jc w:val="center"/>
-      </w:pPr>
-      <w:r>
-        <w:rPr>
-          <w:i/>
-          <w:color w:val="2E86C1"/>
-          <w:sz w:val="20"/>
-        </w:rPr>
-        <w:t xml:space="preserve">[ INSERT IMAGE: Page </w:t>
-      </w:r>
-      <w:r>
-        <w:rPr>
-          <w:i/>
-          <w:color w:val="2E86C1"/>
-          <w:sz w:val="20"/>
-        </w:rPr>
-        <w:t>d'accueil CineMatch — stats (9841 films, 384-dim, 4 axes) + login ]</w:t>
-      </w:r>
-    </w:p>
-    <w:p>
-      <w:pPr>
-        <w:shd w:val="clear" w:color="auto" w:fill="EBF5FB"/>
-        <w:spacing w:before="160" w:after="160"/>
-        <w:jc w:val="center"/>
-      </w:pPr>
-      <w:r>
-        <w:rPr>
-          <w:i/>
-          <w:color w:val="2E86C1"/>
-          <w:sz w:val="20"/>
-        </w:rPr>
-        <w:t>[ INSERT IMAGE: Questionnaire de recommandation — description libre + mood/genre/style chips + sliders Likert ]</w:t>
-      </w:r>
-    </w:p>
-    <w:p>
-      <w:pPr>
-        <w:shd w:val="clear" w:color="auto" w:fill="EBF5FB"/>
-        <w:spacing w:before="160" w:after="160"/>
-        <w:jc w:val="center"/>
-      </w:pPr>
-      <w:r>
-        <w:rPr>
-          <w:i/>
-          <w:color w:val="2E86C1"/>
-          <w:sz w:val="20"/>
-        </w:rPr>
-        <w:t xml:space="preserve">[ INSERT IMAGE: Sélection provider LLM (Ollama/Claude/Gemini) en haut de la </w:t>
-      </w:r>
-      <w:r>
-        <w:rPr>
-          <w:i/>
-          <w:color w:val="2E86C1"/>
-          <w:sz w:val="20"/>
-        </w:rPr>
-        <w:t>page Recommend ]</w:t>
-      </w:r>
-    </w:p>
-    <w:p>
-      <w:pPr>
-        <w:shd w:val="clear" w:color="auto" w:fill="EBF5FB"/>
-        <w:spacing w:before="160" w:after="160"/>
-        <w:jc w:val="center"/>
-      </w:pPr>
-      <w:r>
-        <w:rPr>
-          <w:i/>
-          <w:color w:val="2E86C1"/>
-          <w:sz w:val="20"/>
-        </w:rPr>
-        <w:t>[ INSERT IMAGE: Résultats Top-3 — affiches films, CoverageScore, explication structurée, profil cinéphile ]</w:t>
-      </w:r>
-    </w:p>
-    <w:p>
-      <w:pPr>
-        <w:shd w:val="clear" w:color="auto" w:fill="EBF5FB"/>
-        <w:spacing w:before="160" w:after="160"/>
-        <w:jc w:val="center"/>
-      </w:pPr>
-      <w:r>
-        <w:rPr>
-          <w:i/>
-          <w:color w:val="2E86C1"/>
-          <w:sz w:val="20"/>
-        </w:rPr>
-        <w:t>[ INSERT IMAGE: Radar charts SVG par film — Mood, Theme, Style, Description ]</w:t>
-      </w:r>
-    </w:p>
-    <w:p>
-      <w:pPr>
-        <w:shd w:val="clear" w:color="auto" w:fill="EBF5FB"/>
-        <w:spacing w:before="160" w:after="160"/>
-        <w:jc w:val="center"/>
-      </w:pPr>
-      <w:r>
-        <w:rPr>
-          <w:i/>
-          <w:color w:val="2E86C1"/>
-          <w:sz w:val="20"/>
-        </w:rPr>
-        <w:t>[ INSERT IMAGE: Page How It Works — architecture comp</w:t>
-      </w:r>
-      <w:r>
-        <w:rPr>
-          <w:i/>
-          <w:color w:val="2E86C1"/>
-          <w:sz w:val="20"/>
-        </w:rPr>
-        <w:t>lète du pipeline, code extraits, scoring formula ]</w:t>
-      </w:r>
-    </w:p>
-    <w:p>
-      <w:pPr>
-        <w:shd w:val="clear" w:color="auto" w:fill="EBF5FB"/>
-        <w:spacing w:before="160" w:after="160"/>
-        <w:jc w:val="center"/>
-      </w:pPr>
-      <w:r>
-        <w:rPr>
-          <w:i/>
-          <w:color w:val="2E86C1"/>
-          <w:sz w:val="20"/>
-        </w:rPr>
-        <w:t>[ INSERT IMAGE: Page Settings — choix provider, température, modèle, cache TTL/size, purge cache ]</w:t>
-      </w:r>
-    </w:p>
-    <w:p>
-      <w:pPr>
-        <w:shd w:val="clear" w:color="auto" w:fill="EBF5FB"/>
-        <w:spacing w:before="160" w:after="160"/>
-        <w:jc w:val="center"/>
-      </w:pPr>
-      <w:r>
-        <w:rPr>
-          <w:i/>
-          <w:color w:val="2E86C1"/>
-          <w:sz w:val="20"/>
-        </w:rPr>
-        <w:t>[ INSERT IMAGE: Historique des recommandations — liste des générations passées avec timestamp ]</w:t>
-      </w:r>
-    </w:p>
-    <w:p>
-      <w:r>
-        <w:br w:type="page"/>
-      </w:r>
-    </w:p>
-    <w:p>
-      <w:pPr>
-        <w:pStyle w:val="Heading1"/>
-      </w:pPr>
-      <w:r>
-        <w:lastRenderedPageBreak/>
-        <w:t>10. Résu</w:t>
-      </w:r>
-      <w:r>
-        <w:t>ltats et Tests</w:t>
+        <w:t>10. Résultats et Tests</w:t>
       </w:r>
     </w:p>
     <w:p>
@@ -8065,13 +6262,13 @@
         <w:tblLook w:val="04A0" w:firstRow="1" w:lastRow="0" w:firstColumn="1" w:lastColumn="0" w:noHBand="0" w:noVBand="1"/>
       </w:tblPr>
       <w:tblGrid>
-        <w:gridCol w:w="1335"/>
-        <w:gridCol w:w="1335"/>
+        <w:gridCol w:w="1806"/>
+        <w:gridCol w:w="892"/>
+        <w:gridCol w:w="1323"/>
         <w:gridCol w:w="1331"/>
-        <w:gridCol w:w="1336"/>
         <w:gridCol w:w="1622"/>
-        <w:gridCol w:w="1332"/>
-        <w:gridCol w:w="1331"/>
+        <w:gridCol w:w="1325"/>
+        <w:gridCol w:w="1323"/>
       </w:tblGrid>
       <w:tr>
         <w:trPr>
@@ -8079,7 +6276,7 @@
         </w:trPr>
         <w:tc>
           <w:tcPr>
-            <w:tcW w:w="1344" w:type="dxa"/>
+            <w:tcW w:w="1818" w:type="dxa"/>
             <w:shd w:val="clear" w:color="auto" w:fill="1B4F72"/>
           </w:tcPr>
           <w:p>
@@ -8095,7 +6292,7 @@
         </w:tc>
         <w:tc>
           <w:tcPr>
-            <w:tcW w:w="1344" w:type="dxa"/>
+            <w:tcW w:w="852" w:type="dxa"/>
             <w:shd w:val="clear" w:color="auto" w:fill="1B4F72"/>
           </w:tcPr>
           <w:p>
@@ -8111,7 +6308,7 @@
         </w:tc>
         <w:tc>
           <w:tcPr>
-            <w:tcW w:w="1344" w:type="dxa"/>
+            <w:tcW w:w="1331" w:type="dxa"/>
             <w:shd w:val="clear" w:color="auto" w:fill="1B4F72"/>
           </w:tcPr>
           <w:p>
@@ -8127,7 +6324,7 @@
         </w:tc>
         <w:tc>
           <w:tcPr>
-            <w:tcW w:w="1344" w:type="dxa"/>
+            <w:tcW w:w="1336" w:type="dxa"/>
             <w:shd w:val="clear" w:color="auto" w:fill="1B4F72"/>
           </w:tcPr>
           <w:p>
@@ -8143,7 +6340,7 @@
         </w:tc>
         <w:tc>
           <w:tcPr>
-            <w:tcW w:w="1344" w:type="dxa"/>
+            <w:tcW w:w="1622" w:type="dxa"/>
             <w:shd w:val="clear" w:color="auto" w:fill="1B4F72"/>
           </w:tcPr>
           <w:p>
@@ -8159,7 +6356,7 @@
         </w:tc>
         <w:tc>
           <w:tcPr>
-            <w:tcW w:w="1344" w:type="dxa"/>
+            <w:tcW w:w="1332" w:type="dxa"/>
             <w:shd w:val="clear" w:color="auto" w:fill="1B4F72"/>
           </w:tcPr>
           <w:p>
@@ -8175,7 +6372,7 @@
         </w:tc>
         <w:tc>
           <w:tcPr>
-            <w:tcW w:w="1344" w:type="dxa"/>
+            <w:tcW w:w="1331" w:type="dxa"/>
             <w:shd w:val="clear" w:color="auto" w:fill="1B4F72"/>
           </w:tcPr>
           <w:p>
@@ -8196,7 +6393,7 @@
         </w:trPr>
         <w:tc>
           <w:tcPr>
-            <w:tcW w:w="1344" w:type="dxa"/>
+            <w:tcW w:w="1818" w:type="dxa"/>
             <w:shd w:val="clear" w:color="auto" w:fill="FFFFFF"/>
           </w:tcPr>
           <w:p>
@@ -8210,7 +6407,7 @@
         </w:tc>
         <w:tc>
           <w:tcPr>
-            <w:tcW w:w="1344" w:type="dxa"/>
+            <w:tcW w:w="852" w:type="dxa"/>
             <w:shd w:val="clear" w:color="auto" w:fill="FFFFFF"/>
           </w:tcPr>
           <w:p>
@@ -8224,7 +6421,7 @@
         </w:tc>
         <w:tc>
           <w:tcPr>
-            <w:tcW w:w="1344" w:type="dxa"/>
+            <w:tcW w:w="1331" w:type="dxa"/>
             <w:shd w:val="clear" w:color="auto" w:fill="FFFFFF"/>
           </w:tcPr>
           <w:p>
@@ -8238,7 +6435,7 @@
         </w:tc>
         <w:tc>
           <w:tcPr>
-            <w:tcW w:w="1344" w:type="dxa"/>
+            <w:tcW w:w="1336" w:type="dxa"/>
             <w:shd w:val="clear" w:color="auto" w:fill="FFFFFF"/>
           </w:tcPr>
           <w:p>
@@ -8252,7 +6449,7 @@
         </w:tc>
         <w:tc>
           <w:tcPr>
-            <w:tcW w:w="1344" w:type="dxa"/>
+            <w:tcW w:w="1622" w:type="dxa"/>
             <w:shd w:val="clear" w:color="auto" w:fill="FFFFFF"/>
           </w:tcPr>
           <w:p>
@@ -8266,7 +6463,7 @@
         </w:tc>
         <w:tc>
           <w:tcPr>
-            <w:tcW w:w="1344" w:type="dxa"/>
+            <w:tcW w:w="1332" w:type="dxa"/>
             <w:shd w:val="clear" w:color="auto" w:fill="FFFFFF"/>
           </w:tcPr>
           <w:p>
@@ -8280,7 +6477,7 @@
         </w:tc>
         <w:tc>
           <w:tcPr>
-            <w:tcW w:w="1344" w:type="dxa"/>
+            <w:tcW w:w="1331" w:type="dxa"/>
             <w:shd w:val="clear" w:color="auto" w:fill="FFFFFF"/>
           </w:tcPr>
           <w:p>
@@ -8299,7 +6496,7 @@
         </w:trPr>
         <w:tc>
           <w:tcPr>
-            <w:tcW w:w="1344" w:type="dxa"/>
+            <w:tcW w:w="1818" w:type="dxa"/>
             <w:shd w:val="clear" w:color="auto" w:fill="EBF5FB"/>
           </w:tcPr>
           <w:p>
@@ -8313,7 +6510,7 @@
         </w:tc>
         <w:tc>
           <w:tcPr>
-            <w:tcW w:w="1344" w:type="dxa"/>
+            <w:tcW w:w="852" w:type="dxa"/>
             <w:shd w:val="clear" w:color="auto" w:fill="EBF5FB"/>
           </w:tcPr>
           <w:p>
@@ -8327,7 +6524,7 @@
         </w:tc>
         <w:tc>
           <w:tcPr>
-            <w:tcW w:w="1344" w:type="dxa"/>
+            <w:tcW w:w="1331" w:type="dxa"/>
             <w:shd w:val="clear" w:color="auto" w:fill="EBF5FB"/>
           </w:tcPr>
           <w:p>
@@ -8341,7 +6538,7 @@
         </w:tc>
         <w:tc>
           <w:tcPr>
-            <w:tcW w:w="1344" w:type="dxa"/>
+            <w:tcW w:w="1336" w:type="dxa"/>
             <w:shd w:val="clear" w:color="auto" w:fill="EBF5FB"/>
           </w:tcPr>
           <w:p>
@@ -8355,7 +6552,7 @@
         </w:tc>
         <w:tc>
           <w:tcPr>
-            <w:tcW w:w="1344" w:type="dxa"/>
+            <w:tcW w:w="1622" w:type="dxa"/>
             <w:shd w:val="clear" w:color="auto" w:fill="EBF5FB"/>
           </w:tcPr>
           <w:p>
@@ -8363,19 +6560,13 @@
               <w:rPr>
                 <w:sz w:val="20"/>
               </w:rPr>
-              <w:t xml:space="preserve">Film </w:t>
-            </w:r>
-            <w:r>
-              <w:rPr>
-                <w:sz w:val="20"/>
-              </w:rPr>
-              <w:t>familial/aventure</w:t>
-            </w:r>
-          </w:p>
-        </w:tc>
-        <w:tc>
-          <w:tcPr>
-            <w:tcW w:w="1344" w:type="dxa"/>
+              <w:t>Film familial/aventure</w:t>
+            </w:r>
+          </w:p>
+        </w:tc>
+        <w:tc>
+          <w:tcPr>
+            <w:tcW w:w="1332" w:type="dxa"/>
             <w:shd w:val="clear" w:color="auto" w:fill="EBF5FB"/>
           </w:tcPr>
           <w:p>
@@ -8389,7 +6580,7 @@
         </w:tc>
         <w:tc>
           <w:tcPr>
-            <w:tcW w:w="1344" w:type="dxa"/>
+            <w:tcW w:w="1331" w:type="dxa"/>
             <w:shd w:val="clear" w:color="auto" w:fill="EBF5FB"/>
           </w:tcPr>
           <w:p>
@@ -8408,7 +6599,7 @@
         </w:trPr>
         <w:tc>
           <w:tcPr>
-            <w:tcW w:w="1344" w:type="dxa"/>
+            <w:tcW w:w="1818" w:type="dxa"/>
             <w:shd w:val="clear" w:color="auto" w:fill="FFFFFF"/>
           </w:tcPr>
           <w:p>
@@ -8422,7 +6613,7 @@
         </w:tc>
         <w:tc>
           <w:tcPr>
-            <w:tcW w:w="1344" w:type="dxa"/>
+            <w:tcW w:w="852" w:type="dxa"/>
             <w:shd w:val="clear" w:color="auto" w:fill="FFFFFF"/>
           </w:tcPr>
           <w:p>
@@ -8436,7 +6627,7 @@
         </w:tc>
         <w:tc>
           <w:tcPr>
-            <w:tcW w:w="1344" w:type="dxa"/>
+            <w:tcW w:w="1331" w:type="dxa"/>
             <w:shd w:val="clear" w:color="auto" w:fill="FFFFFF"/>
           </w:tcPr>
           <w:p>
@@ -8450,7 +6641,7 @@
         </w:tc>
         <w:tc>
           <w:tcPr>
-            <w:tcW w:w="1344" w:type="dxa"/>
+            <w:tcW w:w="1336" w:type="dxa"/>
             <w:shd w:val="clear" w:color="auto" w:fill="FFFFFF"/>
           </w:tcPr>
           <w:p>
@@ -8464,7 +6655,7 @@
         </w:tc>
         <w:tc>
           <w:tcPr>
-            <w:tcW w:w="1344" w:type="dxa"/>
+            <w:tcW w:w="1622" w:type="dxa"/>
             <w:shd w:val="clear" w:color="auto" w:fill="FFFFFF"/>
           </w:tcPr>
           <w:p>
@@ -8478,7 +6669,7 @@
         </w:tc>
         <w:tc>
           <w:tcPr>
-            <w:tcW w:w="1344" w:type="dxa"/>
+            <w:tcW w:w="1332" w:type="dxa"/>
             <w:shd w:val="clear" w:color="auto" w:fill="FFFFFF"/>
           </w:tcPr>
           <w:p>
@@ -8492,7 +6683,7 @@
         </w:tc>
         <w:tc>
           <w:tcPr>
-            <w:tcW w:w="1344" w:type="dxa"/>
+            <w:tcW w:w="1331" w:type="dxa"/>
             <w:shd w:val="clear" w:color="auto" w:fill="FFFFFF"/>
           </w:tcPr>
           <w:p>
@@ -8511,7 +6702,7 @@
         </w:trPr>
         <w:tc>
           <w:tcPr>
-            <w:tcW w:w="1344" w:type="dxa"/>
+            <w:tcW w:w="1818" w:type="dxa"/>
             <w:shd w:val="clear" w:color="auto" w:fill="EBF5FB"/>
           </w:tcPr>
           <w:p>
@@ -8525,7 +6716,7 @@
         </w:tc>
         <w:tc>
           <w:tcPr>
-            <w:tcW w:w="1344" w:type="dxa"/>
+            <w:tcW w:w="852" w:type="dxa"/>
             <w:shd w:val="clear" w:color="auto" w:fill="EBF5FB"/>
           </w:tcPr>
           <w:p>
@@ -8539,7 +6730,7 @@
         </w:tc>
         <w:tc>
           <w:tcPr>
-            <w:tcW w:w="1344" w:type="dxa"/>
+            <w:tcW w:w="1331" w:type="dxa"/>
             <w:shd w:val="clear" w:color="auto" w:fill="EBF5FB"/>
           </w:tcPr>
           <w:p>
@@ -8553,7 +6744,7 @@
         </w:tc>
         <w:tc>
           <w:tcPr>
-            <w:tcW w:w="1344" w:type="dxa"/>
+            <w:tcW w:w="1336" w:type="dxa"/>
             <w:shd w:val="clear" w:color="auto" w:fill="EBF5FB"/>
           </w:tcPr>
           <w:p>
@@ -8567,7 +6758,7 @@
         </w:tc>
         <w:tc>
           <w:tcPr>
-            <w:tcW w:w="1344" w:type="dxa"/>
+            <w:tcW w:w="1622" w:type="dxa"/>
             <w:shd w:val="clear" w:color="auto" w:fill="EBF5FB"/>
           </w:tcPr>
           <w:p>
@@ -8581,7 +6772,7 @@
         </w:tc>
         <w:tc>
           <w:tcPr>
-            <w:tcW w:w="1344" w:type="dxa"/>
+            <w:tcW w:w="1332" w:type="dxa"/>
             <w:shd w:val="clear" w:color="auto" w:fill="EBF5FB"/>
           </w:tcPr>
           <w:p>
@@ -8595,7 +6786,7 @@
         </w:tc>
         <w:tc>
           <w:tcPr>
-            <w:tcW w:w="1344" w:type="dxa"/>
+            <w:tcW w:w="1331" w:type="dxa"/>
             <w:shd w:val="clear" w:color="auto" w:fill="EBF5FB"/>
           </w:tcPr>
           <w:p>
@@ -8651,10 +6842,7 @@
         <w:t xml:space="preserve">cinephile_profile — </w:t>
       </w:r>
       <w:r>
-        <w:t>2 phrases dé</w:t>
-      </w:r>
-      <w:r>
-        <w:t>crivant le goût de l'utilisateur</w:t>
+        <w:t>2 phrases décrivant le goût de l'utilisateur</w:t>
       </w:r>
     </w:p>
     <w:p>
@@ -8692,48 +6880,362 @@
       <w:r>
         <w:t>Provider utilisé : ollama / anthropic / gemini</w:t>
       </w:r>
+      <w:r>
+        <w:rPr>
+          <w:i/>
+          <w:noProof/>
+          <w:color w:val="2E86C1"/>
+          <w:sz w:val="20"/>
+        </w:rPr>
+        <w:drawing>
+          <wp:inline distT="0" distB="0" distL="0" distR="0" wp14:anchorId="60A51F97" wp14:editId="48B1327B">
+            <wp:extent cx="5667555" cy="2502377"/>
+            <wp:effectExtent l="0" t="0" r="0" b="0"/>
+            <wp:docPr id="19" name="Picture 19"/>
+            <wp:cNvGraphicFramePr>
+              <a:graphicFrameLocks xmlns:a="http://schemas.openxmlformats.org/drawingml/2006/main" noChangeAspect="1"/>
+            </wp:cNvGraphicFramePr>
+            <a:graphic xmlns:a="http://schemas.openxmlformats.org/drawingml/2006/main">
+              <a:graphicData uri="http://schemas.openxmlformats.org/drawingml/2006/picture">
+                <pic:pic xmlns:pic="http://schemas.openxmlformats.org/drawingml/2006/picture">
+                  <pic:nvPicPr>
+                    <pic:cNvPr id="1" name=""/>
+                    <pic:cNvPicPr/>
+                  </pic:nvPicPr>
+                  <pic:blipFill>
+                    <a:blip r:embed="rId23"/>
+                    <a:stretch>
+                      <a:fillRect/>
+                    </a:stretch>
+                  </pic:blipFill>
+                  <pic:spPr>
+                    <a:xfrm>
+                      <a:off x="0" y="0"/>
+                      <a:ext cx="5673508" cy="2505006"/>
+                    </a:xfrm>
+                    <a:prstGeom prst="rect">
+                      <a:avLst/>
+                    </a:prstGeom>
+                  </pic:spPr>
+                </pic:pic>
+              </a:graphicData>
+            </a:graphic>
+          </wp:inline>
+        </w:drawing>
+      </w:r>
+    </w:p>
+    <w:p/>
+    <w:p>
+      <w:r>
+        <w:rPr>
+          <w:noProof/>
+        </w:rPr>
+        <w:lastRenderedPageBreak/>
+        <w:drawing>
+          <wp:inline distT="0" distB="0" distL="0" distR="0" wp14:anchorId="63CEA8AE" wp14:editId="24D220B5">
+            <wp:extent cx="5972810" cy="2661285"/>
+            <wp:effectExtent l="0" t="0" r="8890" b="5715"/>
+            <wp:docPr id="20" name="Picture 20"/>
+            <wp:cNvGraphicFramePr>
+              <a:graphicFrameLocks xmlns:a="http://schemas.openxmlformats.org/drawingml/2006/main" noChangeAspect="1"/>
+            </wp:cNvGraphicFramePr>
+            <a:graphic xmlns:a="http://schemas.openxmlformats.org/drawingml/2006/main">
+              <a:graphicData uri="http://schemas.openxmlformats.org/drawingml/2006/picture">
+                <pic:pic xmlns:pic="http://schemas.openxmlformats.org/drawingml/2006/picture">
+                  <pic:nvPicPr>
+                    <pic:cNvPr id="1" name=""/>
+                    <pic:cNvPicPr/>
+                  </pic:nvPicPr>
+                  <pic:blipFill>
+                    <a:blip r:embed="rId24"/>
+                    <a:stretch>
+                      <a:fillRect/>
+                    </a:stretch>
+                  </pic:blipFill>
+                  <pic:spPr>
+                    <a:xfrm>
+                      <a:off x="0" y="0"/>
+                      <a:ext cx="5972810" cy="2661285"/>
+                    </a:xfrm>
+                    <a:prstGeom prst="rect">
+                      <a:avLst/>
+                    </a:prstGeom>
+                  </pic:spPr>
+                </pic:pic>
+              </a:graphicData>
+            </a:graphic>
+          </wp:inline>
+        </w:drawing>
+      </w:r>
+    </w:p>
+    <w:p>
+      <w:r>
+        <w:rPr>
+          <w:noProof/>
+        </w:rPr>
+        <w:drawing>
+          <wp:inline distT="0" distB="0" distL="0" distR="0" wp14:anchorId="64CAE76D" wp14:editId="207DFC90">
+            <wp:extent cx="5972810" cy="2343150"/>
+            <wp:effectExtent l="0" t="0" r="8890" b="0"/>
+            <wp:docPr id="21" name="Picture 21"/>
+            <wp:cNvGraphicFramePr>
+              <a:graphicFrameLocks xmlns:a="http://schemas.openxmlformats.org/drawingml/2006/main" noChangeAspect="1"/>
+            </wp:cNvGraphicFramePr>
+            <a:graphic xmlns:a="http://schemas.openxmlformats.org/drawingml/2006/main">
+              <a:graphicData uri="http://schemas.openxmlformats.org/drawingml/2006/picture">
+                <pic:pic xmlns:pic="http://schemas.openxmlformats.org/drawingml/2006/picture">
+                  <pic:nvPicPr>
+                    <pic:cNvPr id="1" name=""/>
+                    <pic:cNvPicPr/>
+                  </pic:nvPicPr>
+                  <pic:blipFill>
+                    <a:blip r:embed="rId25"/>
+                    <a:stretch>
+                      <a:fillRect/>
+                    </a:stretch>
+                  </pic:blipFill>
+                  <pic:spPr>
+                    <a:xfrm>
+                      <a:off x="0" y="0"/>
+                      <a:ext cx="5972810" cy="2343150"/>
+                    </a:xfrm>
+                    <a:prstGeom prst="rect">
+                      <a:avLst/>
+                    </a:prstGeom>
+                  </pic:spPr>
+                </pic:pic>
+              </a:graphicData>
+            </a:graphic>
+          </wp:inline>
+        </w:drawing>
+      </w:r>
+    </w:p>
+    <w:p>
+      <w:r>
+        <w:rPr>
+          <w:noProof/>
+        </w:rPr>
+        <w:drawing>
+          <wp:inline distT="0" distB="0" distL="0" distR="0" wp14:anchorId="4E2FF0D4" wp14:editId="75FA9B97">
+            <wp:extent cx="5972810" cy="2660650"/>
+            <wp:effectExtent l="0" t="0" r="8890" b="6350"/>
+            <wp:docPr id="22" name="Picture 22"/>
+            <wp:cNvGraphicFramePr>
+              <a:graphicFrameLocks xmlns:a="http://schemas.openxmlformats.org/drawingml/2006/main" noChangeAspect="1"/>
+            </wp:cNvGraphicFramePr>
+            <a:graphic xmlns:a="http://schemas.openxmlformats.org/drawingml/2006/main">
+              <a:graphicData uri="http://schemas.openxmlformats.org/drawingml/2006/picture">
+                <pic:pic xmlns:pic="http://schemas.openxmlformats.org/drawingml/2006/picture">
+                  <pic:nvPicPr>
+                    <pic:cNvPr id="1" name=""/>
+                    <pic:cNvPicPr/>
+                  </pic:nvPicPr>
+                  <pic:blipFill>
+                    <a:blip r:embed="rId26"/>
+                    <a:stretch>
+                      <a:fillRect/>
+                    </a:stretch>
+                  </pic:blipFill>
+                  <pic:spPr>
+                    <a:xfrm>
+                      <a:off x="0" y="0"/>
+                      <a:ext cx="5972810" cy="2660650"/>
+                    </a:xfrm>
+                    <a:prstGeom prst="rect">
+                      <a:avLst/>
+                    </a:prstGeom>
+                  </pic:spPr>
+                </pic:pic>
+              </a:graphicData>
+            </a:graphic>
+          </wp:inline>
+        </w:drawing>
+      </w:r>
+    </w:p>
+    <w:p/>
+    <w:p>
+      <w:pPr>
+        <w:pStyle w:val="Heading1"/>
+      </w:pPr>
+      <w:r>
+        <w:lastRenderedPageBreak/>
+        <w:t>11. Critique du Projet — Forces et Faiblesses</w:t>
+      </w:r>
     </w:p>
     <w:p>
       <w:pPr>
-        <w:shd w:val="clear" w:color="auto" w:fill="EBF5FB"/>
-        <w:spacing w:before="160" w:after="160"/>
-        <w:jc w:val="center"/>
+        <w:pStyle w:val="Heading2"/>
       </w:pPr>
       <w:r>
+        <w:t>11.1 Points forts</w:t>
+      </w:r>
+    </w:p>
+    <w:p>
+      <w:r>
         <w:rPr>
-          <w:i/>
-          <w:color w:val="2E86C1"/>
-          <w:sz w:val="20"/>
+          <w:b/>
+          <w:color w:val="1B4F72"/>
         </w:rPr>
-        <w:t>[</w:t>
-      </w:r>
+        <w:t xml:space="preserve">✓ Pipeline IA complet bout-en-bout — </w:t>
+      </w:r>
+      <w:r>
+        <w:t>De la donnée brute CSV à la recommandation expliquée par GenAI, le projet couvre l'intégralité de la chaîne : preprocessing → embeddings → scoring → ranking → explication. C'est un atout majeur pour démontrer la maîtrise du pipeline ML.</w:t>
+      </w:r>
+    </w:p>
+    <w:p>
       <w:r>
         <w:rPr>
-          <w:i/>
-          <w:color w:val="2E86C1"/>
-          <w:sz w:val="20"/>
+          <w:b/>
+          <w:color w:val="1B4F72"/>
         </w:rPr>
-        <w:t xml:space="preserve"> INSERT IMAGE: Radar charts comparés pour 3 profils différents (dark vs family vs sci-fi) ]</w:t>
+        <w:t xml:space="preserve">✓ Scoring explicable et multi-axe — </w:t>
+      </w:r>
+      <w:r>
+        <w:t>Le découpage en 4 axes indépendants (Mood, Theme, Style, Description) rend le score interprétable. Le radar chart permet à l'utilisateur de comprendre où le match est fort et où il est faible. Peu de systèmes de recommandation offrent ce niveau de transparence.</w:t>
+      </w:r>
+    </w:p>
+    <w:p>
+      <w:r>
+        <w:rPr>
+          <w:b/>
+          <w:color w:val="1B4F72"/>
+        </w:rPr>
+        <w:t xml:space="preserve">✓ GenAI grounded et contrôlée — </w:t>
+      </w:r>
+      <w:r>
+        <w:t>L'IA générative ne fonctionne jamais en roue libre : elle reçoit les scores calculés et les films sélectionnés mathématiquement. Le prompt inclut des RULES explicites ("Do NOT invent data"). C'est une implémentation RAG responsable.</w:t>
+      </w:r>
+    </w:p>
+    <w:p>
+      <w:r>
+        <w:rPr>
+          <w:b/>
+          <w:color w:val="1B4F72"/>
+        </w:rPr>
+        <w:t xml:space="preserve">✓ Cache LLM bien pensé — </w:t>
+      </w:r>
+      <w:r>
+        <w:t>Le mécanisme SHA-256 + TTL + éviction résout un problème réel de coût et latence. Les presets bénéficient particulièrement de ce cache pour des démos fluides.</w:t>
+      </w:r>
+    </w:p>
+    <w:p>
+      <w:r>
+        <w:rPr>
+          <w:b/>
+          <w:color w:val="1B4F72"/>
+        </w:rPr>
+        <w:t xml:space="preserve">✓ Multi-provider switchable — </w:t>
+      </w:r>
+      <w:r>
+        <w:t>Pouvoir basculer entre Ollama (local/gratuit), Claude et Gemini en temps réel, sans redémarrage, est un avantage opérationnel significatif.</w:t>
+      </w:r>
+    </w:p>
+    <w:p>
+      <w:r>
+        <w:rPr>
+          <w:b/>
+          <w:color w:val="1B4F72"/>
+        </w:rPr>
+        <w:t xml:space="preserve">✓ Interface utilisateur soignée — </w:t>
+      </w:r>
+      <w:r>
+        <w:t>Le questionnaire en 5 étapes, les radar charts SVG, le profil cinéphile, la page How It Works et les Settings forment un prototype complet.</w:t>
       </w:r>
     </w:p>
     <w:p>
       <w:pPr>
-        <w:shd w:val="clear" w:color="auto" w:fill="EBF5FB"/>
-        <w:spacing w:before="160" w:after="160"/>
-        <w:jc w:val="center"/>
+        <w:pStyle w:val="Heading2"/>
       </w:pPr>
       <w:r>
-        <w:rPr>
-          <w:i/>
-          <w:color w:val="2E86C1"/>
-          <w:sz w:val="20"/>
-        </w:rPr>
-        <w:t>[ INSERT IMAGE: Exemple de réponse JSON avec tous les champs (coverage_score, explanation, etc.) ]</w:t>
+        <w:t>11.2 Points faibles et axes d'amélioration</w:t>
       </w:r>
     </w:p>
     <w:p>
       <w:r>
-        <w:br w:type="page"/>
+        <w:rPr>
+          <w:b/>
+          <w:color w:val="C0392B"/>
+        </w:rPr>
+        <w:t xml:space="preserve">✗ Taxonomie lexicale limitée — </w:t>
+      </w:r>
+      <w:r>
+        <w:t>L'extraction de blocs repose sur des regex mots-clés. Un overview sans keyword connu reçoit le label "neutral", ce qui réduit la discrimination. Avec plus de temps : NER ou classification fine-tuned remplacerait cette heuristique.</w:t>
+      </w:r>
+    </w:p>
+    <w:p>
+      <w:r>
+        <w:rPr>
+          <w:b/>
+          <w:color w:val="C0392B"/>
+        </w:rPr>
+        <w:t xml:space="preserve">✗ Pas de fine-tuning SBERT — </w:t>
+      </w:r>
+      <w:r>
+        <w:t>Le modèle est utilisé out-of-the-box. Un fine-tuning sur des paires (requête utilisateur, film pertinent) améliorerait significativement la qualité. Avec plus de ressources : constitution d'un dataset annoté + training.</w:t>
+      </w:r>
+    </w:p>
+    <w:p>
+      <w:r>
+        <w:rPr>
+          <w:b/>
+          <w:color w:val="C0392B"/>
+        </w:rPr>
+        <w:t xml:space="preserve">✗ Évaluation majoritairement qualitative — </w:t>
+      </w:r>
+      <w:r>
+        <w:t>Nous n'avons pas implémenté de métriques supervisées (Precision@K, NDCG, MRR). L'évaluation repose sur des tests manuels et l'inspection des résultats. Avec plus de temps : benchmark formel avec annotateurs.</w:t>
+      </w:r>
+    </w:p>
+    <w:p>
+      <w:r>
+        <w:rPr>
+          <w:b/>
+          <w:color w:val="C0392B"/>
+        </w:rPr>
+        <w:t xml:space="preserve">✗ Dataset statique et anglophone — </w:t>
+      </w:r>
+      <w:r>
+        <w:t>Les 9 841 films sont figés et en anglais. Pas d'ingestion temps-réel ni de support multilingue. Avec plus de ressources : API TMDB live + modèle SBERT multilingue.</w:t>
+      </w:r>
+    </w:p>
+    <w:p>
+      <w:r>
+        <w:rPr>
+          <w:rFonts w:ascii="Segoe UI Symbol" w:hAnsi="Segoe UI Symbol" w:cs="Segoe UI Symbol"/>
+          <w:b/>
+          <w:color w:val="C0392B"/>
+        </w:rPr>
+        <w:t>✗</w:t>
+      </w:r>
+      <w:r>
+        <w:rPr>
+          <w:b/>
+          <w:color w:val="C0392B"/>
+        </w:rPr>
+        <w:t xml:space="preserve"> Pas de base vectorielle dédiée — </w:t>
+      </w:r>
+      <w:r>
+        <w:t>Les embeddings sont stockés en NumPy (.npy). Pour un passage à l'échelle (&gt;100k films), une vector database (FAISS, Qdrant, Milvus) serait nécessaire. Avec plus de temps : migration vers FAISS pour ANN search.</w:t>
+      </w:r>
+    </w:p>
+    <w:p>
+      <w:r>
+        <w:rPr>
+          <w:rFonts w:ascii="Segoe UI Symbol" w:hAnsi="Segoe UI Symbol" w:cs="Segoe UI Symbol"/>
+          <w:b/>
+          <w:color w:val="C0392B"/>
+        </w:rPr>
+        <w:t>✗</w:t>
+      </w:r>
+      <w:r>
+        <w:rPr>
+          <w:b/>
+          <w:color w:val="C0392B"/>
+        </w:rPr>
+        <w:t xml:space="preserve"> Auth simplifiée — </w:t>
+      </w:r>
+      <w:r>
+        <w:t>Un seul utilisateur démo (admin/admin). En production : base utilisateurs, hashing bcrypt individuel, refresh token rotation.</w:t>
       </w:r>
     </w:p>
     <w:p>
@@ -8742,7 +7244,7 @@
       </w:pPr>
       <w:r>
         <w:lastRenderedPageBreak/>
-        <w:t>11. Critique du Projet — Forces et Faiblesses</w:t>
+        <w:t>12. Limites et Pistes d'Amélioration</w:t>
       </w:r>
     </w:p>
     <w:p>
@@ -8750,7 +7252,7 @@
         <w:pStyle w:val="Heading2"/>
       </w:pPr>
       <w:r>
-        <w:t>11.1 Points forts</w:t>
+        <w:t>12.1 Améliorations IA prioritaires</w:t>
       </w:r>
     </w:p>
     <w:p>
@@ -8759,20 +7261,22 @@
           <w:b/>
           <w:color w:val="1B4F72"/>
         </w:rPr>
-        <w:t>✓</w:t>
-      </w:r>
+        <w:t xml:space="preserve">→ </w:t>
+      </w:r>
+      <w:r>
+        <w:t>Vector Database (FAISS / Qdrant) — indexation ANN pour passage à l'échelle</w:t>
+      </w:r>
+    </w:p>
+    <w:p>
       <w:r>
         <w:rPr>
           <w:b/>
           <w:color w:val="1B4F72"/>
         </w:rPr>
-        <w:t xml:space="preserve"> Pipeline IA complet bout-en-bout — </w:t>
-      </w:r>
-      <w:r>
-        <w:t>De la donnée brute CSV à la recommandation expliquée par GenAI, le projet couvre l'intégralité de la chaîne : preprocessing → embeddings → scoring → ranking → explication. C'est un atout majeur pour démontrer la maîtri</w:t>
-      </w:r>
-      <w:r>
-        <w:t>se du pipeline ML.</w:t>
+        <w:t xml:space="preserve">→ </w:t>
+      </w:r>
+      <w:r>
+        <w:t>Cross-encoder re-ranking — bi-encoder (SBERT) pour recall, cross-encoder pour precision</w:t>
       </w:r>
     </w:p>
     <w:p>
@@ -8781,20 +7285,22 @@
           <w:b/>
           <w:color w:val="1B4F72"/>
         </w:rPr>
-        <w:t>✓</w:t>
-      </w:r>
+        <w:t xml:space="preserve">→ </w:t>
+      </w:r>
+      <w:r>
+        <w:t>Fine-tuning SBERT — entraînement sur paires (query, film) annotées cinéma</w:t>
+      </w:r>
+    </w:p>
+    <w:p>
       <w:r>
         <w:rPr>
           <w:b/>
           <w:color w:val="1B4F72"/>
         </w:rPr>
-        <w:t xml:space="preserve"> Scoring explicable et multi-axe — </w:t>
-      </w:r>
-      <w:r>
-        <w:t>Le découpage en 4 axes indépendants (Mood, Theme, Style, Description) rend le score interprétable. Le radar chart permet à l'utilisateur de comprendre où le match est fort et où il est faible. Peu de s</w:t>
-      </w:r>
-      <w:r>
-        <w:t>ystèmes de recommandation offrent ce niveau de transparence.</w:t>
+        <w:t xml:space="preserve">→ </w:t>
+      </w:r>
+      <w:r>
+        <w:t>Évaluation formelle — Precision@K, Recall@K, MRR, NDCG sur set de test</w:t>
       </w:r>
     </w:p>
     <w:p>
@@ -8803,87 +7309,22 @@
           <w:b/>
           <w:color w:val="1B4F72"/>
         </w:rPr>
-        <w:t>✓</w:t>
-      </w:r>
+        <w:t xml:space="preserve">→ </w:t>
+      </w:r>
+      <w:r>
+        <w:t>Calibration dynamique des poids — optimisation bayésienne ou A/B testing</w:t>
+      </w:r>
+    </w:p>
+    <w:p>
       <w:r>
         <w:rPr>
           <w:b/>
           <w:color w:val="1B4F72"/>
         </w:rPr>
-        <w:t xml:space="preserve"> GenAI grounded et contrôlée — </w:t>
-      </w:r>
-      <w:r>
-        <w:t>L'IA générative ne fonctionne jamais en roue libre : elle reçoit les scores calculés et les films sélectionnés mathématiquement. Le prompt inclut des RULES explici</w:t>
-      </w:r>
-      <w:r>
-        <w:t>tes ("Do NOT invent data"). C'est une implémentation RAG responsable.</w:t>
-      </w:r>
-    </w:p>
-    <w:p>
-      <w:r>
-        <w:rPr>
-          <w:b/>
-          <w:color w:val="1B4F72"/>
-        </w:rPr>
-        <w:t>✓</w:t>
-      </w:r>
-      <w:r>
-        <w:rPr>
-          <w:b/>
-          <w:color w:val="1B4F72"/>
-        </w:rPr>
-        <w:t xml:space="preserve"> Cache LLM bien pensé — </w:t>
-      </w:r>
-      <w:r>
-        <w:t>Le mécanisme SHA-256 + TTL + éviction résout un problème réel de coût et latence. Les presets bénéficient particulièrement de ce cache pour des démos fluides.</w:t>
-      </w:r>
-    </w:p>
-    <w:p>
-      <w:r>
-        <w:rPr>
-          <w:b/>
-          <w:color w:val="1B4F72"/>
-        </w:rPr>
-        <w:t>✓</w:t>
-      </w:r>
-      <w:r>
-        <w:rPr>
-          <w:b/>
-          <w:color w:val="1B4F72"/>
-        </w:rPr>
-        <w:t xml:space="preserve"> </w:t>
-      </w:r>
-      <w:r>
-        <w:rPr>
-          <w:b/>
-          <w:color w:val="1B4F72"/>
-        </w:rPr>
-        <w:t xml:space="preserve">Multi-provider switchable — </w:t>
-      </w:r>
-      <w:r>
-        <w:t>Pouvoir basculer entre Ollama (local/gratuit), Claude et Gemini en temps réel, sans redémarrage, est un avantage opérationnel significatif.</w:t>
-      </w:r>
-    </w:p>
-    <w:p>
-      <w:r>
-        <w:rPr>
-          <w:b/>
-          <w:color w:val="1B4F72"/>
-        </w:rPr>
-        <w:t>✓</w:t>
-      </w:r>
-      <w:r>
-        <w:rPr>
-          <w:b/>
-          <w:color w:val="1B4F72"/>
-        </w:rPr>
-        <w:t xml:space="preserve"> Interface utilisateur soignée — </w:t>
-      </w:r>
-      <w:r>
-        <w:t>Le questionnaire en 5 étapes, les radar charts SVG, le</w:t>
-      </w:r>
-      <w:r>
-        <w:t xml:space="preserve"> profil cinéphile, la page How It Works et les Settings forment un prototype complet.</w:t>
+        <w:t xml:space="preserve">→ </w:t>
+      </w:r>
+      <w:r>
+        <w:t>Détection de drift — monitoring de la distribution des scores dans le temps</w:t>
       </w:r>
     </w:p>
     <w:p>
@@ -8891,163 +7332,67 @@
         <w:pStyle w:val="Heading2"/>
       </w:pPr>
       <w:r>
-        <w:t>11.2 Points faibles et axes d'amélioration</w:t>
+        <w:t>12.2 Améliorations produit/engineering</w:t>
       </w:r>
     </w:p>
     <w:p>
       <w:r>
         <w:rPr>
           <w:b/>
-          <w:color w:val="C0392B"/>
+          <w:color w:val="1B4F72"/>
         </w:rPr>
-        <w:t>✗</w:t>
-      </w:r>
+        <w:t xml:space="preserve">→ </w:t>
+      </w:r>
+      <w:r>
+        <w:t>MLOps pipeline (DVC pour versionnage data/modèle, CI/CD pour tests)</w:t>
+      </w:r>
+    </w:p>
+    <w:p>
       <w:r>
         <w:rPr>
           <w:b/>
-          <w:color w:val="C0392B"/>
+          <w:color w:val="1B4F72"/>
         </w:rPr>
-        <w:t xml:space="preserve"> Taxonomie lexicale limitée — </w:t>
-      </w:r>
-      <w:r>
-        <w:t>L'extraction de blocs repose sur des regex mots-clés. Un overview sans keyword connu reçoit le l</w:t>
-      </w:r>
-      <w:r>
-        <w:t>abel "neutral", ce qui réduit la discrimination. Avec plus de temps : NER ou classification fine-tuned remplacerait cette heuristique.</w:t>
+        <w:t xml:space="preserve">→ </w:t>
+      </w:r>
+      <w:r>
+        <w:t>Tests automatisés API (pytest + fixtures) et tests d'intégration</w:t>
       </w:r>
     </w:p>
     <w:p>
       <w:r>
         <w:rPr>
           <w:b/>
-          <w:color w:val="C0392B"/>
+          <w:color w:val="1B4F72"/>
         </w:rPr>
-        <w:t>✗</w:t>
-      </w:r>
+        <w:t xml:space="preserve">→ </w:t>
+      </w:r>
+      <w:r>
+        <w:t>Dashboard monitoring (latence, cache ratio, erreurs provider, usage)</w:t>
+      </w:r>
+    </w:p>
+    <w:p>
       <w:r>
         <w:rPr>
           <w:b/>
-          <w:color w:val="C0392B"/>
+          <w:color w:val="1B4F72"/>
         </w:rPr>
-        <w:t xml:space="preserve"> Pas de fine-tuning SBERT — </w:t>
-      </w:r>
-      <w:r>
-        <w:t>Le modèle est utilisé out-of-the-box. Un fine-tuning sur des paires (requête utilisateur, fi</w:t>
-      </w:r>
-      <w:r>
-        <w:t>lm pertinent) améliorerait significativement la qualité. Avec plus de ressources : constitution d'un dataset annoté + training.</w:t>
+        <w:t xml:space="preserve">→ </w:t>
+      </w:r>
+      <w:r>
+        <w:t>Support multilingue (SBERT multilingue + détection de langue)</w:t>
       </w:r>
     </w:p>
     <w:p>
       <w:r>
         <w:rPr>
           <w:b/>
-          <w:color w:val="C0392B"/>
+          <w:color w:val="1B4F72"/>
         </w:rPr>
-        <w:t>✗</w:t>
-      </w:r>
-      <w:r>
-        <w:rPr>
-          <w:b/>
-          <w:color w:val="C0392B"/>
-        </w:rPr>
-        <w:t xml:space="preserve"> Évaluation majoritairement qualitative — </w:t>
-      </w:r>
-      <w:r>
-        <w:t xml:space="preserve">Nous n'avons pas implémenté de métriques supervisées (Precision@K, NDCG, MRR). </w:t>
-      </w:r>
-      <w:r>
-        <w:t>L'évaluation repose sur des tests manuels et l'inspection des résultats. Avec plus de temps : benchmark formel avec annotateurs.</w:t>
-      </w:r>
-    </w:p>
-    <w:p>
-      <w:r>
-        <w:rPr>
-          <w:b/>
-          <w:color w:val="C0392B"/>
-        </w:rPr>
-        <w:t>✗</w:t>
-      </w:r>
-      <w:r>
-        <w:rPr>
-          <w:b/>
-          <w:color w:val="C0392B"/>
-        </w:rPr>
-        <w:t xml:space="preserve"> Dataset statique et anglophone — </w:t>
-      </w:r>
-      <w:r>
-        <w:t>Les 9 841 films sont figés et en anglais. Pas d'ingestion temps-réel ni de support multiling</w:t>
-      </w:r>
-      <w:r>
-        <w:t>ue. Avec plus de ressources : API TMDB live + modèle SBERT multilingue.</w:t>
-      </w:r>
-    </w:p>
-    <w:p>
-      <w:r>
-        <w:rPr>
-          <w:b/>
-          <w:color w:val="C0392B"/>
-        </w:rPr>
-        <w:t>✗</w:t>
-      </w:r>
-      <w:r>
-        <w:rPr>
-          <w:b/>
-          <w:color w:val="C0392B"/>
-        </w:rPr>
-        <w:t xml:space="preserve"> Pas de base vectorielle dédiée — </w:t>
-      </w:r>
-      <w:r>
-        <w:t>Les embeddings sont stockés en NumPy (.npy). Pour un passage à l'échelle (&gt;100k films), une vector database (FAISS, Qdrant, Milvus) serait nécessaire</w:t>
-      </w:r>
-      <w:r>
-        <w:t>. Avec plus de temps : migration vers FAISS pour ANN search.</w:t>
-      </w:r>
-    </w:p>
-    <w:p>
-      <w:r>
-        <w:rPr>
-          <w:b/>
-          <w:color w:val="C0392B"/>
-        </w:rPr>
-        <w:t>✗</w:t>
-      </w:r>
-      <w:r>
-        <w:rPr>
-          <w:b/>
-          <w:color w:val="C0392B"/>
-        </w:rPr>
-        <w:t xml:space="preserve"> Poids de scoring fixes — </w:t>
-      </w:r>
-      <w:r>
-        <w:t>Les poids (35/25/20/15/5) sont définis manuellement. Un tuning basé sur du feedback utilisateur ou une optimisation bayésienne serait plus rigoureux.</w:t>
-      </w:r>
-    </w:p>
-    <w:p>
-      <w:r>
-        <w:rPr>
-          <w:b/>
-          <w:color w:val="C0392B"/>
-        </w:rPr>
-        <w:lastRenderedPageBreak/>
-        <w:t>✗</w:t>
-      </w:r>
-      <w:r>
-        <w:rPr>
-          <w:b/>
-          <w:color w:val="C0392B"/>
-        </w:rPr>
-        <w:t xml:space="preserve"> Auth simplifiée </w:t>
-      </w:r>
-      <w:r>
-        <w:rPr>
-          <w:b/>
-          <w:color w:val="C0392B"/>
-        </w:rPr>
-        <w:t xml:space="preserve">— </w:t>
-      </w:r>
-      <w:r>
-        <w:t>Un seul utilisateur démo (admin/admin). En production : base utilisateurs, hashing bcrypt individuel, refresh token rotation.</w:t>
+        <w:t xml:space="preserve">→ </w:t>
+      </w:r>
+      <w:r>
+        <w:t>Chatbot conversationnel pour affiner les préférences itérativement</w:t>
       </w:r>
     </w:p>
     <w:p>
@@ -9061,7 +7406,91 @@
       </w:pPr>
       <w:r>
         <w:lastRenderedPageBreak/>
-        <w:t>12. Limites et Pistes d'Amélioration</w:t>
+        <w:t>13. Conclusion</w:t>
+      </w:r>
+    </w:p>
+    <w:p>
+      <w:r>
+        <w:t xml:space="preserve">CineMatch démontre la construction d'un </w:t>
+      </w:r>
+      <w:r>
+        <w:rPr>
+          <w:b/>
+          <w:color w:val="1B4F72"/>
+        </w:rPr>
+        <w:t>pipeline IA sémantique complet</w:t>
+      </w:r>
+      <w:r>
+        <w:t>, de la donnée brute CSV à la recommandation expliquée par IA Générative. Le projet couvre l'intégralité de la chaîne de valeur data/IA :</w:t>
+      </w:r>
+    </w:p>
+    <w:p>
+      <w:r>
+        <w:rPr>
+          <w:b/>
+          <w:color w:val="1B4F72"/>
+        </w:rPr>
+        <w:t xml:space="preserve">• </w:t>
+      </w:r>
+      <w:r>
+        <w:t>NLP appliqué — embeddings SBERT, similarité cosinus, prompt engineering structuré</w:t>
+      </w:r>
+    </w:p>
+    <w:p>
+      <w:r>
+        <w:rPr>
+          <w:b/>
+          <w:color w:val="1B4F72"/>
+        </w:rPr>
+        <w:t xml:space="preserve">• </w:t>
+      </w:r>
+      <w:r>
+        <w:t>Ingénierie ML — pipeline offline/online, scoring multicritère, normalisation min-max</w:t>
+      </w:r>
+    </w:p>
+    <w:p>
+      <w:r>
+        <w:rPr>
+          <w:b/>
+          <w:color w:val="1B4F72"/>
+        </w:rPr>
+        <w:t xml:space="preserve">• </w:t>
+      </w:r>
+      <w:r>
+        <w:t>GenAI contrôlée — RAG grounding, cache intelligent, multi-provider, coût maîtrisé</w:t>
+      </w:r>
+    </w:p>
+    <w:p>
+      <w:r>
+        <w:rPr>
+          <w:b/>
+          <w:color w:val="1B4F72"/>
+        </w:rPr>
+        <w:t xml:space="preserve">• </w:t>
+      </w:r>
+      <w:r>
+        <w:t>Software Engineering — API REST typée, auth JWT, OpenAPI, modularité Python</w:t>
+      </w:r>
+    </w:p>
+    <w:p>
+      <w:r>
+        <w:rPr>
+          <w:b/>
+          <w:color w:val="1B4F72"/>
+        </w:rPr>
+        <w:t xml:space="preserve">• </w:t>
+      </w:r>
+      <w:r>
+        <w:t>Vision produit — UX explicative, radar charts, presets, historique, page architecture</w:t>
+      </w:r>
+    </w:p>
+    <w:p/>
+    <w:p>
+      <w:pPr>
+        <w:pStyle w:val="Heading1"/>
+      </w:pPr>
+      <w:r>
+        <w:t>14. Annexes</w:t>
       </w:r>
     </w:p>
     <w:p>
@@ -9069,308 +7498,7 @@
         <w:pStyle w:val="Heading2"/>
       </w:pPr>
       <w:r>
-        <w:t>12.1 Améliorations IA prioritaires</w:t>
-      </w:r>
-    </w:p>
-    <w:p>
-      <w:r>
-        <w:rPr>
-          <w:b/>
-          <w:color w:val="1B4F72"/>
-        </w:rPr>
-        <w:t xml:space="preserve">→ </w:t>
-      </w:r>
-      <w:r>
-        <w:t xml:space="preserve">Vector Database (FAISS / Qdrant) — </w:t>
-      </w:r>
-      <w:r>
-        <w:t>indexation ANN pour passage à l'échelle</w:t>
-      </w:r>
-    </w:p>
-    <w:p>
-      <w:r>
-        <w:rPr>
-          <w:b/>
-          <w:color w:val="1B4F72"/>
-        </w:rPr>
-        <w:t xml:space="preserve">→ </w:t>
-      </w:r>
-      <w:r>
-        <w:t>Cross-encoder re-ranking — bi-encoder (SBERT) pour recall, cross-encoder pour precision</w:t>
-      </w:r>
-    </w:p>
-    <w:p>
-      <w:r>
-        <w:rPr>
-          <w:b/>
-          <w:color w:val="1B4F72"/>
-        </w:rPr>
-        <w:t xml:space="preserve">→ </w:t>
-      </w:r>
-      <w:r>
-        <w:t>Fine-tuning SBERT — entraînement sur paires (query, film) annotées cinéma</w:t>
-      </w:r>
-    </w:p>
-    <w:p>
-      <w:r>
-        <w:rPr>
-          <w:b/>
-          <w:color w:val="1B4F72"/>
-        </w:rPr>
-        <w:t xml:space="preserve">→ </w:t>
-      </w:r>
-      <w:r>
-        <w:t>Évaluation formelle — Precision@K, Recall@K, MRR</w:t>
-      </w:r>
-      <w:r>
-        <w:t>, NDCG sur set de test</w:t>
-      </w:r>
-    </w:p>
-    <w:p>
-      <w:r>
-        <w:rPr>
-          <w:b/>
-          <w:color w:val="1B4F72"/>
-        </w:rPr>
-        <w:t xml:space="preserve">→ </w:t>
-      </w:r>
-      <w:r>
-        <w:t>Calibration dynamique des poids — optimisation bayésienne ou A/B testing</w:t>
-      </w:r>
-    </w:p>
-    <w:p>
-      <w:r>
-        <w:rPr>
-          <w:b/>
-          <w:color w:val="1B4F72"/>
-        </w:rPr>
-        <w:t xml:space="preserve">→ </w:t>
-      </w:r>
-      <w:r>
-        <w:t>Détection de drift — monitoring de la distribution des scores dans le temps</w:t>
-      </w:r>
-    </w:p>
-    <w:p>
-      <w:pPr>
-        <w:pStyle w:val="Heading2"/>
-      </w:pPr>
-      <w:r>
-        <w:t>12.2 Améliorations produit/engineering</w:t>
-      </w:r>
-    </w:p>
-    <w:p>
-      <w:r>
-        <w:rPr>
-          <w:b/>
-          <w:color w:val="1B4F72"/>
-        </w:rPr>
-        <w:t xml:space="preserve">→ </w:t>
-      </w:r>
-      <w:r>
-        <w:t>MLOps pipeline (DVC pour versionnage da</w:t>
-      </w:r>
-      <w:r>
-        <w:t>ta/modèle, CI/CD pour tests)</w:t>
-      </w:r>
-    </w:p>
-    <w:p>
-      <w:r>
-        <w:rPr>
-          <w:b/>
-          <w:color w:val="1B4F72"/>
-        </w:rPr>
-        <w:t xml:space="preserve">→ </w:t>
-      </w:r>
-      <w:r>
-        <w:t>Tests automatisés API (pytest + fixtures) et tests d'intégration</w:t>
-      </w:r>
-    </w:p>
-    <w:p>
-      <w:r>
-        <w:rPr>
-          <w:b/>
-          <w:color w:val="1B4F72"/>
-        </w:rPr>
-        <w:t xml:space="preserve">→ </w:t>
-      </w:r>
-      <w:r>
-        <w:t>Dashboard monitoring (latence, cache ratio, erreurs provider, usage)</w:t>
-      </w:r>
-    </w:p>
-    <w:p>
-      <w:r>
-        <w:rPr>
-          <w:b/>
-          <w:color w:val="1B4F72"/>
-        </w:rPr>
-        <w:t xml:space="preserve">→ </w:t>
-      </w:r>
-      <w:r>
-        <w:t>Support multilingue (SBERT multilingue + détection de langue)</w:t>
-      </w:r>
-    </w:p>
-    <w:p>
-      <w:r>
-        <w:rPr>
-          <w:b/>
-          <w:color w:val="1B4F72"/>
-        </w:rPr>
-        <w:t xml:space="preserve">→ </w:t>
-      </w:r>
-      <w:r>
-        <w:t>Chatbot conversationnel</w:t>
-      </w:r>
-      <w:r>
-        <w:t xml:space="preserve"> pour affiner les préférences itérativement</w:t>
-      </w:r>
-    </w:p>
-    <w:p>
-      <w:r>
-        <w:br w:type="page"/>
-      </w:r>
-    </w:p>
-    <w:p>
-      <w:pPr>
-        <w:pStyle w:val="Heading1"/>
-      </w:pPr>
-      <w:r>
-        <w:lastRenderedPageBreak/>
-        <w:t>13. Conclusion</w:t>
-      </w:r>
-    </w:p>
-    <w:p>
-      <w:r>
-        <w:t xml:space="preserve">CineMatch démontre la construction d'un </w:t>
-      </w:r>
-      <w:r>
-        <w:rPr>
-          <w:b/>
-          <w:color w:val="1B4F72"/>
-        </w:rPr>
-        <w:t>pipeline IA sémantique complet</w:t>
-      </w:r>
-      <w:r>
-        <w:t>, de la donnée brute CSV à la recommandation expliquée par IA Générative. Le projet couvre l'intégralité de la chaîne de vale</w:t>
-      </w:r>
-      <w:r>
-        <w:t>ur data/IA :</w:t>
-      </w:r>
-    </w:p>
-    <w:p>
-      <w:r>
-        <w:rPr>
-          <w:b/>
-          <w:color w:val="1B4F72"/>
-        </w:rPr>
-        <w:t xml:space="preserve">• </w:t>
-      </w:r>
-      <w:r>
-        <w:t>NLP appliqué — embeddings SBERT, similarité cosinus, prompt engineering structuré</w:t>
-      </w:r>
-    </w:p>
-    <w:p>
-      <w:r>
-        <w:rPr>
-          <w:b/>
-          <w:color w:val="1B4F72"/>
-        </w:rPr>
-        <w:t xml:space="preserve">• </w:t>
-      </w:r>
-      <w:r>
-        <w:t>Ingénierie ML — pipeline offline/online, scoring multicritère, normalisation min-max</w:t>
-      </w:r>
-    </w:p>
-    <w:p>
-      <w:r>
-        <w:rPr>
-          <w:b/>
-          <w:color w:val="1B4F72"/>
-        </w:rPr>
-        <w:t xml:space="preserve">• </w:t>
-      </w:r>
-      <w:r>
-        <w:t>GenAI contrôlée — RAG grounding, cache intelligent, multi-provider, co</w:t>
-      </w:r>
-      <w:r>
-        <w:t>ût maîtrisé</w:t>
-      </w:r>
-    </w:p>
-    <w:p>
-      <w:r>
-        <w:rPr>
-          <w:b/>
-          <w:color w:val="1B4F72"/>
-        </w:rPr>
-        <w:t xml:space="preserve">• </w:t>
-      </w:r>
-      <w:r>
-        <w:t>Software Engineering — API REST typée, auth JWT, OpenAPI, modularité Python</w:t>
-      </w:r>
-    </w:p>
-    <w:p>
-      <w:r>
-        <w:rPr>
-          <w:b/>
-          <w:color w:val="1B4F72"/>
-        </w:rPr>
-        <w:t xml:space="preserve">• </w:t>
-      </w:r>
-      <w:r>
-        <w:t>Vision produit — UX explicative, radar charts, presets, historique, page architecture</w:t>
-      </w:r>
-    </w:p>
-    <w:p/>
-    <w:p>
-      <w:r>
-        <w:t xml:space="preserve">Ce projet illustre les compétences visées par le </w:t>
-      </w:r>
-      <w:r>
-        <w:rPr>
-          <w:b/>
-          <w:color w:val="1B4F72"/>
-        </w:rPr>
-        <w:t>RNCP Bloc 2</w:t>
-      </w:r>
-      <w:r>
-        <w:t xml:space="preserve"> : pilotage et im</w:t>
-      </w:r>
-      <w:r>
-        <w:t xml:space="preserve">plémentation d'une solution IA exploitable, argumentée et évolutive. Nous avons appris à articuler théorie (embeddings, cosinus, RAG) et pratique (API, cache, UI, démo), tout en maintenant une </w:t>
-      </w:r>
-      <w:r>
-        <w:rPr>
-          <w:b/>
-          <w:color w:val="1B4F72"/>
-        </w:rPr>
-        <w:t>gouvernance responsable</w:t>
-      </w:r>
-      <w:r>
-        <w:t>.</w:t>
-      </w:r>
-    </w:p>
-    <w:p>
-      <w:r>
-        <w:br w:type="page"/>
-      </w:r>
-    </w:p>
-    <w:p>
-      <w:pPr>
-        <w:pStyle w:val="Heading1"/>
-      </w:pPr>
-      <w:r>
-        <w:lastRenderedPageBreak/>
-        <w:t>14. Annexes</w:t>
-      </w:r>
-    </w:p>
-    <w:p>
-      <w:pPr>
-        <w:pStyle w:val="Heading2"/>
-      </w:pPr>
-      <w:r>
-        <w:t xml:space="preserve">Annexe A — Arborescence </w:t>
-      </w:r>
-      <w:r>
-        <w:t>projet</w:t>
+        <w:t>Annexe A — Arborescence projet</w:t>
       </w:r>
     </w:p>
     <w:p>
@@ -9424,14 +7552,7 @@
           <w:sz w:val="18"/>
         </w:rPr>
         <w:br/>
-        <w:t>│   ├── scoring/       # coverage_scorer (weigh</w:t>
-      </w:r>
-      <w:r>
-        <w:rPr>
-          <w:rFonts w:ascii="Consolas" w:hAnsi="Consolas"/>
-          <w:sz w:val="18"/>
-        </w:rPr>
-        <w:t>ted formula)</w:t>
+        <w:t>│   ├── scoring/       # coverage_scorer (weighted formula)</w:t>
       </w:r>
       <w:r>
         <w:rPr>
@@ -9463,14 +7584,7 @@
           <w:sz w:val="18"/>
         </w:rPr>
         <w:br/>
-        <w:t>│   ├── core/          # config, security, llm_runtime_confi</w:t>
-      </w:r>
-      <w:r>
-        <w:rPr>
-          <w:rFonts w:ascii="Consolas" w:hAnsi="Consolas"/>
-          <w:sz w:val="18"/>
-        </w:rPr>
-        <w:t>g, history</w:t>
+        <w:t>│   ├── core/          # config, security, llm_runtime_config, history</w:t>
       </w:r>
       <w:r>
         <w:rPr>
@@ -9510,14 +7624,7 @@
           <w:sz w:val="18"/>
         </w:rPr>
         <w:br/>
-        <w:t>└── docs/              # OpenA</w:t>
-      </w:r>
-      <w:r>
-        <w:rPr>
-          <w:rFonts w:ascii="Consolas" w:hAnsi="Consolas"/>
-          <w:sz w:val="18"/>
-        </w:rPr>
-        <w:t>PI specs, rapport</w:t>
+        <w:t>└── docs/              # OpenAPI specs, rapport</w:t>
       </w:r>
     </w:p>
     <w:p>
@@ -9719,6 +7826,7 @@
               <w:rPr>
                 <w:sz w:val="20"/>
               </w:rPr>
+              <w:lastRenderedPageBreak/>
               <w:t>LLM_URL</w:t>
             </w:r>
           </w:p>
@@ -10125,7 +8233,6 @@
               <w:rPr>
                 <w:sz w:val="20"/>
               </w:rPr>
-              <w:lastRenderedPageBreak/>
               <w:t>scikit-learn</w:t>
             </w:r>
           </w:p>
@@ -10159,13 +8266,7 @@
               <w:rPr>
                 <w:sz w:val="20"/>
               </w:rPr>
-              <w:t xml:space="preserve">pandas / </w:t>
-            </w:r>
-            <w:r>
-              <w:rPr>
-                <w:sz w:val="20"/>
-              </w:rPr>
-              <w:t>numpy</w:t>
+              <w:t>pandas / numpy</w:t>
             </w:r>
           </w:p>
         </w:tc>
@@ -10344,13 +8445,7 @@
               <w:rPr>
                 <w:sz w:val="20"/>
               </w:rPr>
-              <w:t xml:space="preserve">Radar charts backend </w:t>
-            </w:r>
-            <w:r>
-              <w:rPr>
-                <w:sz w:val="20"/>
-              </w:rPr>
-              <w:t>(Streamlit)</w:t>
+              <w:t>Radar charts backend (Streamlit)</w:t>
             </w:r>
           </w:p>
         </w:tc>
@@ -10855,11 +8950,6 @@
     <w:lsdException w:name="Book Title" w:uiPriority="33" w:qFormat="1"/>
     <w:lsdException w:name="Bibliography" w:semiHidden="1" w:uiPriority="37" w:unhideWhenUsed="1"/>
     <w:lsdException w:name="TOC Heading" w:semiHidden="1" w:uiPriority="39" w:unhideWhenUsed="1" w:qFormat="1"/>
-    <w:lsdException w:name="Plain Table 5" w:semiHidden="1" w:unhideWhenUsed="1"/>
-    <w:lsdException w:name="Grid Table Light" w:semiHidden="1" w:unhideWhenUsed="1"/>
-    <w:lsdException w:name="Grid Table 1 Light" w:semiHidden="1" w:unhideWhenUsed="1"/>
-    <w:lsdException w:name="Grid Table 2" w:semiHidden="1" w:unhideWhenUsed="1"/>
-    <w:lsdException w:name="Grid Table 3" w:semiHidden="1" w:unhideWhenUsed="1"/>
     <w:lsdException w:name="Grid Table 4" w:uiPriority="49"/>
     <w:lsdException w:name="Grid Table 5 Dark" w:uiPriority="50"/>
     <w:lsdException w:name="Grid Table 6 Colorful" w:uiPriority="51"/>
@@ -11186,6 +9276,7 @@
   <w:style w:type="character" w:default="1" w:styleId="DefaultParagraphFont">
     <w:name w:val="Default Paragraph Font"/>
     <w:uiPriority w:val="1"/>
+    <w:semiHidden/>
     <w:unhideWhenUsed/>
   </w:style>
   <w:style w:type="table" w:default="1" w:styleId="TableNormal">
@@ -21962,6 +20053,45 @@
       </w:tcPr>
     </w:tblStylePr>
   </w:style>
+  <w:style w:type="character" w:styleId="Hyperlink">
+    <w:name w:val="Hyperlink"/>
+    <w:basedOn w:val="DefaultParagraphFont"/>
+    <w:uiPriority w:val="99"/>
+    <w:unhideWhenUsed/>
+    <w:rsid w:val="00D87285"/>
+    <w:rPr>
+      <w:color w:val="0000FF" w:themeColor="hyperlink"/>
+      <w:u w:val="single"/>
+    </w:rPr>
+  </w:style>
+  <w:style w:type="character" w:styleId="UnresolvedMention">
+    <w:name w:val="Unresolved Mention"/>
+    <w:basedOn w:val="DefaultParagraphFont"/>
+    <w:uiPriority w:val="99"/>
+    <w:semiHidden/>
+    <w:unhideWhenUsed/>
+    <w:rsid w:val="00D87285"/>
+    <w:rPr>
+      <w:color w:val="605E5C"/>
+      <w:shd w:val="clear" w:color="auto" w:fill="E1DFDD"/>
+    </w:rPr>
+  </w:style>
+  <w:style w:type="paragraph" w:styleId="NormalWeb">
+    <w:name w:val="Normal (Web)"/>
+    <w:basedOn w:val="Normal"/>
+    <w:uiPriority w:val="99"/>
+    <w:unhideWhenUsed/>
+    <w:rsid w:val="009E2F3F"/>
+    <w:pPr>
+      <w:spacing w:before="100" w:beforeAutospacing="1" w:after="100" w:afterAutospacing="1" w:line="240" w:lineRule="auto"/>
+    </w:pPr>
+    <w:rPr>
+      <w:rFonts w:ascii="Times New Roman" w:eastAsia="Times New Roman" w:hAnsi="Times New Roman" w:cs="Times New Roman"/>
+      <w:color w:val="auto"/>
+      <w:sz w:val="24"/>
+      <w:szCs w:val="24"/>
+    </w:rPr>
+  </w:style>
 </w:styles>
 </file>
 
